--- a/Spiromatic_Teachers_Guide_v2.docx
+++ b/Spiromatic_Teachers_Guide_v2.docx
@@ -3744,7 +3744,7 @@
                 <w:sz w:val="20"/>
                 <w:szCs w:val="20"/>
               </w:rPr>
-              <w:t xml:space="preserve">24-slide deck: the math (animated), stepper vs. servo, the code line by line, challenges. GIF animations play in slideshow mode (F5).</w:t>
+              <w:t xml:space="preserve">25-slide deck: the math (animated), stepper vs. servo, the code line by line, challenges. GIF animations play in slideshow mode (F5).</w:t>
             </w:r>
           </w:p>
         </w:tc>
@@ -3978,7 +3978,7 @@
           <w:bCs/>
           <w:color w:val="0F2461"/>
         </w:rPr>
-        <w:t xml:space="preserve">Step 1: The Math, Gently (deck slides 1–12)</w:t>
+        <w:t xml:space="preserve">Step 1: The Math, Gently (deck slides 1–13)</w:t>
       </w:r>
     </w:p>
     <w:p>
@@ -4020,7 +4020,7 @@
           <w:bCs/>
           <w:color w:val="0F2461"/>
         </w:rPr>
-        <w:t xml:space="preserve">Step 3: The Motors and the Code (deck slides 13–21)</w:t>
+        <w:t xml:space="preserve">Step 3: The Motors and the Code (deck slides 14–22)</w:t>
       </w:r>
     </w:p>
     <w:p>
@@ -4062,7 +4062,7 @@
           <w:bCs/>
           <w:color w:val="0F2461"/>
         </w:rPr>
-        <w:t xml:space="preserve">Step 5: Challenges (deck slide 23)</w:t>
+        <w:t xml:space="preserve">Step 5: Challenges (deck slide 24)</w:t>
       </w:r>
     </w:p>
     <w:p>

--- a/Spiromatic_Teachers_Guide_v2.docx
+++ b/Spiromatic_Teachers_Guide_v2.docx
@@ -59,7 +59,7 @@
           <w:sz w:val="20"/>
           <w:szCs w:val="20"/>
         </w:rPr>
-        <w:t xml:space="preserve">CIJE  •  UPDATED EDITION</w:t>
+        <w:t xml:space="preserve">CIJE  •  STEPPER + SERVO EDITION</w:t>
       </w:r>
     </w:p>
     <w:p>
@@ -147,10 +147,10 @@
           <w:bCs/>
           <w:color w:val="0F2461"/>
         </w:rPr>
-        <w:t xml:space="preserve">Build Progression Reference</w:t>
-      </w:r>
-      <w:r>
-        <w:t xml:space="preserve"> — stage-by-stage pictures of the machine as it grows (one motor → two → sensor → final), for your own reference while guiding builds.</w:t>
+        <w:t xml:space="preserve">Rebuilt around the stepper + servo architecture.</w:t>
+      </w:r>
+      <w:r>
+        <w:t xml:space="preserve"> The platter keeps its library-free stepper; the drawing arm is now the kit's servo. One driver board, three servo wires, no interleaved multitasking, no homing sensor. The old two-stepper + IR build is preserved as an advanced extension.</w:t>
       </w:r>
     </w:p>
     <w:p>
@@ -168,10 +168,10 @@
           <w:bCs/>
           <w:color w:val="0F2461"/>
         </w:rPr>
-        <w:t xml:space="preserve">New troubleshooting notes</w:t>
-      </w:r>
-      <w:r>
-        <w:t xml:space="preserve"> — step-delay pitfalls and the "spinning or vibrating?" test, based on classroom feedback.</w:t>
+        <w:t xml:space="preserve">The cosine shape engine.</w:t>
+      </w:r>
+      <w:r>
+        <w:t xml:space="preserve"> The curriculum now aims at one destination: every shape is a rule, distance = f(angle), and cos(angle) generates almost all of them. Lesson 5 teaches it with a deck, a browser simulator, and leveled challenges.</w:t>
       </w:r>
     </w:p>
     <w:p>
@@ -189,10 +189,10 @@
           <w:bCs/>
           <w:color w:val="0F2461"/>
         </w:rPr>
-        <w:t xml:space="preserve">Pen Setup — Before Art Day</w:t>
-      </w:r>
-      <w:r>
-        <w:t xml:space="preserve"> — a dedicated section on pen pressure, the most common end-of-project frustration.</w:t>
+        <w:t xml:space="preserve">Build Progression Reference</w:t>
+      </w:r>
+      <w:r>
+        <w:t xml:space="preserve"> — stage-by-stage pictures of the machine as it grows, for your own reference while guiding builds.</w:t>
       </w:r>
     </w:p>
     <w:p>
@@ -210,10 +210,10 @@
           <w:bCs/>
           <w:color w:val="0F2461"/>
         </w:rPr>
-        <w:t xml:space="preserve">Lesson 5: Drawing with Math</w:t>
-      </w:r>
-      <w:r>
-        <w:t xml:space="preserve"> — shape recipes (flower, heart, square, mandala...), a slide deck, an on-screen simulator, and leveled challenges with a teacher answer key.</w:t>
+        <w:t xml:space="preserve">Pen Setup — Before Art Day</w:t>
+      </w:r>
+      <w:r>
+        <w:t xml:space="preserve"> — a dedicated section on pen pressure, plus classroom-tested troubleshooting notes (step-delay pitfalls, the "spinning or vibrating?" test).</w:t>
       </w:r>
     </w:p>
     <w:p>
@@ -295,7 +295,7 @@
         <w:spacing w:after="80"/>
       </w:pPr>
       <w:r>
-        <w:t xml:space="preserve">Differentiate between stepper motors and servo motors, understanding when to use each</w:t>
+        <w:t xml:space="preserve">Differentiate between stepper motors and servo motors, understanding when to use each — and use BOTH in one machine</w:t>
       </w:r>
     </w:p>
     <w:p>
@@ -321,7 +321,7 @@
         <w:spacing w:after="80"/>
       </w:pPr>
       <w:r>
-        <w:t xml:space="preserve">Implement IR object detection for homing and position tracking</w:t>
+        <w:t xml:space="preserve">Command a servo by angle, and time its motion with millis() instead of blocking delays</w:t>
       </w:r>
     </w:p>
     <w:p>
@@ -334,7 +334,7 @@
         <w:spacing w:after="80"/>
       </w:pPr>
       <w:r>
-        <w:t xml:space="preserve">Experiment with code parameters to create unique artistic outputs</w:t>
+        <w:t xml:space="preserve">Track position by counting steps (stepCount) — the software version of homing</w:t>
       </w:r>
     </w:p>
     <w:p>
@@ -358,7 +358,7 @@
         <w:t xml:space="preserve">cos(angle)</w:t>
       </w:r>
       <w:r>
-        <w:t xml:space="preserve"> — to the shapes the machine draws (Lesson 5)</w:t>
+        <w:t xml:space="preserve"> — to the shapes the machine draws, and invent shape rules of their own</w:t>
       </w:r>
     </w:p>
     <w:p>
@@ -398,7 +398,7 @@
         <w:spacing w:after="80"/>
       </w:pPr>
       <w:r>
-        <w:t xml:space="preserve">Stepper motors (2) with driver boards (ULN2003 or similar)</w:t>
+        <w:t xml:space="preserve">Stepper motor (28BYJ-48) with ULN2003 driver board — the platter</w:t>
       </w:r>
     </w:p>
     <w:p>
@@ -411,7 +411,7 @@
         <w:spacing w:after="80"/>
       </w:pPr>
       <w:r>
-        <w:t xml:space="preserve">Servo motor</w:t>
+        <w:t xml:space="preserve">SG90 micro servo — the drawing arm</w:t>
       </w:r>
     </w:p>
     <w:p>
@@ -424,7 +424,7 @@
         <w:spacing w:after="80"/>
       </w:pPr>
       <w:r>
-        <w:t xml:space="preserve">IR sensor module</w:t>
+        <w:t xml:space="preserve">Second stepper + driver and IR sensor module (used only in the Legacy Two-Stepper extension)</w:t>
       </w:r>
     </w:p>
     <w:p>
@@ -490,15 +490,15 @@
           <w:bCs/>
           <w:color w:val="0F2461"/>
         </w:rPr>
-        <w:t xml:space="preserve">Background: Understanding Stepper Motors</w:t>
-      </w:r>
-    </w:p>
-    <w:p>
-      <w:pPr>
-        <w:spacing w:after="140"/>
-      </w:pPr>
-      <w:r>
-        <w:t xml:space="preserve">Before students begin building, it is important they understand the core technology driving the Spiromatic: stepper motors. This section provides a concise primer you can use as a mini-lecture or handout. A video tutorial ("Stepper Motor Tutorial", YouTube) offers a visual introduction.</w:t>
+        <w:t xml:space="preserve">Background: The Two Motors</w:t>
+      </w:r>
+    </w:p>
+    <w:p>
+      <w:pPr>
+        <w:spacing w:after="140"/>
+      </w:pPr>
+      <w:r>
+        <w:t xml:space="preserve">Before students begin building, it is important they understand the two technologies driving the Spiromatic: a stepper motor for the platter and a servo for the arm. This section is a concise primer you can use as a mini-lecture or handout. A video tutorial ("Stepper Motor Tutorial", YouTube) offers a visual introduction.</w:t>
       </w:r>
     </w:p>
     <w:p>
@@ -534,15 +534,15 @@
           <w:bCs/>
           <w:color w:val="1E5AE8"/>
         </w:rPr>
-        <w:t xml:space="preserve">How It Works</w:t>
-      </w:r>
-    </w:p>
-    <w:p>
-      <w:pPr>
-        <w:spacing w:after="140"/>
-      </w:pPr>
-      <w:r>
-        <w:t xml:space="preserve">Inside a stepper motor are multiple sets of wire coils (usually four) arranged around a toothed gear-shaped rotor. By energizing the coils in a specific sequence, the rotor advances one step at a time. The 28BYJ-48 stepper motor commonly used in classroom kits has 2,048 steps per full revolution, giving it fine-grained control.</w:t>
+        <w:t xml:space="preserve">How the Stepper Works</w:t>
+      </w:r>
+    </w:p>
+    <w:p>
+      <w:pPr>
+        <w:spacing w:after="140"/>
+      </w:pPr>
+      <w:r>
+        <w:t xml:space="preserve">Inside a stepper motor are multiple sets of wire coils (usually four) arranged around a toothed gear-shaped rotor. By energizing the coils in a specific sequence, the rotor advances one step at a time. The 28BYJ-48 stepper motor in the kit takes 2,048 steps per full revolution, giving it fine-grained control.</w:t>
       </w:r>
     </w:p>
     <w:p>
@@ -559,6 +559,40 @@
       </w:r>
       <w:r>
         <w:t xml:space="preserve">by controlling the order and timing in which the coils receive power, we control both the direction and speed of the motor. This is why we can drive a stepper without a library — we simply send HIGH and LOW signals to the four control pins in the right sequence.</w:t>
+      </w:r>
+    </w:p>
+    <w:p>
+      <w:pPr>
+        <w:pStyle w:val="Heading2"/>
+        <w:spacing w:after="120" w:before="280"/>
+      </w:pPr>
+      <w:r>
+        <w:rPr>
+          <w:b/>
+          <w:bCs/>
+          <w:color w:val="1E5AE8"/>
+        </w:rPr>
+        <w:t xml:space="preserve">What Is a Servo?</w:t>
+      </w:r>
+    </w:p>
+    <w:p>
+      <w:pPr>
+        <w:spacing w:after="140"/>
+      </w:pPr>
+      <w:r>
+        <w:t xml:space="preserve">A servo is the stepper's easygoing cousin. You do not manage its coils and you do not pulse it constantly — you simply tell it an angle, </w:t>
+      </w:r>
+      <w:r>
+        <w:rPr>
+          <w:rFonts w:ascii="Courier New" w:cs="Courier New" w:eastAsia="Courier New" w:hAnsi="Courier New"/>
+          <w:color w:val="0F2461"/>
+          <w:sz w:val="19"/>
+          <w:szCs w:val="19"/>
+        </w:rPr>
+        <w:t xml:space="preserve">arm.write(135)</w:t>
+      </w:r>
+      <w:r>
+        <w:t xml:space="preserve">, and it goes there and holds position on its own. It connects with three wires (signal, 5V, ground) and uses the built-in Servo library. Its limit: it can only point within a half circle, 0–180°. It can never spin all the way around — which is exactly why the platter is a stepper and the arm is a servo.</w:t>
       </w:r>
     </w:p>
     <w:p>
@@ -732,7 +766,7 @@
                 <w:sz w:val="20"/>
                 <w:szCs w:val="20"/>
               </w:rPr>
-              <w:t xml:space="preserve">Rotates to a specific angle (typically 0–180°)</w:t>
+              <w:t xml:space="preserve">Rotates to a specific angle (0–180°) and holds it</w:t>
             </w:r>
           </w:p>
         </w:tc>
@@ -806,7 +840,7 @@
                 <w:sz w:val="20"/>
                 <w:szCs w:val="20"/>
               </w:rPr>
-              <w:t xml:space="preserve">PWM signal on a single pin</w:t>
+              <w:t xml:space="preserve">One command on a single signal pin</w:t>
             </w:r>
           </w:p>
         </w:tc>
@@ -854,7 +888,7 @@
                 <w:sz w:val="20"/>
                 <w:szCs w:val="20"/>
               </w:rPr>
-              <w:t xml:space="preserve">High (thousands of steps per revolution)</w:t>
+              <w:t xml:space="preserve">High (2,048 steps per revolution)</w:t>
             </w:r>
           </w:p>
         </w:tc>
@@ -903,7 +937,7 @@
                 <w:sz w:val="20"/>
                 <w:szCs w:val="20"/>
               </w:rPr>
-              <w:t xml:space="preserve">Use in Spiromatic</w:t>
+              <w:t xml:space="preserve">Attention needed</w:t>
             </w:r>
           </w:p>
         </w:tc>
@@ -927,7 +961,7 @@
                 <w:sz w:val="20"/>
                 <w:szCs w:val="20"/>
               </w:rPr>
-              <w:t xml:space="preserve">Drawing platter rotation and arm sweep</w:t>
+              <w:t xml:space="preserve">Constant — no pulses, no motion</w:t>
             </w:r>
           </w:p>
         </w:tc>
@@ -951,7 +985,7 @@
                 <w:sz w:val="20"/>
                 <w:szCs w:val="20"/>
               </w:rPr>
-              <w:t xml:space="preserve">Pen lift, fine positioning, or the arm in the simplified Lesson 5 build</w:t>
+              <w:t xml:space="preserve">None between commands — it holds position itself</w:t>
             </w:r>
           </w:p>
         </w:tc>
@@ -976,6 +1010,78 @@
                 <w:sz w:val="20"/>
                 <w:szCs w:val="20"/>
               </w:rPr>
+              <w:t xml:space="preserve">Use in Spiromatic</w:t>
+            </w:r>
+          </w:p>
+        </w:tc>
+        <w:tc>
+          <w:tcPr>
+            <w:tcW w:type="dxa" w:w="4000"/>
+            <w:tcMar>
+              <w:top w:type="dxa" w:w="80"/>
+              <w:left w:type="dxa" w:w="120"/>
+              <w:bottom w:type="dxa" w:w="80"/>
+              <w:right w:type="dxa" w:w="120"/>
+            </w:tcMar>
+          </w:tcPr>
+          <w:p>
+            <w:r>
+              <w:rPr>
+                <w:b w:val="false"/>
+                <w:bCs w:val="false"/>
+                <w:color w:val="333333"/>
+                <w:sz w:val="20"/>
+                <w:szCs w:val="20"/>
+              </w:rPr>
+              <w:t xml:space="preserve">Drawing platter (endless, precise spin)</w:t>
+            </w:r>
+          </w:p>
+        </w:tc>
+        <w:tc>
+          <w:tcPr>
+            <w:tcW w:type="dxa" w:w="3720"/>
+            <w:tcMar>
+              <w:top w:type="dxa" w:w="80"/>
+              <w:left w:type="dxa" w:w="120"/>
+              <w:bottom w:type="dxa" w:w="80"/>
+              <w:right w:type="dxa" w:w="120"/>
+            </w:tcMar>
+          </w:tcPr>
+          <w:p>
+            <w:r>
+              <w:rPr>
+                <w:b w:val="false"/>
+                <w:bCs w:val="false"/>
+                <w:color w:val="333333"/>
+                <w:sz w:val="20"/>
+                <w:szCs w:val="20"/>
+              </w:rPr>
+              <w:t xml:space="preserve">Drawing arm (simple, steady sweep)</w:t>
+            </w:r>
+          </w:p>
+        </w:tc>
+      </w:tr>
+      <w:tr>
+        <w:tc>
+          <w:tcPr>
+            <w:tcW w:type="dxa" w:w="2000"/>
+            <w:shd w:fill="F7F9FE" w:val="clear"/>
+            <w:tcMar>
+              <w:top w:type="dxa" w:w="80"/>
+              <w:left w:type="dxa" w:w="120"/>
+              <w:bottom w:type="dxa" w:w="80"/>
+              <w:right w:type="dxa" w:w="120"/>
+            </w:tcMar>
+          </w:tcPr>
+          <w:p>
+            <w:r>
+              <w:rPr>
+                <w:b w:val="false"/>
+                <w:bCs w:val="false"/>
+                <w:color w:val="333333"/>
+                <w:sz w:val="20"/>
+                <w:szCs w:val="20"/>
+              </w:rPr>
               <w:t xml:space="preserve">Library needed?</w:t>
             </w:r>
           </w:p>
@@ -983,6 +1089,7 @@
         <w:tc>
           <w:tcPr>
             <w:tcW w:type="dxa" w:w="4000"/>
+            <w:shd w:fill="F7F9FE" w:val="clear"/>
             <w:tcMar>
               <w:top w:type="dxa" w:w="80"/>
               <w:left w:type="dxa" w:w="120"/>
@@ -1006,23 +1113,24 @@
         <w:tc>
           <w:tcPr>
             <w:tcW w:type="dxa" w:w="3720"/>
-            <w:tcMar>
-              <w:top w:type="dxa" w:w="80"/>
-              <w:left w:type="dxa" w:w="120"/>
-              <w:bottom w:type="dxa" w:w="80"/>
-              <w:right w:type="dxa" w:w="120"/>
-            </w:tcMar>
-          </w:tcPr>
-          <w:p>
-            <w:r>
-              <w:rPr>
-                <w:b w:val="false"/>
-                <w:bCs w:val="false"/>
-                <w:color w:val="333333"/>
-                <w:sz w:val="20"/>
-                <w:szCs w:val="20"/>
-              </w:rPr>
-              <w:t xml:space="preserve">Yes – typically uses the Servo library</w:t>
+            <w:shd w:fill="F7F9FE" w:val="clear"/>
+            <w:tcMar>
+              <w:top w:type="dxa" w:w="80"/>
+              <w:left w:type="dxa" w:w="120"/>
+              <w:bottom w:type="dxa" w:w="80"/>
+              <w:right w:type="dxa" w:w="120"/>
+            </w:tcMar>
+          </w:tcPr>
+          <w:p>
+            <w:r>
+              <w:rPr>
+                <w:b w:val="false"/>
+                <w:bCs w:val="false"/>
+                <w:color w:val="333333"/>
+                <w:sz w:val="20"/>
+                <w:szCs w:val="20"/>
+              </w:rPr>
+              <w:t xml:space="preserve">Yes – the built-in Servo library</w:t>
             </w:r>
           </w:p>
         </w:tc>
@@ -1729,7 +1837,7 @@
           <w:bCs/>
           <w:color w:val="1E5AE8"/>
         </w:rPr>
-        <w:t xml:space="preserve">  New — watch out: </w:t>
+        <w:t xml:space="preserve">  Watch out: </w:t>
       </w:r>
       <w:r>
         <w:rPr>
@@ -1737,7 +1845,7 @@
           <w:iCs/>
           <w:color w:val="333333"/>
         </w:rPr>
-        <w:t xml:space="preserve">Step-delay safe range: keep the delay between steps roughly 2–15 ms while drawing. Below ~2 ms the 28BYJ-48 can't keep up — it buzzes and vibrates instead of turning. Very long delays make motion jerky, and blocking delays in combined code will freeze the other motor (see Lesson 3).  </w:t>
+        <w:t xml:space="preserve">Step-delay safe range: keep the delay between steps roughly 2–15 ms while drawing. Below ~2 ms the 28BYJ-48 can't keep up — it buzzes and vibrates instead of turning. And any long blocking delay() elsewhere in the sketch interrupts the coil rhythm (see Lesson 3).  </w:t>
       </w:r>
     </w:p>
     <w:p>
@@ -1752,7 +1860,7 @@
           <w:bCs/>
           <w:color w:val="1E5AE8"/>
         </w:rPr>
-        <w:t xml:space="preserve">  New — quick test: </w:t>
+        <w:t xml:space="preserve">  Quick test: </w:t>
       </w:r>
       <w:r>
         <w:rPr>
@@ -1760,7 +1868,7 @@
           <w:iCs/>
           <w:color w:val="333333"/>
         </w:rPr>
-        <w:t xml:space="preserve">Spinning or just vibrating? Tape a paper clip or small cardboard flag to the motor shaft (or clip an LED wire around it). If the flag turns, the motor is really rotating; if it just trembles, check the wire order and the step delay. This 10-second test saves long debugging sessions.  </w:t>
+        <w:t xml:space="preserve">Spinning or just vibrating? Tape a paper clip or small cardboard flag to the motor shaft. If the flag turns, the motor is really rotating; if it just trembles, check the wire order and the step delay. This 10-second test saves long debugging sessions.  </w:t>
       </w:r>
     </w:p>
     <w:p>
@@ -1779,26 +1887,26 @@
           <w:bCs/>
           <w:color w:val="0F2461"/>
         </w:rPr>
-        <w:t xml:space="preserve">Build Progression Reference (for the teacher)</w:t>
-      </w:r>
-    </w:p>
-    <w:p>
-      <w:pPr>
-        <w:spacing w:after="140"/>
-      </w:pPr>
-      <w:r>
-        <w:t xml:space="preserve">These staged pictures show how a typical Spiromatic grows, so you can see at a glance what "done" looks like at each phase. They are a </w:t>
-      </w:r>
-      <w:r>
-        <w:rPr>
-          <w:b/>
-          <w:bCs/>
-          <w:color w:val="0F2461"/>
-        </w:rPr>
-        <w:t xml:space="preserve">teacher reference</w:t>
-      </w:r>
-      <w:r>
-        <w:t xml:space="preserve">, not a student blueprint — every upcycled build will look different, and that's the point. The checkpoint under each stage is the gate: don't let a group move on until it passes.</w:t>
+        <w:t xml:space="preserve">Wiring Diagram</w:t>
+      </w:r>
+    </w:p>
+    <w:p>
+      <w:pPr>
+        <w:spacing w:after="140"/>
+      </w:pPr>
+      <w:r>
+        <w:t xml:space="preserve">Every connection in the project, on one page. Lessons 1 and 2 reference this diagram; keep it projected during wiring sessions. The breadboard power rail matters: the driver board and the servo </w:t>
+      </w:r>
+      <w:r>
+        <w:rPr>
+          <w:b/>
+          <w:bCs/>
+          <w:color w:val="0F2461"/>
+        </w:rPr>
+        <w:t xml:space="preserve">share</w:t>
+      </w:r>
+      <w:r>
+        <w:t xml:space="preserve"> the Arduino's 5V and GND through the rail, so everything has a common ground.</w:t>
       </w:r>
     </w:p>
     <w:p>
@@ -1809,7 +1917,7 @@
       <w:r>
         <w:drawing>
           <wp:inline distT="0" distB="0" distL="0" distR="0">
-            <wp:extent cx="5715000" cy="3771900"/>
+            <wp:extent cx="5905500" cy="3895725"/>
             <wp:effectExtent t="0" r="0" b="0" l="0"/>
             <wp:docPr id="1" name="" descr="" title=""/>
             <wp:cNvGraphicFramePr>
@@ -1834,7 +1942,7 @@
                   <pic:spPr bwMode="auto">
                     <a:xfrm>
                       <a:off x="0" y="0"/>
-                      <a:ext cx="5715000" cy="3771900"/>
+                      <a:ext cx="5905500" cy="3895725"/>
                     </a:xfrm>
                     <a:prstGeom prst="rect">
                       <a:avLst/>
@@ -1860,7 +1968,68 @@
           <w:sz w:val="19"/>
           <w:szCs w:val="19"/>
         </w:rPr>
-        <w:t xml:space="preserve">Stage 1 — Platter first: one stepper, one driver, spinning disc. (Pairs with Lesson 1.)</w:t>
+        <w:t xml:space="preserve">The complete wiring: stepper → driver → pins 8–11; servo signal → pin 6; power shared on the rail.</w:t>
+      </w:r>
+    </w:p>
+    <w:p>
+      <w:pPr>
+        <w:shd w:fill="E8EFFD" w:val="clear"/>
+        <w:spacing w:after="200" w:before="120"/>
+        <w:ind w:left="120" w:right="120"/>
+      </w:pPr>
+      <w:r>
+        <w:rPr>
+          <w:b/>
+          <w:bCs/>
+          <w:color w:val="1E5AE8"/>
+        </w:rPr>
+        <w:t xml:space="preserve">  Teacher Tip: </w:t>
+      </w:r>
+      <w:r>
+        <w:rPr>
+          <w:i/>
+          <w:iCs/>
+          <w:color w:val="333333"/>
+        </w:rPr>
+        <w:t xml:space="preserve">Wire color discipline saves class time: insist that every group uses the same color for the same job (e.g., orange is always the servo signal). Debugging someone else's rainbow is a lesson nobody needs twice.  </w:t>
+      </w:r>
+    </w:p>
+    <w:p>
+      <w:r>
+        <w:br w:type="page"/>
+      </w:r>
+    </w:p>
+    <w:p>
+      <w:pPr>
+        <w:pStyle w:val="Heading1"/>
+        <w:spacing w:after="160" w:before="400"/>
+      </w:pPr>
+      <w:r>
+        <w:rPr>
+          <w:b/>
+          <w:bCs/>
+          <w:color w:val="0F2461"/>
+        </w:rPr>
+        <w:t xml:space="preserve">Build Progression Reference (for the teacher)</w:t>
+      </w:r>
+    </w:p>
+    <w:p>
+      <w:pPr>
+        <w:spacing w:after="140"/>
+      </w:pPr>
+      <w:r>
+        <w:t xml:space="preserve">These staged pictures show how a typical Spiromatic grows, so you can see at a glance what "done" looks like at each phase. They are a </w:t>
+      </w:r>
+      <w:r>
+        <w:rPr>
+          <w:b/>
+          <w:bCs/>
+          <w:color w:val="0F2461"/>
+        </w:rPr>
+        <w:t xml:space="preserve">teacher reference</w:t>
+      </w:r>
+      <w:r>
+        <w:t xml:space="preserve">, not a student blueprint — every upcycled build will look different, and that's the point. The checkpoint under each stage is the gate: don't let a group move on until it passes.</w:t>
       </w:r>
     </w:p>
     <w:p>
@@ -1922,7 +2091,7 @@
           <w:sz w:val="19"/>
           <w:szCs w:val="19"/>
         </w:rPr>
-        <w:t xml:space="preserve">Stage 2 — Add the drawing arm: second stepper on a riser box. (Pairs with Lesson 2.)</w:t>
+        <w:t xml:space="preserve">Stage 1 — Platter first: one stepper, one driver, spinning disc. (Pairs with Lesson 1.)</w:t>
       </w:r>
     </w:p>
     <w:p>
@@ -1984,7 +2153,7 @@
           <w:sz w:val="19"/>
           <w:szCs w:val="19"/>
         </w:rPr>
-        <w:t xml:space="preserve">Stage 3 — Add the IR sensor: a flag on the arm passes the sensor for homing. (Pairs with Lesson 3.)</w:t>
+        <w:t xml:space="preserve">Stage 2 — Add the servo arm: SG90 on a riser box, arm on the horn, three wires straight to the Arduino. (Pairs with Lesson 2.)</w:t>
       </w:r>
     </w:p>
     <w:p>
@@ -2046,7 +2215,7 @@
           <w:sz w:val="19"/>
           <w:szCs w:val="19"/>
         </w:rPr>
-        <w:t xml:space="preserve">Stage 4 — Final build: pen floats in a loose sleeve, drawing on the platter. (Pairs with Pen Setup and Lesson 4.)</w:t>
+        <w:t xml:space="preserve">Stage 3 — Final build: both motors running, pen floating in a loose sleeve. (Pairs with Lesson 3, Pen Setup, and Lesson 4.)</w:t>
       </w:r>
     </w:p>
     <w:p>
@@ -2190,7 +2359,7 @@
         <w:spacing w:after="80"/>
       </w:pPr>
       <w:r>
-        <w:t xml:space="preserve">What components do you need? What type of motors will you use?</w:t>
+        <w:t xml:space="preserve">What components do you need? Which motor should spin forever, and which should swing back and forth?</w:t>
       </w:r>
     </w:p>
     <w:p>
@@ -2203,7 +2372,7 @@
         <w:spacing w:after="80"/>
       </w:pPr>
       <w:r>
-        <w:t xml:space="preserve">How many motors will you utilize in your bot?</w:t>
+        <w:t xml:space="preserve">How do you plan on laying them out? Sketch a top-down view.</w:t>
       </w:r>
     </w:p>
     <w:p>
@@ -2216,7 +2385,7 @@
         <w:spacing w:after="80"/>
       </w:pPr>
       <w:r>
-        <w:t xml:space="preserve">How do you plan on laying them out? Sketch a top-down view.</w:t>
+        <w:t xml:space="preserve">How does it look from a side view (height)? Is the center of gravity stable?</w:t>
       </w:r>
     </w:p>
     <w:p>
@@ -2229,7 +2398,282 @@
         <w:spacing w:after="80"/>
       </w:pPr>
       <w:r>
-        <w:t xml:space="preserve">How does it look from a side view (height)? Is the center of gravity stable?</w:t>
+        <w:t xml:space="preserve">How will you grip the pen? How can you reduce pen mass if needed?</w:t>
+      </w:r>
+    </w:p>
+    <w:p>
+      <w:pPr>
+        <w:shd w:fill="E8EFFD" w:val="clear"/>
+        <w:spacing w:after="200" w:before="120"/>
+        <w:ind w:left="120" w:right="120"/>
+      </w:pPr>
+      <w:r>
+        <w:rPr>
+          <w:b/>
+          <w:bCs/>
+          <w:color w:val="1E5AE8"/>
+        </w:rPr>
+        <w:t xml:space="preserve">  Teacher Tip: </w:t>
+      </w:r>
+      <w:r>
+        <w:rPr>
+          <w:i/>
+          <w:iCs/>
+          <w:color w:val="333333"/>
+        </w:rPr>
+        <w:t xml:space="preserve">Encourage students to sketch their designs on paper before building. A quick side-view and top-view drawing helps catch structural problems early.  </w:t>
+      </w:r>
+    </w:p>
+    <w:p>
+      <w:pPr>
+        <w:pStyle w:val="Heading1"/>
+        <w:spacing w:after="160" w:before="400"/>
+      </w:pPr>
+      <w:r>
+        <w:rPr>
+          <w:b/>
+          <w:bCs/>
+          <w:color w:val="0F2461"/>
+        </w:rPr>
+        <w:t xml:space="preserve">Lesson 1: Stepper Control for the Drawing Platter (No Library)</w:t>
+      </w:r>
+    </w:p>
+    <w:p>
+      <w:pPr>
+        <w:spacing w:after="140"/>
+      </w:pPr>
+      <w:r>
+        <w:rPr>
+          <w:b/>
+          <w:bCs/>
+          <w:color w:val="0F2461"/>
+        </w:rPr>
+        <w:t xml:space="preserve">Skills: </w:t>
+      </w:r>
+      <w:r>
+        <w:t xml:space="preserve">Stepper motors, for loops, functions, digital output</w:t>
+      </w:r>
+    </w:p>
+    <w:p>
+      <w:pPr>
+        <w:pStyle w:val="Heading2"/>
+        <w:spacing w:after="120" w:before="280"/>
+      </w:pPr>
+      <w:r>
+        <w:rPr>
+          <w:b/>
+          <w:bCs/>
+          <w:color w:val="1E5AE8"/>
+        </w:rPr>
+        <w:t xml:space="preserve">Lesson Overview</w:t>
+      </w:r>
+    </w:p>
+    <w:p>
+      <w:pPr>
+        <w:spacing w:after="140"/>
+      </w:pPr>
+      <w:r>
+        <w:t xml:space="preserve">In this lesson, students will wire up the platter stepper and learn to control it by directly writing the coil sequence in code — no library required. By the end, the drawing platter should spin smoothly in both directions. (See Build Progression Reference, Stage 1.)</w:t>
+      </w:r>
+    </w:p>
+    <w:p>
+      <w:pPr>
+        <w:pStyle w:val="Heading2"/>
+        <w:spacing w:after="120" w:before="280"/>
+      </w:pPr>
+      <w:r>
+        <w:rPr>
+          <w:b/>
+          <w:bCs/>
+          <w:color w:val="1E5AE8"/>
+        </w:rPr>
+        <w:t xml:space="preserve">Step-by-Step Instructions</w:t>
+      </w:r>
+    </w:p>
+    <w:p>
+      <w:pPr>
+        <w:spacing w:after="60"/>
+      </w:pPr>
+      <w:r>
+        <w:rPr>
+          <w:b/>
+          <w:bCs/>
+          <w:color w:val="0F2461"/>
+        </w:rPr>
+        <w:t xml:space="preserve">Step 1: Review How Stepper Motors Work</w:t>
+      </w:r>
+    </w:p>
+    <w:p>
+      <w:pPr>
+        <w:spacing w:after="140"/>
+      </w:pPr>
+      <w:r>
+        <w:t xml:space="preserve">Use the stepper motor background section (or accompanying PowerPoint) to walk through coil sequences and the relationship between pulse timing and motor speed.</w:t>
+      </w:r>
+    </w:p>
+    <w:p>
+      <w:pPr>
+        <w:spacing w:after="60"/>
+      </w:pPr>
+      <w:r>
+        <w:rPr>
+          <w:b/>
+          <w:bCs/>
+          <w:color w:val="0F2461"/>
+        </w:rPr>
+        <w:t xml:space="preserve">Step 2: Wire the Drawing Platter Motor</w:t>
+      </w:r>
+    </w:p>
+    <w:p>
+      <w:pPr>
+        <w:spacing w:after="140"/>
+      </w:pPr>
+      <w:r>
+        <w:t xml:space="preserve">Students connect the stepper motor to the Arduino via the ULN2003 driver board using the wiring diagram provided (IN1–IN4 to pins 8–11).</w:t>
+      </w:r>
+    </w:p>
+    <w:p>
+      <w:pPr>
+        <w:spacing w:after="60"/>
+      </w:pPr>
+      <w:r>
+        <w:rPr>
+          <w:b/>
+          <w:bCs/>
+          <w:color w:val="0F2461"/>
+        </w:rPr>
+        <w:t xml:space="preserve">Step 3: Upload and Run the Base Code</w:t>
+      </w:r>
+    </w:p>
+    <w:p>
+      <w:pPr>
+        <w:spacing w:after="140"/>
+      </w:pPr>
+      <w:r>
+        <w:t xml:space="preserve">Students upload the provided platter test code. The motor should begin spinning. If it vibrates but does not rotate, check the wiring order — and use the paper-clip flag test from the Background section to confirm real rotation.</w:t>
+      </w:r>
+    </w:p>
+    <w:p>
+      <w:pPr>
+        <w:spacing w:after="60"/>
+      </w:pPr>
+      <w:r>
+        <w:rPr>
+          <w:b/>
+          <w:bCs/>
+          <w:color w:val="0F2461"/>
+        </w:rPr>
+        <w:t xml:space="preserve">Step 4: Slow It Down to Observe</w:t>
+      </w:r>
+    </w:p>
+    <w:p>
+      <w:pPr>
+        <w:spacing w:after="140"/>
+      </w:pPr>
+      <w:r>
+        <w:t xml:space="preserve">Have students increase the step delay (e.g., to 50–100 ms) so they can watch the LEDs on the driver board energize and rotate in sequence. This makes the coil pattern visible.</w:t>
+      </w:r>
+    </w:p>
+    <w:p>
+      <w:pPr>
+        <w:spacing w:after="60"/>
+      </w:pPr>
+      <w:r>
+        <w:rPr>
+          <w:b/>
+          <w:bCs/>
+          <w:color w:val="0F2461"/>
+        </w:rPr>
+        <w:t xml:space="preserve">Step 5: Create Functions for Direction Control</w:t>
+      </w:r>
+    </w:p>
+    <w:p>
+      <w:pPr>
+        <w:spacing w:after="140"/>
+      </w:pPr>
+      <w:r>
+        <w:t xml:space="preserve">Students write two functions — one for forward rotation and one for reverse. Hold a class discussion on naming conventions: should they use Increment/Decrement, Forward/Backward, Clockwise/Counterclockwise? Emphasize that professionals agree on variable names so code is shareable.</w:t>
+      </w:r>
+    </w:p>
+    <w:p>
+      <w:pPr>
+        <w:spacing w:after="60"/>
+      </w:pPr>
+      <w:r>
+        <w:rPr>
+          <w:b/>
+          <w:bCs/>
+          <w:color w:val="0F2461"/>
+        </w:rPr>
+        <w:t xml:space="preserve">Step 6: Count Every Step</w:t>
+      </w:r>
+    </w:p>
+    <w:p>
+      <w:pPr>
+        <w:spacing w:after="140"/>
+      </w:pPr>
+      <w:r>
+        <w:t xml:space="preserve">Introduce stepCount — a variable that goes up by one on every single step, forever. It seems pointless now; it becomes the hero of Lesson 3, because if you know where you started and count every step, you always know the paper's exact angle. This is how CNC machines, 3D printers, and hospital scanners know where they are.</w:t>
+      </w:r>
+    </w:p>
+    <w:p>
+      <w:pPr>
+        <w:shd w:fill="E8EFFD" w:val="clear"/>
+        <w:spacing w:after="200" w:before="120"/>
+        <w:ind w:left="120" w:right="120"/>
+      </w:pPr>
+      <w:r>
+        <w:rPr>
+          <w:b/>
+          <w:bCs/>
+          <w:color w:val="1E5AE8"/>
+        </w:rPr>
+        <w:t xml:space="preserve">  Teacher Tip: </w:t>
+      </w:r>
+      <w:r>
+        <w:rPr>
+          <w:i/>
+          <w:iCs/>
+          <w:color w:val="333333"/>
+        </w:rPr>
+        <w:t xml:space="preserve">Changing direction is about reversing the sequence of powering the coils. Challenge students to figure this out from the coil table before giving them the answer.  </w:t>
+      </w:r>
+    </w:p>
+    <w:p>
+      <w:pPr>
+        <w:shd w:fill="E8EFFD" w:val="clear"/>
+        <w:spacing w:after="200" w:before="120"/>
+        <w:ind w:left="120" w:right="120"/>
+      </w:pPr>
+      <w:r>
+        <w:rPr>
+          <w:b/>
+          <w:bCs/>
+          <w:color w:val="1E5AE8"/>
+        </w:rPr>
+        <w:t xml:space="preserve">  From classroom feedback: </w:t>
+      </w:r>
+      <w:r>
+        <w:rPr>
+          <w:i/>
+          <w:iCs/>
+          <w:color w:val="333333"/>
+        </w:rPr>
+        <w:t xml:space="preserve">The delay length matters more than students expect. Below ~2 ms the motor stalls and buzzes; an over-long delay elsewhere in the sketch can also interrupt the stepper's rhythm and make it stutter. When a working motor suddenly misbehaves after a code change, check what changed about timing first.  </w:t>
+      </w:r>
+    </w:p>
+    <w:p>
+      <w:pPr>
+        <w:pStyle w:val="Heading3"/>
+        <w:spacing w:after="100" w:before="220"/>
+      </w:pPr>
+      <w:r>
+        <w:rPr>
+          <w:b/>
+          <w:bCs/>
+          <w:color w:val="0F2461"/>
+        </w:rPr>
+        <w:t xml:space="preserve">Check for Understanding</w:t>
       </w:r>
     </w:p>
     <w:p>
@@ -2242,282 +2686,7 @@
         <w:spacing w:after="80"/>
       </w:pPr>
       <w:r>
-        <w:t xml:space="preserve">How will you grip the pen? How can you reduce pen mass if needed?</w:t>
-      </w:r>
-    </w:p>
-    <w:p>
-      <w:pPr>
-        <w:shd w:fill="E8EFFD" w:val="clear"/>
-        <w:spacing w:after="200" w:before="120"/>
-        <w:ind w:left="120" w:right="120"/>
-      </w:pPr>
-      <w:r>
-        <w:rPr>
-          <w:b/>
-          <w:bCs/>
-          <w:color w:val="1E5AE8"/>
-        </w:rPr>
-        <w:t xml:space="preserve">  Teacher Tip: </w:t>
-      </w:r>
-      <w:r>
-        <w:rPr>
-          <w:i/>
-          <w:iCs/>
-          <w:color w:val="333333"/>
-        </w:rPr>
-        <w:t xml:space="preserve">Encourage students to sketch their designs on paper before building. A quick side-view and top-view drawing helps catch structural problems early.  </w:t>
-      </w:r>
-    </w:p>
-    <w:p>
-      <w:pPr>
-        <w:pStyle w:val="Heading1"/>
-        <w:spacing w:after="160" w:before="400"/>
-      </w:pPr>
-      <w:r>
-        <w:rPr>
-          <w:b/>
-          <w:bCs/>
-          <w:color w:val="0F2461"/>
-        </w:rPr>
-        <w:t xml:space="preserve">Lesson 1: Stepper Control for the Drawing Platter (No Library)</w:t>
-      </w:r>
-    </w:p>
-    <w:p>
-      <w:pPr>
-        <w:spacing w:after="140"/>
-      </w:pPr>
-      <w:r>
-        <w:rPr>
-          <w:b/>
-          <w:bCs/>
-          <w:color w:val="0F2461"/>
-        </w:rPr>
-        <w:t xml:space="preserve">Skills: </w:t>
-      </w:r>
-      <w:r>
-        <w:t xml:space="preserve">Stepper motors, for loops, functions, digital output</w:t>
-      </w:r>
-    </w:p>
-    <w:p>
-      <w:pPr>
-        <w:pStyle w:val="Heading2"/>
-        <w:spacing w:after="120" w:before="280"/>
-      </w:pPr>
-      <w:r>
-        <w:rPr>
-          <w:b/>
-          <w:bCs/>
-          <w:color w:val="1E5AE8"/>
-        </w:rPr>
-        <w:t xml:space="preserve">Lesson Overview</w:t>
-      </w:r>
-    </w:p>
-    <w:p>
-      <w:pPr>
-        <w:spacing w:after="140"/>
-      </w:pPr>
-      <w:r>
-        <w:t xml:space="preserve">In this lesson, students will wire up their first stepper motor and learn to control it by directly writing the coil sequence in code — no library required. By the end, the drawing platter should spin smoothly in both directions. (See Build Progression Reference, Stage 1.)</w:t>
-      </w:r>
-    </w:p>
-    <w:p>
-      <w:pPr>
-        <w:pStyle w:val="Heading2"/>
-        <w:spacing w:after="120" w:before="280"/>
-      </w:pPr>
-      <w:r>
-        <w:rPr>
-          <w:b/>
-          <w:bCs/>
-          <w:color w:val="1E5AE8"/>
-        </w:rPr>
-        <w:t xml:space="preserve">Step-by-Step Instructions</w:t>
-      </w:r>
-    </w:p>
-    <w:p>
-      <w:pPr>
-        <w:spacing w:after="60"/>
-      </w:pPr>
-      <w:r>
-        <w:rPr>
-          <w:b/>
-          <w:bCs/>
-          <w:color w:val="0F2461"/>
-        </w:rPr>
-        <w:t xml:space="preserve">Step 1: Review How Stepper Motors Work</w:t>
-      </w:r>
-    </w:p>
-    <w:p>
-      <w:pPr>
-        <w:spacing w:after="140"/>
-      </w:pPr>
-      <w:r>
-        <w:t xml:space="preserve">Use the stepper motor background section (or accompanying PowerPoint) to walk through coil sequences and the relationship between pulse timing and motor speed.</w:t>
-      </w:r>
-    </w:p>
-    <w:p>
-      <w:pPr>
-        <w:spacing w:after="60"/>
-      </w:pPr>
-      <w:r>
-        <w:rPr>
-          <w:b/>
-          <w:bCs/>
-          <w:color w:val="0F2461"/>
-        </w:rPr>
-        <w:t xml:space="preserve">Step 2: Wire the Drawing Platter Motor</w:t>
-      </w:r>
-    </w:p>
-    <w:p>
-      <w:pPr>
-        <w:spacing w:after="140"/>
-      </w:pPr>
-      <w:r>
-        <w:t xml:space="preserve">Students connect the stepper motor to the Arduino via the ULN2003 driver board using the wiring diagram provided. Double-check that IN1–IN4 map to the correct Arduino pins.</w:t>
-      </w:r>
-    </w:p>
-    <w:p>
-      <w:pPr>
-        <w:spacing w:after="60"/>
-      </w:pPr>
-      <w:r>
-        <w:rPr>
-          <w:b/>
-          <w:bCs/>
-          <w:color w:val="0F2461"/>
-        </w:rPr>
-        <w:t xml:space="preserve">Step 3: Upload and Run the Base Code</w:t>
-      </w:r>
-    </w:p>
-    <w:p>
-      <w:pPr>
-        <w:spacing w:after="140"/>
-      </w:pPr>
-      <w:r>
-        <w:t xml:space="preserve">Students upload the provided platter test code. The motor should begin spinning. If it vibrates but does not rotate, check the wiring order — and use the paper-clip flag test from the Background section to confirm real rotation.</w:t>
-      </w:r>
-    </w:p>
-    <w:p>
-      <w:pPr>
-        <w:spacing w:after="60"/>
-      </w:pPr>
-      <w:r>
-        <w:rPr>
-          <w:b/>
-          <w:bCs/>
-          <w:color w:val="0F2461"/>
-        </w:rPr>
-        <w:t xml:space="preserve">Step 4: Slow It Down to Observe</w:t>
-      </w:r>
-    </w:p>
-    <w:p>
-      <w:pPr>
-        <w:spacing w:after="140"/>
-      </w:pPr>
-      <w:r>
-        <w:t xml:space="preserve">Have students increase the step delay (e.g., to 50–100 ms) so they can watch the LEDs on the driver board energize and rotate in sequence. This makes the coil pattern visible.</w:t>
-      </w:r>
-    </w:p>
-    <w:p>
-      <w:pPr>
-        <w:spacing w:after="60"/>
-      </w:pPr>
-      <w:r>
-        <w:rPr>
-          <w:b/>
-          <w:bCs/>
-          <w:color w:val="0F2461"/>
-        </w:rPr>
-        <w:t xml:space="preserve">Step 5: Create Functions for Direction Control</w:t>
-      </w:r>
-    </w:p>
-    <w:p>
-      <w:pPr>
-        <w:spacing w:after="140"/>
-      </w:pPr>
-      <w:r>
-        <w:t xml:space="preserve">Students write two functions — one for forward rotation and one for reverse. Hold a class discussion on naming conventions: should they use Increment/Decrement, Forward/Backward, Clockwise/Counterclockwise? Emphasize that professionals agree on variable names so code is shareable.</w:t>
-      </w:r>
-    </w:p>
-    <w:p>
-      <w:pPr>
-        <w:spacing w:after="60"/>
-      </w:pPr>
-      <w:r>
-        <w:rPr>
-          <w:b/>
-          <w:bCs/>
-          <w:color w:val="0F2461"/>
-        </w:rPr>
-        <w:t xml:space="preserve">Step 6: Use a For Loop for Timed Rotation</w:t>
-      </w:r>
-    </w:p>
-    <w:p>
-      <w:pPr>
-        <w:spacing w:after="140"/>
-      </w:pPr>
-      <w:r>
-        <w:t xml:space="preserve">Students write a for loop that spins the platter in one direction for a set number of steps, then reverses. Introduce the concept of an index variable to track how many rotations have been made.</w:t>
-      </w:r>
-    </w:p>
-    <w:p>
-      <w:pPr>
-        <w:shd w:fill="E8EFFD" w:val="clear"/>
-        <w:spacing w:after="200" w:before="120"/>
-        <w:ind w:left="120" w:right="120"/>
-      </w:pPr>
-      <w:r>
-        <w:rPr>
-          <w:b/>
-          <w:bCs/>
-          <w:color w:val="1E5AE8"/>
-        </w:rPr>
-        <w:t xml:space="preserve">  Teacher Tip: </w:t>
-      </w:r>
-      <w:r>
-        <w:rPr>
-          <w:i/>
-          <w:iCs/>
-          <w:color w:val="333333"/>
-        </w:rPr>
-        <w:t xml:space="preserve">Changing direction is about reversing the sequence of powering the coils. Challenge students to figure this out from the coil table before giving them the answer.  </w:t>
-      </w:r>
-    </w:p>
-    <w:p>
-      <w:pPr>
-        <w:shd w:fill="E8EFFD" w:val="clear"/>
-        <w:spacing w:after="200" w:before="120"/>
-        <w:ind w:left="120" w:right="120"/>
-      </w:pPr>
-      <w:r>
-        <w:rPr>
-          <w:b/>
-          <w:bCs/>
-          <w:color w:val="1E5AE8"/>
-        </w:rPr>
-        <w:t xml:space="preserve">  New — from classroom feedback: </w:t>
-      </w:r>
-      <w:r>
-        <w:rPr>
-          <w:i/>
-          <w:iCs/>
-          <w:color w:val="333333"/>
-        </w:rPr>
-        <w:t xml:space="preserve">The delay length matters more than students expect. Below ~2 ms the motor stalls and buzzes; from experience, an over-long delay elsewhere in the sketch can also interrupt the stepper's rhythm and make it stutter. When a working motor suddenly misbehaves after a code change, check what changed about timing first.  </w:t>
-      </w:r>
-    </w:p>
-    <w:p>
-      <w:pPr>
-        <w:pStyle w:val="Heading3"/>
-        <w:spacing w:after="100" w:before="220"/>
-      </w:pPr>
-      <w:r>
-        <w:rPr>
-          <w:b/>
-          <w:bCs/>
-          <w:color w:val="0F2461"/>
-        </w:rPr>
-        <w:t xml:space="preserve">Check for Understanding</w:t>
+        <w:t xml:space="preserve">Can the student spin the platter forward and backward on command?</w:t>
       </w:r>
     </w:p>
     <w:p>
@@ -2530,7 +2699,7 @@
         <w:spacing w:after="80"/>
       </w:pPr>
       <w:r>
-        <w:t xml:space="preserve">Can the student spin the platter forward and backward on command?</w:t>
+        <w:t xml:space="preserve">Can they explain which coil fires in which order?</w:t>
       </w:r>
     </w:p>
     <w:p>
@@ -2543,7 +2712,310 @@
         <w:spacing w:after="80"/>
       </w:pPr>
       <w:r>
-        <w:t xml:space="preserve">Can they explain which coil fires in which order?</w:t>
+        <w:t xml:space="preserve">Can they adjust the speed by changing the delay value?</w:t>
+      </w:r>
+    </w:p>
+    <w:p>
+      <w:pPr>
+        <w:pStyle w:val="Heading1"/>
+        <w:spacing w:after="160" w:before="400"/>
+      </w:pPr>
+      <w:r>
+        <w:rPr>
+          <w:b/>
+          <w:bCs/>
+          <w:color w:val="0F2461"/>
+        </w:rPr>
+        <w:t xml:space="preserve">Lesson 2: The Servo Arm</w:t>
+      </w:r>
+    </w:p>
+    <w:p>
+      <w:pPr>
+        <w:spacing w:after="140"/>
+      </w:pPr>
+      <w:r>
+        <w:rPr>
+          <w:b/>
+          <w:bCs/>
+          <w:color w:val="0F2461"/>
+        </w:rPr>
+        <w:t xml:space="preserve">Skills: </w:t>
+      </w:r>
+      <w:r>
+        <w:t xml:space="preserve">Servo control, angles, using a library, functions with parameters</w:t>
+      </w:r>
+    </w:p>
+    <w:p>
+      <w:pPr>
+        <w:pStyle w:val="Heading2"/>
+        <w:spacing w:after="120" w:before="280"/>
+      </w:pPr>
+      <w:r>
+        <w:rPr>
+          <w:b/>
+          <w:bCs/>
+          <w:color w:val="1E5AE8"/>
+        </w:rPr>
+        <w:t xml:space="preserve">Lesson Overview</w:t>
+      </w:r>
+    </w:p>
+    <w:p>
+      <w:pPr>
+        <w:spacing w:after="140"/>
+      </w:pPr>
+      <w:r>
+        <w:t xml:space="preserve">Students add the second motor — the SG90 servo that will carry the drawing arm — and discover how differently it behaves from the stepper they just tamed. Where Lesson 1 was about constant attention (feed the coils or nothing moves), this lesson is about delegation: tell the servo an angle and it handles the rest. (See Build Progression Reference, Stage 2.)</w:t>
+      </w:r>
+    </w:p>
+    <w:p>
+      <w:pPr>
+        <w:pStyle w:val="Heading2"/>
+        <w:spacing w:after="120" w:before="280"/>
+      </w:pPr>
+      <w:r>
+        <w:rPr>
+          <w:b/>
+          <w:bCs/>
+          <w:color w:val="1E5AE8"/>
+        </w:rPr>
+        <w:t xml:space="preserve">Step-by-Step Instructions</w:t>
+      </w:r>
+    </w:p>
+    <w:p>
+      <w:pPr>
+        <w:spacing w:after="60"/>
+      </w:pPr>
+      <w:r>
+        <w:rPr>
+          <w:b/>
+          <w:bCs/>
+          <w:color w:val="0F2461"/>
+        </w:rPr>
+        <w:t xml:space="preserve">Step 1: Wire the Servo</w:t>
+      </w:r>
+    </w:p>
+    <w:p>
+      <w:pPr>
+        <w:spacing w:after="140"/>
+      </w:pPr>
+      <w:r>
+        <w:t xml:space="preserve">Three wires, no driver board: orange (signal) to pin 6, red to 5V, brown to GND. Have students compare this to the stepper's wiring — four control pins plus a whole driver board. Ask why the servo needs so much less (the "driver" is built into the servo's case).</w:t>
+      </w:r>
+    </w:p>
+    <w:p>
+      <w:pPr>
+        <w:spacing w:after="60"/>
+      </w:pPr>
+      <w:r>
+        <w:rPr>
+          <w:b/>
+          <w:bCs/>
+          <w:color w:val="0F2461"/>
+        </w:rPr>
+        <w:t xml:space="preserve">Step 2: Say Hello with One Line</w:t>
+      </w:r>
+    </w:p>
+    <w:p>
+      <w:pPr>
+        <w:spacing w:after="140"/>
+      </w:pPr>
+      <w:r>
+        <w:t xml:space="preserve">Include the Servo library, attach the servo, and send it somewhere:</w:t>
+      </w:r>
+    </w:p>
+    <w:p>
+      <w:pPr>
+        <w:shd w:fill="F0F3FB" w:val="clear"/>
+        <w:spacing w:after="120"/>
+        <w:ind w:left="120"/>
+      </w:pPr>
+      <w:r>
+        <w:rPr>
+          <w:rFonts w:ascii="Courier New" w:cs="Courier New" w:eastAsia="Courier New" w:hAnsi="Courier New"/>
+          <w:color w:val="0F2461"/>
+          <w:sz w:val="19"/>
+          <w:szCs w:val="19"/>
+        </w:rPr>
+        <w:t xml:space="preserve">#include &lt;Servo.h&gt;</w:t>
+      </w:r>
+    </w:p>
+    <w:p>
+      <w:pPr>
+        <w:shd w:fill="F0F3FB" w:val="clear"/>
+        <w:spacing w:after="120"/>
+        <w:ind w:left="120"/>
+      </w:pPr>
+      <w:r>
+        <w:rPr>
+          <w:rFonts w:ascii="Courier New" w:cs="Courier New" w:eastAsia="Courier New" w:hAnsi="Courier New"/>
+          <w:color w:val="0F2461"/>
+          <w:sz w:val="19"/>
+          <w:szCs w:val="19"/>
+        </w:rPr>
+        <w:t xml:space="preserve">Servo arm;</w:t>
+      </w:r>
+    </w:p>
+    <w:p>
+      <w:pPr>
+        <w:shd w:fill="F0F3FB" w:val="clear"/>
+        <w:spacing w:after="120"/>
+        <w:ind w:left="120"/>
+      </w:pPr>
+      <w:r>
+        <w:rPr>
+          <w:rFonts w:ascii="Courier New" w:cs="Courier New" w:eastAsia="Courier New" w:hAnsi="Courier New"/>
+          <w:color w:val="0F2461"/>
+          <w:sz w:val="19"/>
+          <w:szCs w:val="19"/>
+        </w:rPr>
+        <w:t xml:space="preserve">arm.attach(6);</w:t>
+      </w:r>
+    </w:p>
+    <w:p>
+      <w:pPr>
+        <w:shd w:fill="F0F3FB" w:val="clear"/>
+        <w:spacing w:after="120"/>
+        <w:ind w:left="120"/>
+      </w:pPr>
+      <w:r>
+        <w:rPr>
+          <w:rFonts w:ascii="Courier New" w:cs="Courier New" w:eastAsia="Courier New" w:hAnsi="Courier New"/>
+          <w:color w:val="0F2461"/>
+          <w:sz w:val="19"/>
+          <w:szCs w:val="19"/>
+        </w:rPr>
+        <w:t xml:space="preserve">arm.write(90);   // go to 90 degrees... and that's it</w:t>
+      </w:r>
+    </w:p>
+    <w:p>
+      <w:pPr>
+        <w:spacing w:after="140"/>
+      </w:pPr>
+      <w:r>
+        <w:t xml:space="preserve">Let students change the number and re-upload a few times. The point lands by itself: with the stepper WE did everything; the servo does it for us.</w:t>
+      </w:r>
+    </w:p>
+    <w:p>
+      <w:pPr>
+        <w:spacing w:after="60"/>
+      </w:pPr>
+      <w:r>
+        <w:rPr>
+          <w:b/>
+          <w:bCs/>
+          <w:color w:val="0F2461"/>
+        </w:rPr>
+        <w:t xml:space="preserve">Step 3: Sweep with a For Loop</w:t>
+      </w:r>
+    </w:p>
+    <w:p>
+      <w:pPr>
+        <w:spacing w:after="140"/>
+      </w:pPr>
+      <w:r>
+        <w:t xml:space="preserve">Students reuse the for-loop skill from Lesson 1 to sweep the arm smoothly: a loop from armMin to armMax, arm.write(angle) with a short delay each degree, then a loop back down. Introduce armMin and armMax as named variables — the same tuning knobs used in every sketch for the rest of the unit.</w:t>
+      </w:r>
+    </w:p>
+    <w:p>
+      <w:pPr>
+        <w:spacing w:after="60"/>
+      </w:pPr>
+      <w:r>
+        <w:rPr>
+          <w:b/>
+          <w:bCs/>
+          <w:color w:val="0F2461"/>
+        </w:rPr>
+        <w:t xml:space="preserve">Step 4: Mount the Arm</w:t>
+      </w:r>
+    </w:p>
+    <w:p>
+      <w:pPr>
+        <w:spacing w:after="140"/>
+      </w:pPr>
+      <w:r>
+        <w:t xml:space="preserve">Attach a popsicle-stick arm to the servo horn (the small screw or a zip tie both work) and mount the servo on a riser box so the arm sweeps just above the platter. No pen yet.</w:t>
+      </w:r>
+    </w:p>
+    <w:p>
+      <w:pPr>
+        <w:spacing w:after="60"/>
+      </w:pPr>
+      <w:r>
+        <w:rPr>
+          <w:b/>
+          <w:bCs/>
+          <w:color w:val="0F2461"/>
+        </w:rPr>
+        <w:t xml:space="preserve">Step 5: Compare the Two Motors Out Loud</w:t>
+      </w:r>
+    </w:p>
+    <w:p>
+      <w:pPr>
+        <w:spacing w:after="140"/>
+      </w:pPr>
+      <w:r>
+        <w:t xml:space="preserve">Close with the stepper-vs-servo table from the Background section — except now every row is something they have physically felt. Ask: why is the platter a stepper and the arm a servo, and not the other way around? (The platter must spin forever; the arm only needs a half circle.)</w:t>
+      </w:r>
+    </w:p>
+    <w:p>
+      <w:pPr>
+        <w:shd w:fill="E8EFFD" w:val="clear"/>
+        <w:spacing w:after="200" w:before="120"/>
+        <w:ind w:left="120" w:right="120"/>
+      </w:pPr>
+      <w:r>
+        <w:rPr>
+          <w:b/>
+          <w:bCs/>
+          <w:color w:val="1E5AE8"/>
+        </w:rPr>
+        <w:t xml:space="preserve">  Teacher Tip: </w:t>
+      </w:r>
+      <w:r>
+        <w:rPr>
+          <w:i/>
+          <w:iCs/>
+          <w:color w:val="333333"/>
+        </w:rPr>
+        <w:t xml:space="preserve">Never force the horn around by hand while the servo is powered — command it with arm.write instead. Hand-forcing a powered servo strips its gears, and it will fight back confusingly.  </w:t>
+      </w:r>
+    </w:p>
+    <w:p>
+      <w:pPr>
+        <w:shd w:fill="E8EFFD" w:val="clear"/>
+        <w:spacing w:after="200" w:before="120"/>
+        <w:ind w:left="120" w:right="120"/>
+      </w:pPr>
+      <w:r>
+        <w:rPr>
+          <w:b/>
+          <w:bCs/>
+          <w:color w:val="1E5AE8"/>
+        </w:rPr>
+        <w:t xml:space="preserve">  Good to know: </w:t>
+      </w:r>
+      <w:r>
+        <w:rPr>
+          <w:i/>
+          <w:iCs/>
+          <w:color w:val="333333"/>
+        </w:rPr>
+        <w:t xml:space="preserve">A cheap servo may hum or tremble slightly while holding position. That's normal — it is constantly correcting itself. If it bothers the build, nudge the target angle by one degree.  </w:t>
+      </w:r>
+    </w:p>
+    <w:p>
+      <w:pPr>
+        <w:pStyle w:val="Heading3"/>
+        <w:spacing w:after="100" w:before="220"/>
+      </w:pPr>
+      <w:r>
+        <w:rPr>
+          <w:b/>
+          <w:bCs/>
+          <w:color w:val="0F2461"/>
+        </w:rPr>
+        <w:t xml:space="preserve">Check for Understanding</w:t>
       </w:r>
     </w:p>
     <w:p>
@@ -2556,194 +3028,7 @@
         <w:spacing w:after="80"/>
       </w:pPr>
       <w:r>
-        <w:t xml:space="preserve">Can they adjust the speed by changing the delay value?</w:t>
-      </w:r>
-    </w:p>
-    <w:p>
-      <w:pPr>
-        <w:pStyle w:val="Heading1"/>
-        <w:spacing w:after="160" w:before="400"/>
-      </w:pPr>
-      <w:r>
-        <w:rPr>
-          <w:b/>
-          <w:bCs/>
-          <w:color w:val="0F2461"/>
-        </w:rPr>
-        <w:t xml:space="preserve">Lesson 2: Stepper Control for the Drawing Arm (No Library)</w:t>
-      </w:r>
-    </w:p>
-    <w:p>
-      <w:pPr>
-        <w:spacing w:after="140"/>
-      </w:pPr>
-      <w:r>
-        <w:rPr>
-          <w:b/>
-          <w:bCs/>
-          <w:color w:val="0F2461"/>
-        </w:rPr>
-        <w:t xml:space="preserve">Skills: </w:t>
-      </w:r>
-      <w:r>
-        <w:t xml:space="preserve">Code replication, second motor wiring, function reuse</w:t>
-      </w:r>
-    </w:p>
-    <w:p>
-      <w:pPr>
-        <w:pStyle w:val="Heading2"/>
-        <w:spacing w:after="120" w:before="280"/>
-      </w:pPr>
-      <w:r>
-        <w:rPr>
-          <w:b/>
-          <w:bCs/>
-          <w:color w:val="1E5AE8"/>
-        </w:rPr>
-        <w:t xml:space="preserve">Lesson Overview</w:t>
-      </w:r>
-    </w:p>
-    <w:p>
-      <w:pPr>
-        <w:spacing w:after="140"/>
-      </w:pPr>
-      <w:r>
-        <w:t xml:space="preserve">Students will add a second stepper motor — the drawing arm — replicating and adapting the code from Lesson 1. This reinforces their understanding while introducing the challenge of managing two independent motors. (See Build Progression Reference, Stage 2.)</w:t>
-      </w:r>
-    </w:p>
-    <w:p>
-      <w:pPr>
-        <w:pStyle w:val="Heading2"/>
-        <w:spacing w:after="120" w:before="280"/>
-      </w:pPr>
-      <w:r>
-        <w:rPr>
-          <w:b/>
-          <w:bCs/>
-          <w:color w:val="1E5AE8"/>
-        </w:rPr>
-        <w:t xml:space="preserve">Step-by-Step Instructions</w:t>
-      </w:r>
-    </w:p>
-    <w:p>
-      <w:pPr>
-        <w:spacing w:after="60"/>
-      </w:pPr>
-      <w:r>
-        <w:rPr>
-          <w:b/>
-          <w:bCs/>
-          <w:color w:val="0F2461"/>
-        </w:rPr>
-        <w:t xml:space="preserve">Step 1: Wire the Second Stepper Motor</w:t>
-      </w:r>
-    </w:p>
-    <w:p>
-      <w:pPr>
-        <w:spacing w:after="140"/>
-      </w:pPr>
-      <w:r>
-        <w:t xml:space="preserve">Connect the arm stepper motor to a new set of Arduino pins via its own driver board. Refer to the wiring diagram for pin assignments.</w:t>
-      </w:r>
-    </w:p>
-    <w:p>
-      <w:pPr>
-        <w:spacing w:after="60"/>
-      </w:pPr>
-      <w:r>
-        <w:rPr>
-          <w:b/>
-          <w:bCs/>
-          <w:color w:val="0F2461"/>
-        </w:rPr>
-        <w:t xml:space="preserve">Step 2: Replicate the Code</w:t>
-      </w:r>
-    </w:p>
-    <w:p>
-      <w:pPr>
-        <w:spacing w:after="140"/>
-      </w:pPr>
-      <w:r>
-        <w:t xml:space="preserve">Students copy and adapt the platter code to create a new set of functions for the arm motor (e.g., armForward and armReverse). Use the stepper_arm_test_code as a reference.</w:t>
-      </w:r>
-    </w:p>
-    <w:p>
-      <w:pPr>
-        <w:spacing w:after="60"/>
-      </w:pPr>
-      <w:r>
-        <w:rPr>
-          <w:b/>
-          <w:bCs/>
-          <w:color w:val="0F2461"/>
-        </w:rPr>
-        <w:t xml:space="preserve">Step 3: Test Both Directions</w:t>
-      </w:r>
-    </w:p>
-    <w:p>
-      <w:pPr>
-        <w:spacing w:after="140"/>
-      </w:pPr>
-      <w:r>
-        <w:t xml:space="preserve">Verify the arm moves smoothly in both directions using the newly created functions. Debug any wiring issues.</w:t>
-      </w:r>
-    </w:p>
-    <w:p>
-      <w:pPr>
-        <w:spacing w:after="60"/>
-      </w:pPr>
-      <w:r>
-        <w:rPr>
-          <w:b/>
-          <w:bCs/>
-          <w:color w:val="0F2461"/>
-        </w:rPr>
-        <w:t xml:space="preserve">Step 4: Discuss Code Organization</w:t>
-      </w:r>
-    </w:p>
-    <w:p>
-      <w:pPr>
-        <w:spacing w:after="140"/>
-      </w:pPr>
-      <w:r>
-        <w:t xml:space="preserve">How should the code be organized now that there are two motors? Discuss the importance of clear function names and comments as complexity grows.</w:t>
-      </w:r>
-    </w:p>
-    <w:p>
-      <w:pPr>
-        <w:shd w:fill="E8EFFD" w:val="clear"/>
-        <w:spacing w:after="200" w:before="120"/>
-        <w:ind w:left="120" w:right="120"/>
-      </w:pPr>
-      <w:r>
-        <w:rPr>
-          <w:b/>
-          <w:bCs/>
-          <w:color w:val="1E5AE8"/>
-        </w:rPr>
-        <w:t xml:space="preserve">  Teacher Tip: </w:t>
-      </w:r>
-      <w:r>
-        <w:rPr>
-          <w:i/>
-          <w:iCs/>
-          <w:color w:val="333333"/>
-        </w:rPr>
-        <w:t xml:space="preserve">If students are struggling, have them compare their platter code side-by-side with the arm code. The structure is identical — only pin numbers change.  </w:t>
-      </w:r>
-    </w:p>
-    <w:p>
-      <w:pPr>
-        <w:pStyle w:val="Heading3"/>
-        <w:spacing w:after="100" w:before="220"/>
-      </w:pPr>
-      <w:r>
-        <w:rPr>
-          <w:b/>
-          <w:bCs/>
-          <w:color w:val="0F2461"/>
-        </w:rPr>
-        <w:t xml:space="preserve">Check for Understanding</w:t>
+        <w:t xml:space="preserve">Can the student send the arm to any angle on command?</w:t>
       </w:r>
     </w:p>
     <w:p>
@@ -2756,7 +3041,7 @@
         <w:spacing w:after="80"/>
       </w:pPr>
       <w:r>
-        <w:t xml:space="preserve">Can the student independently control the arm motor in both directions?</w:t>
+        <w:t xml:space="preserve">Can they sweep it smoothly using a for loop and their own armMin/armMax variables?</w:t>
       </w:r>
     </w:p>
     <w:p>
@@ -2769,7 +3054,7 @@
         <w:spacing w:after="80"/>
       </w:pPr>
       <w:r>
-        <w:t xml:space="preserve">Is their code organized with clearly named functions for each motor?</w:t>
+        <w:t xml:space="preserve">Can they explain, in their own words, the difference between commanding a stepper and commanding a servo?</w:t>
       </w:r>
     </w:p>
     <w:p>
@@ -2783,7 +3068,7 @@
           <w:bCs/>
           <w:color w:val="0F2461"/>
         </w:rPr>
-        <w:t xml:space="preserve">Lesson 3: Combining the Arm and Platter</w:t>
+        <w:t xml:space="preserve">Lesson 3: Both Motors at Once</w:t>
       </w:r>
     </w:p>
     <w:p>
@@ -2799,7 +3084,7 @@
         <w:t xml:space="preserve">Skills: </w:t>
       </w:r>
       <w:r>
-        <w:t xml:space="preserve">Multitasking, IR homing, position tracking</w:t>
+        <w:t xml:space="preserve">Non-blocking timing with millis(), program structure, position tracking</w:t>
       </w:r>
     </w:p>
     <w:p>
@@ -2821,7 +3106,31 @@
         <w:spacing w:after="140"/>
       </w:pPr>
       <w:r>
-        <w:t xml:space="preserve">Students combine both motors into a single program, learn to home the arm to a known position using the IR sensor, and use simple multitasking techniques to move both motors simultaneously. (See Build Progression Reference, Stage 3.)</w:t>
+        <w:t xml:space="preserve">Students combine the platter and the arm into one program and hit the unit's most important coding wall: the stepper needs constant attention, so the arm must never make the program stop and wait. The fix — checking the clock with </w:t>
+      </w:r>
+      <w:r>
+        <w:rPr>
+          <w:rFonts w:ascii="Courier New" w:cs="Courier New" w:eastAsia="Courier New" w:hAnsi="Courier New"/>
+          <w:color w:val="0F2461"/>
+          <w:sz w:val="19"/>
+          <w:szCs w:val="19"/>
+        </w:rPr>
+        <w:t xml:space="preserve">millis()</w:t>
+      </w:r>
+      <w:r>
+        <w:t xml:space="preserve"> instead of freezing with delay() — is the same technique behind every responsive device they own. The reference sketch is </w:t>
+      </w:r>
+      <w:r>
+        <w:rPr>
+          <w:rFonts w:ascii="Courier New" w:cs="Courier New" w:eastAsia="Courier New" w:hAnsi="Courier New"/>
+          <w:color w:val="0F2461"/>
+          <w:sz w:val="19"/>
+          <w:szCs w:val="19"/>
+        </w:rPr>
+        <w:t xml:space="preserve">spiromatic_stepper_servo.ino</w:t>
+      </w:r>
+      <w:r>
+        <w:t xml:space="preserve">, which draws a smooth spiral when everything works. (See Build Progression Reference, Stage 3.)</w:t>
       </w:r>
     </w:p>
     <w:p>
@@ -2848,15 +3157,15 @@
           <w:bCs/>
           <w:color w:val="0F2461"/>
         </w:rPr>
-        <w:t xml:space="preserve">Step 1: Test the IR Sensor</w:t>
-      </w:r>
-    </w:p>
-    <w:p>
-      <w:pPr>
-        <w:spacing w:after="140"/>
-      </w:pPr>
-      <w:r>
-        <w:t xml:space="preserve">Wire the IR object detection sensor and verify it reads correctly. Students should be able to detect when the arm passes a reference point.</w:t>
+        <w:t xml:space="preserve">Step 1: Predict the Problem</w:t>
+      </w:r>
+    </w:p>
+    <w:p>
+      <w:pPr>
+        <w:spacing w:after="140"/>
+      </w:pPr>
+      <w:r>
+        <w:t xml:space="preserve">Before writing anything, ask: the platter needs a coil pulse every few milliseconds, and the arm wants to pause between moves. What happens if the arm's pause uses delay(500)? Let them argue, then run it: the platter freezes half a second at a time and the motion falls apart. Blocking delays stop EVERYTHING.</w:t>
       </w:r>
     </w:p>
     <w:p>
@@ -2869,15 +3178,111 @@
           <w:bCs/>
           <w:color w:val="0F2461"/>
         </w:rPr>
-        <w:t xml:space="preserve">Step 2: Home the Stepper Arm</w:t>
-      </w:r>
-    </w:p>
-    <w:p>
-      <w:pPr>
-        <w:spacing w:after="140"/>
-      </w:pPr>
-      <w:r>
-        <w:t xml:space="preserve">Write a homing routine: the arm slowly rotates until the IR sensor detects the reference point, then stops. This establishes a known starting position so the arm's location is always trackable.</w:t>
+        <w:t xml:space="preserve">Step 2: Meet millis()</w:t>
+      </w:r>
+    </w:p>
+    <w:p>
+      <w:pPr>
+        <w:spacing w:after="140"/>
+      </w:pPr>
+      <w:r>
+        <w:t xml:space="preserve">millis() is the Arduino's clock: the number of milliseconds since power-on. Instead of freezing, the arm peeks at the clock each time through loop(): "has enough time passed since my last move? If yes, move one degree and remember when." The platter never stops.</w:t>
+      </w:r>
+    </w:p>
+    <w:p>
+      <w:pPr>
+        <w:shd w:fill="F0F3FB" w:val="clear"/>
+        <w:spacing w:after="120"/>
+        <w:ind w:left="120"/>
+      </w:pPr>
+      <w:r>
+        <w:rPr>
+          <w:rFonts w:ascii="Courier New" w:cs="Courier New" w:eastAsia="Courier New" w:hAnsi="Courier New"/>
+          <w:color w:val="0F2461"/>
+          <w:sz w:val="19"/>
+          <w:szCs w:val="19"/>
+        </w:rPr>
+        <w:t xml:space="preserve">if (millis() - lastArmMove &gt;= armSpeed) {</w:t>
+      </w:r>
+    </w:p>
+    <w:p>
+      <w:pPr>
+        <w:shd w:fill="F0F3FB" w:val="clear"/>
+        <w:spacing w:after="120"/>
+        <w:ind w:left="120"/>
+      </w:pPr>
+      <w:r>
+        <w:rPr>
+          <w:rFonts w:ascii="Courier New" w:cs="Courier New" w:eastAsia="Courier New" w:hAnsi="Courier New"/>
+          <w:color w:val="0F2461"/>
+          <w:sz w:val="19"/>
+          <w:szCs w:val="19"/>
+        </w:rPr>
+        <w:t xml:space="preserve">  lastArmMove = millis();</w:t>
+      </w:r>
+    </w:p>
+    <w:p>
+      <w:pPr>
+        <w:shd w:fill="F0F3FB" w:val="clear"/>
+        <w:spacing w:after="120"/>
+        <w:ind w:left="120"/>
+      </w:pPr>
+      <w:r>
+        <w:rPr>
+          <w:rFonts w:ascii="Courier New" w:cs="Courier New" w:eastAsia="Courier New" w:hAnsi="Courier New"/>
+          <w:color w:val="0F2461"/>
+          <w:sz w:val="19"/>
+          <w:szCs w:val="19"/>
+        </w:rPr>
+        <w:t xml:space="preserve">  armPos = armPos + armDir;          // one degree</w:t>
+      </w:r>
+    </w:p>
+    <w:p>
+      <w:pPr>
+        <w:shd w:fill="F0F3FB" w:val="clear"/>
+        <w:spacing w:after="120"/>
+        <w:ind w:left="120"/>
+      </w:pPr>
+      <w:r>
+        <w:rPr>
+          <w:rFonts w:ascii="Courier New" w:cs="Courier New" w:eastAsia="Courier New" w:hAnsi="Courier New"/>
+          <w:color w:val="0F2461"/>
+          <w:sz w:val="19"/>
+          <w:szCs w:val="19"/>
+        </w:rPr>
+        <w:t xml:space="preserve">  if (armPos &gt;= armMax || armPos &lt;= armMin) armDir = -armDir;</w:t>
+      </w:r>
+    </w:p>
+    <w:p>
+      <w:pPr>
+        <w:shd w:fill="F0F3FB" w:val="clear"/>
+        <w:spacing w:after="120"/>
+        <w:ind w:left="120"/>
+      </w:pPr>
+      <w:r>
+        <w:rPr>
+          <w:rFonts w:ascii="Courier New" w:cs="Courier New" w:eastAsia="Courier New" w:hAnsi="Courier New"/>
+          <w:color w:val="0F2461"/>
+          <w:sz w:val="19"/>
+          <w:szCs w:val="19"/>
+        </w:rPr>
+        <w:t xml:space="preserve">  arm.write(armPos);</w:t>
+      </w:r>
+    </w:p>
+    <w:p>
+      <w:pPr>
+        <w:shd w:fill="F0F3FB" w:val="clear"/>
+        <w:spacing w:after="120"/>
+        <w:ind w:left="120"/>
+      </w:pPr>
+      <w:r>
+        <w:rPr>
+          <w:rFonts w:ascii="Courier New" w:cs="Courier New" w:eastAsia="Courier New" w:hAnsi="Courier New"/>
+          <w:color w:val="0F2461"/>
+          <w:sz w:val="19"/>
+          <w:szCs w:val="19"/>
+        </w:rPr>
+        <w:t xml:space="preserve">}</w:t>
       </w:r>
     </w:p>
     <w:p>
@@ -2890,15 +3295,15 @@
           <w:bCs/>
           <w:color w:val="0F2461"/>
         </w:rPr>
-        <w:t xml:space="preserve">Step 3: Combine Both Motors in One Program</w:t>
-      </w:r>
-    </w:p>
-    <w:p>
-      <w:pPr>
-        <w:spacing w:after="140"/>
-      </w:pPr>
-      <w:r>
-        <w:t xml:space="preserve">Merge the platter and arm code into a single sketch. Use the stepper_arm_simple_multitasking_code as a starting point. The key challenge: both motors need to move at the same time.</w:t>
+        <w:t xml:space="preserve">Step 3: Assemble the Full Loop</w:t>
+      </w:r>
+    </w:p>
+    <w:p>
+      <w:pPr>
+        <w:spacing w:after="140"/>
+      </w:pPr>
+      <w:r>
+        <w:t xml:space="preserve">The whole program is three jobs, repeated forever: platterStep() (one coil pulse), updateArm() (the millis check above), delay(stepDelay) (which sets platter speed). Students who built Lessons 1 and 2 already own two of the three.</w:t>
       </w:r>
     </w:p>
     <w:p>
@@ -2911,15 +3316,15 @@
           <w:bCs/>
           <w:color w:val="0F2461"/>
         </w:rPr>
-        <w:t xml:space="preserve">Step 4: Understand Simple Multitasking</w:t>
-      </w:r>
-    </w:p>
-    <w:p>
-      <w:pPr>
-        <w:spacing w:after="140"/>
-      </w:pPr>
-      <w:r>
-        <w:t xml:space="preserve">Since Arduino runs one line at a time, true parallel motion requires interleaving steps: one step for the platter, one step for the arm, repeat. Discuss why blocking delays prevent simultaneous movement and how alternating steps solves this.</w:t>
+        <w:t xml:space="preserve">Step 4: Position Without a Sensor</w:t>
+      </w:r>
+    </w:p>
+    <w:p>
+      <w:pPr>
+        <w:spacing w:after="140"/>
+      </w:pPr>
+      <w:r>
+        <w:t xml:space="preserve">Ask: how does the machine know where the paper is pointing? No sensor — it counts. stepCount from Lesson 1 divided into 2,048 gives the platter's exact angle, always. And the arm? A servo always knows its own angle — that's its whole job. This is homing without hardware, and it's what makes the math of Lesson 5 possible.</w:t>
       </w:r>
     </w:p>
     <w:p>
@@ -2932,15 +3337,15 @@
           <w:bCs/>
           <w:color w:val="0F2461"/>
         </w:rPr>
-        <w:t xml:space="preserve">Step 5: Test and Tune</w:t>
-      </w:r>
-    </w:p>
-    <w:p>
-      <w:pPr>
-        <w:spacing w:after="140"/>
-      </w:pPr>
-      <w:r>
-        <w:t xml:space="preserve">Run the combined code. Adjust step counts and delays to create smooth, coordinated movement. The platter should spin while the arm sweeps back and forth.</w:t>
+        <w:t xml:space="preserve">Step 5: Run the Spiral</w:t>
+      </w:r>
+    </w:p>
+    <w:p>
+      <w:pPr>
+        <w:spacing w:after="140"/>
+      </w:pPr>
+      <w:r>
+        <w:t xml:space="preserve">Upload spiromatic_stepper_servo.ino and let it draw (arm sweeping slowly, platter spinning). Tune stepDelay, armMin/armMax, and armSpeed and watch the spiral's character change. This is the machine's first artwork — hang it up.</w:t>
       </w:r>
     </w:p>
     <w:p>
@@ -2955,7 +3360,7 @@
           <w:bCs/>
           <w:color w:val="1E5AE8"/>
         </w:rPr>
-        <w:t xml:space="preserve">  Teacher Tip: </w:t>
+        <w:t xml:space="preserve">  From classroom feedback: </w:t>
       </w:r>
       <w:r>
         <w:rPr>
@@ -2963,7 +3368,7 @@
           <w:iCs/>
           <w:color w:val="333333"/>
         </w:rPr>
-        <w:t xml:space="preserve">Homing is a real-world engineering concept used in CNC machines, 3D printers, and robotics. Point this out to students — they are using professional techniques.  </w:t>
+        <w:t xml:space="preserve">This is where delay problems bite hardest: one long delay() anywhere freezes BOTH motors. If the combined program misbehaves but each motor works alone, hunt for a blocking delay before touching the wiring.  </w:t>
       </w:r>
     </w:p>
     <w:p>
@@ -2978,7 +3383,7 @@
           <w:bCs/>
           <w:color w:val="1E5AE8"/>
         </w:rPr>
-        <w:t xml:space="preserve">  New — from classroom feedback: </w:t>
+        <w:t xml:space="preserve">  Teacher Tip: </w:t>
       </w:r>
       <w:r>
         <w:rPr>
@@ -2986,7 +3391,7 @@
           <w:iCs/>
           <w:color w:val="333333"/>
         </w:rPr>
-        <w:t xml:space="preserve">This is where delay problems bite hardest: a long delay() anywhere in the combined sketch freezes BOTH motors, and an interrupted coil rhythm makes the stepper stall. If the combined program misbehaves but each motor works alone, hunt for a blocking delay before touching the wiring.  </w:t>
+        <w:t xml:space="preserve">millis() vs delay() is a professional-grade concept — it's how phones stay responsive while doing ten things. Students who get this have learned real embedded programming, not toy programming.  </w:t>
       </w:r>
     </w:p>
     <w:p>
@@ -3013,7 +3418,7 @@
         <w:spacing w:after="80"/>
       </w:pPr>
       <w:r>
-        <w:t xml:space="preserve">Can both motors move at the same time?</w:t>
+        <w:t xml:space="preserve">Can both motors move at the same time, smoothly?</w:t>
       </w:r>
     </w:p>
     <w:p>
@@ -3026,7 +3431,7 @@
         <w:spacing w:after="80"/>
       </w:pPr>
       <w:r>
-        <w:t xml:space="preserve">Does the arm home to a consistent starting position?</w:t>
+        <w:t xml:space="preserve">Can the student explain why the arm uses millis() instead of delay()?</w:t>
       </w:r>
     </w:p>
     <w:p>
@@ -3039,7 +3444,7 @@
         <w:spacing w:after="80"/>
       </w:pPr>
       <w:r>
-        <w:t xml:space="preserve">Can the student explain why simple multitasking is needed on Arduino?</w:t>
+        <w:t xml:space="preserve">Can they explain how the code knows the platter's angle without any sensor?</w:t>
       </w:r>
     </w:p>
     <w:p>
@@ -3058,7 +3463,7 @@
           <w:bCs/>
           <w:color w:val="0F2461"/>
         </w:rPr>
-        <w:t xml:space="preserve">Pen Setup — Before Art Day (new)</w:t>
+        <w:t xml:space="preserve">Pen Setup — Before Art Day</w:t>
       </w:r>
     </w:p>
     <w:p>
@@ -3269,7 +3674,7 @@
         <w:t xml:space="preserve">5. Add weight little by little. </w:t>
       </w:r>
       <w:r>
-        <w:t xml:space="preserve">One binder clip on the pen cap at a time. Too much weight stalls the arm motor.</w:t>
+        <w:t xml:space="preserve">One binder clip on the pen cap at a time. Too much weight strains the servo.</w:t>
       </w:r>
     </w:p>
     <w:p>
@@ -3390,15 +3795,15 @@
           <w:bCs/>
           <w:color w:val="0F2461"/>
         </w:rPr>
-        <w:t xml:space="preserve">Step 1: Experiment with Parameters</w:t>
-      </w:r>
-    </w:p>
-    <w:p>
-      <w:pPr>
-        <w:spacing w:after="140"/>
-      </w:pPr>
-      <w:r>
-        <w:t xml:space="preserve">Have students change step counts, delays, direction-change intervals, and arm sweep ranges. Encourage them to document what each change does to the pattern produced.</w:t>
+        <w:t xml:space="preserve">Step 1: Experiment with the Tuning Knobs</w:t>
+      </w:r>
+    </w:p>
+    <w:p>
+      <w:pPr>
+        <w:spacing w:after="140"/>
+      </w:pPr>
+      <w:r>
+        <w:t xml:space="preserve">Every sketch in this unit has the same control panel: stepDelay (platter speed), platterDir (direction), armMin/armMax (how much paper the pen covers), armSpeed (sweep speed). Have students change one knob at a time and document what each does to the pattern. Slow arm + fast platter = tight rings; wide armMin–armMax = patterns that breathe across the whole page.</w:t>
       </w:r>
     </w:p>
     <w:p>
@@ -3547,7 +3952,7 @@
           <w:bCs/>
           <w:color w:val="0F2461"/>
         </w:rPr>
-        <w:t xml:space="preserve">Lesson 5: Drawing with Math — Shape Recipes (new)</w:t>
+        <w:t xml:space="preserve">Lesson 5: Drawing with Math — Shape Recipes</w:t>
       </w:r>
     </w:p>
     <w:p>
@@ -3585,40 +3990,7 @@
         <w:spacing w:after="140"/>
       </w:pPr>
       <w:r>
-        <w:t xml:space="preserve">Students discover that every shape the machine draws is a rule — “when the paper is at THIS angle, put the pen at THAT distance” — and that one math function, cos(angle), generates flowers, hearts, squares, triangles, stars, ellipses, and mandalas. The math is deliberately gentle: cos is introduced as “a number between −1 and +1 that breathes,” not as triangle ratios. No trig prerequisite.</w:t>
-      </w:r>
-    </w:p>
-    <w:p>
-      <w:pPr>
-        <w:pStyle w:val="Heading2"/>
-        <w:spacing w:after="120" w:before="280"/>
-      </w:pPr>
-      <w:r>
-        <w:rPr>
-          <w:b/>
-          <w:bCs/>
-          <w:color w:val="1E5AE8"/>
-        </w:rPr>
-        <w:t xml:space="preserve">The Simplified Build (stepper + servo)</w:t>
-      </w:r>
-    </w:p>
-    <w:p>
-      <w:pPr>
-        <w:spacing w:after="140"/>
-      </w:pPr>
-      <w:r>
-        <w:t xml:space="preserve">This lesson uses a simpler machine than Lessons 1–4: the platter stays on its stepper, but the arm becomes the kit's </w:t>
-      </w:r>
-      <w:r>
-        <w:rPr>
-          <w:b/>
-          <w:bCs/>
-          <w:color w:val="0F2461"/>
-        </w:rPr>
-        <w:t xml:space="preserve">servo</w:t>
-      </w:r>
-      <w:r>
-        <w:t xml:space="preserve"> — one wire (signal to pin 6, plus 5V and GND), no second driver board, no interleaved multitasking. This also finally gives the kit's servo a starring role and makes the stepper-vs-servo comparison hands-on. Classes that already have the two-stepper build can keep it; the recipes adapt.</w:t>
+        <w:t xml:space="preserve">This is the destination the whole unit has been walking toward. Students discover that every shape the machine draws is a rule — “when the paper is at THIS angle, put the pen at THAT distance” — and that one math function, cos(angle), generates flowers, hearts, squares, triangles, stars, ellipses, and mandalas. The math is deliberately gentle: cos is introduced as “a number between −1 and +1 that breathes,” not as triangle ratios. No trig prerequisite. It runs on exactly the machine students built in Lessons 1–3: the code simply replaces the arm's back-and-forth sweep with an aim — angle in, distance out.</w:t>
       </w:r>
     </w:p>
     <w:p>
@@ -3744,7 +4116,7 @@
                 <w:sz w:val="20"/>
                 <w:szCs w:val="20"/>
               </w:rPr>
-              <w:t xml:space="preserve">25-slide deck: the math (animated), stepper vs. servo, the code line by line, challenges. GIF animations play in slideshow mode (F5).</w:t>
+              <w:t xml:space="preserve">25-slide deck: the math (animated), stepper vs. servo, the code line by line, real-world uses of the same math, challenges. GIF animations play in slideshow mode (F5).</w:t>
             </w:r>
           </w:p>
         </w:tc>
@@ -3794,7 +4166,7 @@
                 <w:sz w:val="20"/>
                 <w:szCs w:val="20"/>
               </w:rPr>
-              <w:t xml:space="preserve">One sketch, six shape recipes. Students change SHAPE = 1–6, then tune the orange-commented numbers.</w:t>
+              <w:t xml:space="preserve">One sketch, six shape recipes. Students change SHAPE = 1–6, then tune the marked numbers.</w:t>
             </w:r>
           </w:p>
         </w:tc>
@@ -3819,7 +4191,7 @@
                 <w:sz w:val="20"/>
                 <w:szCs w:val="20"/>
               </w:rPr>
-              <w:t xml:space="preserve">spiromatic_stepper_servo.ino</w:t>
+              <w:t xml:space="preserve">spiromatic_square.ino</w:t>
             </w:r>
           </w:p>
         </w:tc>
@@ -3842,7 +4214,7 @@
                 <w:sz w:val="20"/>
                 <w:szCs w:val="20"/>
               </w:rPr>
-              <w:t xml:space="preserve">The simpler spiral sketch — a good first upload for this build.</w:t>
+              <w:t xml:space="preserve">The square, fully commented, with a triangle challenge inside.</w:t>
             </w:r>
           </w:p>
         </w:tc>
@@ -3940,7 +4312,7 @@
                 <w:sz w:val="20"/>
                 <w:szCs w:val="20"/>
               </w:rPr>
-              <w:t xml:space="preserve">Worked answers for all six challenges, grading guidance for the open-ended one, and in-class troubleshooting.</w:t>
+              <w:t xml:space="preserve">Worked answers for all six challenges, plain-language explanations of the five real-world examples, grading guidance, and in-class troubleshooting.</w:t>
             </w:r>
           </w:p>
         </w:tc>
@@ -3986,7 +4358,7 @@
         <w:spacing w:after="140"/>
       </w:pPr>
       <w:r>
-        <w:t xml:space="preserve">Two numbers (SPIN and REACH), circles are free, cos breathes, corners are pushes, petals are a dial, and the 6.1-petal mandala that drifts. Pause on the animations and let students predict before revealing.</w:t>
+        <w:t xml:space="preserve">Two numbers (SPIN and REACH), circles are free, cos breathes, corners are pushes, petals are a dial, the 6.1-petal mandala that drifts, and where the same math runs the real world. Pause on the animations and let students predict before revealing.</w:t>
       </w:r>
     </w:p>
     <w:p>
@@ -4028,7 +4400,7 @@
         <w:spacing w:after="140"/>
       </w:pPr>
       <w:r>
-        <w:t xml:space="preserve">Stepper vs. servo face-off, then the three-line heart of the program: where is the paper? how far out should the pen be? tell the servo.</w:t>
+        <w:t xml:space="preserve">Stepper vs. servo face-off — now a review of lived experience — then the three-line heart of the program: where is the paper? how far out should the pen be? tell the servo.</w:t>
       </w:r>
     </w:p>
     <w:p>
@@ -4160,7 +4532,7 @@
         <w:spacing w:after="140"/>
       </w:pPr>
       <w:r>
-        <w:t xml:space="preserve">Add user controls — a potentiometer, ultrasonic sensor, or buttons — to let the operator adjust speed and direction of each pen wand in real time. This transforms the Spiromatic from an automated machine into an interactive art tool where the human and machine collaborate.</w:t>
+        <w:t xml:space="preserve">Add user controls — a potentiometer, ultrasonic sensor, or buttons — to let the operator adjust platter speed and arm sweep in real time. This transforms the Spiromatic from an automated machine into an interactive art tool where the human and machine collaborate.</w:t>
       </w:r>
     </w:p>
     <w:p>
@@ -4182,7 +4554,7 @@
         <w:spacing w:after="140"/>
       </w:pPr>
       <w:r>
-        <w:t xml:space="preserve">Use random number generators in the code to produce computer-generated variations in arm sweep, platter speed, direction changes, and timing. Each run produces a unique, unrepeatable design. This connects to broader concepts in generative and algorithmic art. (Lesson 5's “invent recipe 7” challenge is a natural on-ramp.)</w:t>
+        <w:t xml:space="preserve">Use random number generators in the code to produce computer-generated variations in arm sweep, platter speed, direction changes, and timing. Each run produces a unique, unrepeatable design. (Lesson 5's “invent recipe 7” challenge is a natural on-ramp.)</w:t>
       </w:r>
     </w:p>
     <w:p>
@@ -4204,7 +4576,40 @@
         <w:spacing w:after="140"/>
       </w:pPr>
       <w:r>
-        <w:t xml:space="preserve">Connect environmental sensors (temperature, humidity, light) to drive the wand parameters. Instead of random inputs, real-world data shapes the art. The resulting patterns become a visual record of environmental conditions — data visualization through physical drawing.</w:t>
+        <w:t xml:space="preserve">Connect environmental sensors (temperature, humidity, light) to drive the arm parameters. Instead of random inputs, real-world data shapes the art. The resulting patterns become a visual record of environmental conditions — data visualization through physical drawing.</w:t>
+      </w:r>
+    </w:p>
+    <w:p>
+      <w:pPr>
+        <w:pStyle w:val="Heading2"/>
+        <w:spacing w:after="120" w:before="280"/>
+      </w:pPr>
+      <w:r>
+        <w:rPr>
+          <w:b/>
+          <w:bCs/>
+          <w:color w:val="1E5AE8"/>
+        </w:rPr>
+        <w:t xml:space="preserve">Legacy Build: Two Steppers + IR Homing (advanced)</w:t>
+      </w:r>
+    </w:p>
+    <w:p>
+      <w:pPr>
+        <w:spacing w:after="140"/>
+      </w:pPr>
+      <w:r>
+        <w:t xml:space="preserve">The kit includes a second stepper, its driver, and an IR sensor for the Spiromatic's original architecture — a stepper-driven arm instead of the servo. It is harder in exactly the ways that make it a great capstone for strong groups: the arm stepper doesn't know its own angle, so students must build a </w:t>
+      </w:r>
+      <w:r>
+        <w:rPr>
+          <w:b/>
+          <w:bCs/>
+          <w:color w:val="0F2461"/>
+        </w:rPr>
+        <w:t xml:space="preserve">homing routine</w:t>
+      </w:r>
+      <w:r>
+        <w:t xml:space="preserve"> (rotate slowly until a cardboard flag on the arm passes the IR sensor, then stop — a known starting position, the hardware version of what stepCount does in software). And because two steppers both need constant coil pulses, delay-based timing fails completely; students must interleave steps — one platter pulse, one arm pulse, repeat. Replicating the Lesson 1 code for a second motor (new pins, e.g., 2–5) is itself a worthwhile exercise in code organization and naming.</w:t>
       </w:r>
     </w:p>
     <w:p>
@@ -4227,7 +4632,30 @@
           <w:iCs/>
           <w:color w:val="333333"/>
         </w:rPr>
-        <w:t xml:space="preserve">Each extension builds on the core skills while introducing new concepts. Interactive Art adds analog input; Generative Art introduces randomness and algorithmic thinking; the Datalogger connects to data science and environmental awareness.  </w:t>
+        <w:t xml:space="preserve">Homing is a real-world engineering concept used in CNC machines, 3D printers, and robotics. Point out to students doing this extension that they are using professional techniques — and that the servo build got the same guarantee for free.  </w:t>
+      </w:r>
+    </w:p>
+    <w:p>
+      <w:pPr>
+        <w:shd w:fill="E8EFFD" w:val="clear"/>
+        <w:spacing w:after="200" w:before="120"/>
+        <w:ind w:left="120" w:right="120"/>
+      </w:pPr>
+      <w:r>
+        <w:rPr>
+          <w:b/>
+          <w:bCs/>
+          <w:color w:val="1E5AE8"/>
+        </w:rPr>
+        <w:t xml:space="preserve">  Teacher Tip: </w:t>
+      </w:r>
+      <w:r>
+        <w:rPr>
+          <w:i/>
+          <w:iCs/>
+          <w:color w:val="333333"/>
+        </w:rPr>
+        <w:t xml:space="preserve">Each extension builds on the core skills while introducing new concepts. Interactive Art adds analog input; Generative Art introduces randomness; the Datalogger connects to data science; the Legacy Build teaches homing and interleaved multitasking.  </w:t>
       </w:r>
     </w:p>
     <w:p>
@@ -4368,7 +4796,7 @@
                 <w:sz w:val="20"/>
                 <w:szCs w:val="20"/>
               </w:rPr>
-              <w:t xml:space="preserve">Motor buzzes/vibrates, doesn't spin</w:t>
+              <w:t xml:space="preserve">Stepper buzzes/vibrates, doesn't spin</w:t>
             </w:r>
           </w:p>
         </w:tc>
@@ -4440,7 +4868,7 @@
                 <w:sz w:val="20"/>
                 <w:szCs w:val="20"/>
               </w:rPr>
-              <w:t xml:space="preserve">Motor was fine, now stutters after a code change</w:t>
+              <w:t xml:space="preserve">Stepper was fine, now stutters after a code change</w:t>
             </w:r>
           </w:p>
         </w:tc>
@@ -4513,7 +4941,7 @@
                 <w:sz w:val="20"/>
                 <w:szCs w:val="20"/>
               </w:rPr>
-              <w:t xml:space="preserve">Both motors freeze in combined code</w:t>
+              <w:t xml:space="preserve">Everything freezes in the combined sketch</w:t>
             </w:r>
           </w:p>
         </w:tc>
@@ -4536,7 +4964,7 @@
                 <w:sz w:val="20"/>
                 <w:szCs w:val="20"/>
               </w:rPr>
-              <w:t xml:space="preserve">A blocking delay() somewhere in the sketch</w:t>
+              <w:t xml:space="preserve">A blocking delay() somewhere in the code</w:t>
             </w:r>
           </w:p>
         </w:tc>
@@ -4559,7 +4987,7 @@
                 <w:sz w:val="20"/>
                 <w:szCs w:val="20"/>
               </w:rPr>
-              <w:t xml:space="preserve">Replace long delays with interleaved steps (Lesson 3) or millis() timing (Lesson 5)</w:t>
+              <w:t xml:space="preserve">Replace long delays with the millis() pattern from Lesson 3</w:t>
             </w:r>
           </w:p>
         </w:tc>
@@ -4585,7 +5013,7 @@
                 <w:sz w:val="20"/>
                 <w:szCs w:val="20"/>
               </w:rPr>
-              <w:t xml:space="preserve">Faint or skipping lines</w:t>
+              <w:t xml:space="preserve">Servo doesn't move at all</w:t>
             </w:r>
           </w:p>
         </w:tc>
@@ -4609,7 +5037,7 @@
                 <w:sz w:val="20"/>
                 <w:szCs w:val="20"/>
               </w:rPr>
-              <w:t xml:space="preserve">Pencil instead of marker, or pen clamped rigid</w:t>
+              <w:t xml:space="preserve">Signal wire on the wrong pin, or arm.attach() missing</w:t>
             </w:r>
           </w:p>
         </w:tc>
@@ -4633,7 +5061,7 @@
                 <w:sz w:val="20"/>
                 <w:szCs w:val="20"/>
               </w:rPr>
-              <w:t xml:space="preserve">Pen Setup section: felt-tip marker, floating sleeve, weight added one clip at a time</w:t>
+              <w:t xml:space="preserve">Orange wire to pin 6; confirm arm.attach(6) runs in setup()</w:t>
             </w:r>
           </w:p>
         </w:tc>
@@ -4658,7 +5086,7 @@
                 <w:sz w:val="20"/>
                 <w:szCs w:val="20"/>
               </w:rPr>
-              <w:t xml:space="preserve">Line fades on one side of the paper</w:t>
+              <w:t xml:space="preserve">Servo hums or trembles while holding</w:t>
             </w:r>
           </w:p>
         </w:tc>
@@ -4681,7 +5109,7 @@
                 <w:sz w:val="20"/>
                 <w:szCs w:val="20"/>
               </w:rPr>
-              <w:t xml:space="preserve">Platter and arm not level</w:t>
+              <w:t xml:space="preserve">Normal self-correction on a small servo</w:t>
             </w:r>
           </w:p>
         </w:tc>
@@ -4704,7 +5132,7 @@
                 <w:sz w:val="20"/>
                 <w:szCs w:val="20"/>
               </w:rPr>
-              <w:t xml:space="preserve">Shim the riser box until the tip touches evenly across the sweep</w:t>
+              <w:t xml:space="preserve">Usually fine; if it bothers the build, nudge the target angle by one degree</w:t>
             </w:r>
           </w:p>
         </w:tc>
@@ -4730,7 +5158,7 @@
                 <w:sz w:val="20"/>
                 <w:szCs w:val="20"/>
               </w:rPr>
-              <w:t xml:space="preserve">Corners of squares/triangles look rounded</w:t>
+              <w:t xml:space="preserve">Arm sweeps the wrong range or hits the build</w:t>
             </w:r>
           </w:p>
         </w:tc>
@@ -4754,7 +5182,7 @@
                 <w:sz w:val="20"/>
                 <w:szCs w:val="20"/>
               </w:rPr>
-              <w:t xml:space="preserve">Platter too fast for the arm</w:t>
+              <w:t xml:space="preserve">armMin/armMax values, or horn seated at the wrong angle</w:t>
             </w:r>
           </w:p>
         </w:tc>
@@ -4778,7 +5206,7 @@
                 <w:sz w:val="20"/>
                 <w:szCs w:val="20"/>
               </w:rPr>
-              <w:t xml:space="preserve">Raise stepDelay to 15–20 for polygons and stars</w:t>
+              <w:t xml:space="preserve">Re-center: command arm.write(90), then re-seat the horn so the arm points mid-sweep</w:t>
             </w:r>
           </w:p>
         </w:tc>
@@ -4803,7 +5231,7 @@
                 <w:sz w:val="20"/>
                 <w:szCs w:val="20"/>
               </w:rPr>
-              <w:t xml:space="preserve">Arm homes to a different spot each run</w:t>
+              <w:t xml:space="preserve">Faint or skipping lines</w:t>
             </w:r>
           </w:p>
         </w:tc>
@@ -4826,7 +5254,7 @@
                 <w:sz w:val="20"/>
                 <w:szCs w:val="20"/>
               </w:rPr>
-              <w:t xml:space="preserve">IR sensor distance or flag alignment</w:t>
+              <w:t xml:space="preserve">Pencil instead of marker, or pen clamped rigid</w:t>
             </w:r>
           </w:p>
         </w:tc>
@@ -4849,7 +5277,7 @@
                 <w:sz w:val="20"/>
                 <w:szCs w:val="20"/>
               </w:rPr>
-              <w:t xml:space="preserve">Adjust the module's potentiometer screw; enlarge the flag; run homing 3 times to verify</w:t>
+              <w:t xml:space="preserve">Pen Setup section: felt-tip marker, floating sleeve, weight added one clip at a time</w:t>
             </w:r>
           </w:p>
         </w:tc>
@@ -4875,7 +5303,7 @@
                 <w:sz w:val="20"/>
                 <w:szCs w:val="20"/>
               </w:rPr>
-              <w:t xml:space="preserve">Pattern drifts off-center between runs</w:t>
+              <w:t xml:space="preserve">Line fades on one side of the paper</w:t>
             </w:r>
           </w:p>
         </w:tc>
@@ -4899,7 +5327,7 @@
                 <w:sz w:val="20"/>
                 <w:szCs w:val="20"/>
               </w:rPr>
-              <w:t xml:space="preserve">Arm was moved by hand while powered off</w:t>
+              <w:t xml:space="preserve">Platter and arm not level</w:t>
             </w:r>
           </w:p>
         </w:tc>
@@ -4923,7 +5351,223 @@
                 <w:sz w:val="20"/>
                 <w:szCs w:val="20"/>
               </w:rPr>
-              <w:t xml:space="preserve">Re-run the sketch (servo re-homes in setup) or re-home the stepper arm</w:t>
+              <w:t xml:space="preserve">Shim the riser box until the tip touches evenly across the sweep</w:t>
+            </w:r>
+          </w:p>
+        </w:tc>
+      </w:tr>
+      <w:tr>
+        <w:tc>
+          <w:tcPr>
+            <w:tcW w:type="dxa" w:w="2900"/>
+            <w:tcMar>
+              <w:top w:type="dxa" w:w="80"/>
+              <w:left w:type="dxa" w:w="120"/>
+              <w:bottom w:type="dxa" w:w="80"/>
+              <w:right w:type="dxa" w:w="120"/>
+            </w:tcMar>
+          </w:tcPr>
+          <w:p>
+            <w:r>
+              <w:rPr>
+                <w:b w:val="false"/>
+                <w:bCs w:val="false"/>
+                <w:color w:val="333333"/>
+                <w:sz w:val="20"/>
+                <w:szCs w:val="20"/>
+              </w:rPr>
+              <w:t xml:space="preserve">Corners of squares/triangles look rounded</w:t>
+            </w:r>
+          </w:p>
+        </w:tc>
+        <w:tc>
+          <w:tcPr>
+            <w:tcW w:type="dxa" w:w="3400"/>
+            <w:tcMar>
+              <w:top w:type="dxa" w:w="80"/>
+              <w:left w:type="dxa" w:w="120"/>
+              <w:bottom w:type="dxa" w:w="80"/>
+              <w:right w:type="dxa" w:w="120"/>
+            </w:tcMar>
+          </w:tcPr>
+          <w:p>
+            <w:r>
+              <w:rPr>
+                <w:b w:val="false"/>
+                <w:bCs w:val="false"/>
+                <w:color w:val="333333"/>
+                <w:sz w:val="20"/>
+                <w:szCs w:val="20"/>
+              </w:rPr>
+              <w:t xml:space="preserve">Platter too fast for the arm</w:t>
+            </w:r>
+          </w:p>
+        </w:tc>
+        <w:tc>
+          <w:tcPr>
+            <w:tcW w:type="dxa" w:w="3420"/>
+            <w:tcMar>
+              <w:top w:type="dxa" w:w="80"/>
+              <w:left w:type="dxa" w:w="120"/>
+              <w:bottom w:type="dxa" w:w="80"/>
+              <w:right w:type="dxa" w:w="120"/>
+            </w:tcMar>
+          </w:tcPr>
+          <w:p>
+            <w:r>
+              <w:rPr>
+                <w:b w:val="false"/>
+                <w:bCs w:val="false"/>
+                <w:color w:val="333333"/>
+                <w:sz w:val="20"/>
+                <w:szCs w:val="20"/>
+              </w:rPr>
+              <w:t xml:space="preserve">Raise stepDelay to 15–20 for polygons and stars</w:t>
+            </w:r>
+          </w:p>
+        </w:tc>
+      </w:tr>
+      <w:tr>
+        <w:tc>
+          <w:tcPr>
+            <w:tcW w:type="dxa" w:w="2900"/>
+            <w:shd w:fill="F7F9FE" w:val="clear"/>
+            <w:tcMar>
+              <w:top w:type="dxa" w:w="80"/>
+              <w:left w:type="dxa" w:w="120"/>
+              <w:bottom w:type="dxa" w:w="80"/>
+              <w:right w:type="dxa" w:w="120"/>
+            </w:tcMar>
+          </w:tcPr>
+          <w:p>
+            <w:r>
+              <w:rPr>
+                <w:b w:val="false"/>
+                <w:bCs w:val="false"/>
+                <w:color w:val="333333"/>
+                <w:sz w:val="20"/>
+                <w:szCs w:val="20"/>
+              </w:rPr>
+              <w:t xml:space="preserve">Pattern drifts off-center between runs</w:t>
+            </w:r>
+          </w:p>
+        </w:tc>
+        <w:tc>
+          <w:tcPr>
+            <w:tcW w:type="dxa" w:w="3400"/>
+            <w:shd w:fill="F7F9FE" w:val="clear"/>
+            <w:tcMar>
+              <w:top w:type="dxa" w:w="80"/>
+              <w:left w:type="dxa" w:w="120"/>
+              <w:bottom w:type="dxa" w:w="80"/>
+              <w:right w:type="dxa" w:w="120"/>
+            </w:tcMar>
+          </w:tcPr>
+          <w:p>
+            <w:r>
+              <w:rPr>
+                <w:b w:val="false"/>
+                <w:bCs w:val="false"/>
+                <w:color w:val="333333"/>
+                <w:sz w:val="20"/>
+                <w:szCs w:val="20"/>
+              </w:rPr>
+              <w:t xml:space="preserve">Arm was moved by hand while powered off</w:t>
+            </w:r>
+          </w:p>
+        </w:tc>
+        <w:tc>
+          <w:tcPr>
+            <w:tcW w:type="dxa" w:w="3420"/>
+            <w:shd w:fill="F7F9FE" w:val="clear"/>
+            <w:tcMar>
+              <w:top w:type="dxa" w:w="80"/>
+              <w:left w:type="dxa" w:w="120"/>
+              <w:bottom w:type="dxa" w:w="80"/>
+              <w:right w:type="dxa" w:w="120"/>
+            </w:tcMar>
+          </w:tcPr>
+          <w:p>
+            <w:r>
+              <w:rPr>
+                <w:b w:val="false"/>
+                <w:bCs w:val="false"/>
+                <w:color w:val="333333"/>
+                <w:sz w:val="20"/>
+                <w:szCs w:val="20"/>
+              </w:rPr>
+              <w:t xml:space="preserve">Just re-run the sketch — the servo re-homes itself in setup()</w:t>
+            </w:r>
+          </w:p>
+        </w:tc>
+      </w:tr>
+      <w:tr>
+        <w:tc>
+          <w:tcPr>
+            <w:tcW w:type="dxa" w:w="2900"/>
+            <w:tcMar>
+              <w:top w:type="dxa" w:w="80"/>
+              <w:left w:type="dxa" w:w="120"/>
+              <w:bottom w:type="dxa" w:w="80"/>
+              <w:right w:type="dxa" w:w="120"/>
+            </w:tcMar>
+          </w:tcPr>
+          <w:p>
+            <w:r>
+              <w:rPr>
+                <w:b w:val="false"/>
+                <w:bCs w:val="false"/>
+                <w:color w:val="333333"/>
+                <w:sz w:val="20"/>
+                <w:szCs w:val="20"/>
+              </w:rPr>
+              <w:t xml:space="preserve">Legacy build: arm homes to a different spot each run</w:t>
+            </w:r>
+          </w:p>
+        </w:tc>
+        <w:tc>
+          <w:tcPr>
+            <w:tcW w:type="dxa" w:w="3400"/>
+            <w:tcMar>
+              <w:top w:type="dxa" w:w="80"/>
+              <w:left w:type="dxa" w:w="120"/>
+              <w:bottom w:type="dxa" w:w="80"/>
+              <w:right w:type="dxa" w:w="120"/>
+            </w:tcMar>
+          </w:tcPr>
+          <w:p>
+            <w:r>
+              <w:rPr>
+                <w:b w:val="false"/>
+                <w:bCs w:val="false"/>
+                <w:color w:val="333333"/>
+                <w:sz w:val="20"/>
+                <w:szCs w:val="20"/>
+              </w:rPr>
+              <w:t xml:space="preserve">IR sensor distance or flag alignment</w:t>
+            </w:r>
+          </w:p>
+        </w:tc>
+        <w:tc>
+          <w:tcPr>
+            <w:tcW w:type="dxa" w:w="3420"/>
+            <w:tcMar>
+              <w:top w:type="dxa" w:w="80"/>
+              <w:left w:type="dxa" w:w="120"/>
+              <w:bottom w:type="dxa" w:w="80"/>
+              <w:right w:type="dxa" w:w="120"/>
+            </w:tcMar>
+          </w:tcPr>
+          <w:p>
+            <w:r>
+              <w:rPr>
+                <w:b w:val="false"/>
+                <w:bCs w:val="false"/>
+                <w:color w:val="333333"/>
+                <w:sz w:val="20"/>
+                <w:szCs w:val="20"/>
+              </w:rPr>
+              <w:t xml:space="preserve">Adjust the module's potentiometer screw; enlarge the flag; run homing 3 times to verify</w:t>
             </w:r>
           </w:p>
         </w:tc>
@@ -4978,7 +5622,7 @@
         <w:t xml:space="preserve">spiromatic_math_deck.pptx</w:t>
       </w:r>
       <w:r>
-        <w:t xml:space="preserve">  — Lesson 5 slide deck (keep GIF files in the same folder until first opened)</w:t>
+        <w:t xml:space="preserve">  — Lesson 5 slide deck (25 slides, animated)</w:t>
       </w:r>
     </w:p>
     <w:p>
@@ -4997,10 +5641,10 @@
           <w:sz w:val="19"/>
           <w:szCs w:val="19"/>
         </w:rPr>
-        <w:t xml:space="preserve">spiromatic_shapes.ino</w:t>
-      </w:r>
-      <w:r>
-        <w:t xml:space="preserve">  — six shape recipes, one sketch</w:t>
+        <w:t xml:space="preserve">spiromatic_stepper_servo.ino</w:t>
+      </w:r>
+      <w:r>
+        <w:t xml:space="preserve">  — the Lesson 3 reference sketch: platter + servo arm, millis() timing, draws a spiral</w:t>
       </w:r>
     </w:p>
     <w:p>
@@ -5019,10 +5663,10 @@
           <w:sz w:val="19"/>
           <w:szCs w:val="19"/>
         </w:rPr>
-        <w:t xml:space="preserve">spiromatic_stepper_servo.ino</w:t>
-      </w:r>
-      <w:r>
-        <w:t xml:space="preserve">  — simplified stepper + servo spiral sketch</w:t>
+        <w:t xml:space="preserve">spiromatic_shapes.ino</w:t>
+      </w:r>
+      <w:r>
+        <w:t xml:space="preserve">  — six shape recipes, one sketch (Lesson 5)</w:t>
       </w:r>
     </w:p>
     <w:p>
@@ -5044,7 +5688,7 @@
         <w:t xml:space="preserve">spiromatic_square.ino</w:t>
       </w:r>
       <w:r>
-        <w:t xml:space="preserve">  — the square, fully commented for 8th graders</w:t>
+        <w:t xml:space="preserve">  — the square, fully commented for 9th graders</w:t>
       </w:r>
     </w:p>
     <w:p>
@@ -5088,7 +5732,7 @@
         <w:t xml:space="preserve">spiromatic_teacher_answer_key.docx</w:t>
       </w:r>
       <w:r>
-        <w:t xml:space="preserve">  — challenge answers and grading guidance</w:t>
+        <w:t xml:space="preserve">  — challenge answers, real-world explanations, grading guidance</w:t>
       </w:r>
     </w:p>
     <w:p>
@@ -5107,7 +5751,7 @@
           <w:sz w:val="19"/>
           <w:szCs w:val="19"/>
         </w:rPr>
-        <w:t xml:space="preserve">spiromatic_stage1–4 .png + spiromatic_pen_pressure.png</w:t>
+        <w:t xml:space="preserve">spiromatic_stage1–3 .png + spiromatic_pen_pressure.png</w:t>
       </w:r>
       <w:r>
         <w:t xml:space="preserve">  — the build progression and pen setup images used in this guide</w:t>

--- a/Spiromatic_Teachers_Guide_v2.docx
+++ b/Spiromatic_Teachers_Guide_v2.docx
@@ -1973,9 +1973,8 @@
     </w:p>
     <w:p>
       <w:pPr>
-        <w:shd w:fill="E8EFFD" w:val="clear"/>
-        <w:spacing w:after="200" w:before="120"/>
-        <w:ind w:left="120" w:right="120"/>
+        <w:pStyle w:val="Heading2"/>
+        <w:spacing w:after="120" w:before="280"/>
       </w:pPr>
       <w:r>
         <w:rPr>
@@ -1983,53 +1982,15 @@
           <w:bCs/>
           <w:color w:val="1E5AE8"/>
         </w:rPr>
-        <w:t xml:space="preserve">  Teacher Tip: </w:t>
-      </w:r>
-      <w:r>
-        <w:rPr>
-          <w:i/>
-          <w:iCs/>
-          <w:color w:val="333333"/>
-        </w:rPr>
-        <w:t xml:space="preserve">Wire color discipline saves class time: insist that every group uses the same color for the same job (e.g., orange is always the servo signal). Debugging someone else's rainbow is a lesson nobody needs twice.  </w:t>
-      </w:r>
-    </w:p>
-    <w:p>
-      <w:r>
-        <w:br w:type="page"/>
-      </w:r>
-    </w:p>
-    <w:p>
-      <w:pPr>
-        <w:pStyle w:val="Heading1"/>
-        <w:spacing w:after="160" w:before="400"/>
-      </w:pPr>
-      <w:r>
-        <w:rPr>
-          <w:b/>
-          <w:bCs/>
-          <w:color w:val="0F2461"/>
-        </w:rPr>
-        <w:t xml:space="preserve">Build Progression Reference (for the teacher)</w:t>
-      </w:r>
-    </w:p>
-    <w:p>
-      <w:pPr>
-        <w:spacing w:after="140"/>
-      </w:pPr>
-      <w:r>
-        <w:t xml:space="preserve">These staged pictures show how a typical Spiromatic grows, so you can see at a glance what "done" looks like at each phase. They are a </w:t>
-      </w:r>
-      <w:r>
-        <w:rPr>
-          <w:b/>
-          <w:bCs/>
-          <w:color w:val="0F2461"/>
-        </w:rPr>
-        <w:t xml:space="preserve">teacher reference</w:t>
-      </w:r>
-      <w:r>
-        <w:t xml:space="preserve">, not a student blueprint — every upcycled build will look different, and that's the point. The checkpoint under each stage is the gate: don't let a group move on until it passes.</w:t>
+        <w:t xml:space="preserve">Part by part</w:t>
+      </w:r>
+    </w:p>
+    <w:p>
+      <w:pPr>
+        <w:spacing w:after="140"/>
+      </w:pPr>
+      <w:r>
+        <w:t xml:space="preserve">Three connections, three close-ups. Wire them in this order, and pass each CHECK before moving to the next.</w:t>
       </w:r>
     </w:p>
     <w:p>
@@ -2040,7 +2001,7 @@
       <w:r>
         <w:drawing>
           <wp:inline distT="0" distB="0" distL="0" distR="0">
-            <wp:extent cx="5715000" cy="3771900"/>
+            <wp:extent cx="5715000" cy="2971800"/>
             <wp:effectExtent t="0" r="0" b="0" l="0"/>
             <wp:docPr id="1" name="" descr="" title=""/>
             <wp:cNvGraphicFramePr>
@@ -2065,7 +2026,7 @@
                   <pic:spPr bwMode="auto">
                     <a:xfrm>
                       <a:off x="0" y="0"/>
-                      <a:ext cx="5715000" cy="3771900"/>
+                      <a:ext cx="5715000" cy="2971800"/>
                     </a:xfrm>
                     <a:prstGeom prst="rect">
                       <a:avLst/>
@@ -2091,7 +2052,7 @@
           <w:sz w:val="19"/>
           <w:szCs w:val="19"/>
         </w:rPr>
-        <w:t xml:space="preserve">Stage 1 — Platter first: one stepper, one driver, spinning disc. (Pairs with Lesson 1.)</w:t>
+        <w:t xml:space="preserve">Part A — Stepper to driver: the keyed 5-wire plug. (Lesson 1, Step 2.)</w:t>
       </w:r>
     </w:p>
     <w:p>
@@ -2102,7 +2063,7 @@
       <w:r>
         <w:drawing>
           <wp:inline distT="0" distB="0" distL="0" distR="0">
-            <wp:extent cx="5715000" cy="3771900"/>
+            <wp:extent cx="5715000" cy="2971800"/>
             <wp:effectExtent t="0" r="0" b="0" l="0"/>
             <wp:docPr id="1" name="" descr="" title=""/>
             <wp:cNvGraphicFramePr>
@@ -2127,7 +2088,7 @@
                   <pic:spPr bwMode="auto">
                     <a:xfrm>
                       <a:off x="0" y="0"/>
-                      <a:ext cx="5715000" cy="3771900"/>
+                      <a:ext cx="5715000" cy="2971800"/>
                     </a:xfrm>
                     <a:prstGeom prst="rect">
                       <a:avLst/>
@@ -2153,7 +2114,7 @@
           <w:sz w:val="19"/>
           <w:szCs w:val="19"/>
         </w:rPr>
-        <w:t xml:space="preserve">Stage 2 — Add the servo arm: SG90 on a riser box, arm on the horn, three wires straight to the Arduino. (Pairs with Lesson 2.)</w:t>
+        <w:t xml:space="preserve">Part B — Driver to Arduino: IN1–IN4 to pins 8–11, plus power to the rail. (Lesson 1, Step 2.)</w:t>
       </w:r>
     </w:p>
     <w:p>
@@ -2164,7 +2125,7 @@
       <w:r>
         <w:drawing>
           <wp:inline distT="0" distB="0" distL="0" distR="0">
-            <wp:extent cx="5715000" cy="3771900"/>
+            <wp:extent cx="5715000" cy="2971800"/>
             <wp:effectExtent t="0" r="0" b="0" l="0"/>
             <wp:docPr id="1" name="" descr="" title=""/>
             <wp:cNvGraphicFramePr>
@@ -2189,7 +2150,7 @@
                   <pic:spPr bwMode="auto">
                     <a:xfrm>
                       <a:off x="0" y="0"/>
-                      <a:ext cx="5715000" cy="3771900"/>
+                      <a:ext cx="5715000" cy="2971800"/>
                     </a:xfrm>
                     <a:prstGeom prst="rect">
                       <a:avLst/>
@@ -2215,190 +2176,7 @@
           <w:sz w:val="19"/>
           <w:szCs w:val="19"/>
         </w:rPr>
-        <w:t xml:space="preserve">Stage 3 — Final build: both motors running, pen floating in a loose sleeve. (Pairs with Lesson 3, Pen Setup, and Lesson 4.)</w:t>
-      </w:r>
-    </w:p>
-    <w:p>
-      <w:pPr>
-        <w:pStyle w:val="Heading1"/>
-        <w:spacing w:after="160" w:before="400"/>
-      </w:pPr>
-      <w:r>
-        <w:rPr>
-          <w:b/>
-          <w:bCs/>
-          <w:color w:val="0F2461"/>
-        </w:rPr>
-        <w:t xml:space="preserve">Introductory Lesson: Framing the Project</w:t>
-      </w:r>
-    </w:p>
-    <w:p>
-      <w:pPr>
-        <w:spacing w:after="140"/>
-      </w:pPr>
-      <w:r>
-        <w:t xml:space="preserve">This lesson explores geometric shapes as inspiration for art, introduces students to generative art, and examines the philosophical underpinnings of machine-made art. It provides framing on how to drive the creative process and ensures deep engagement with the project. Once the Spiromatic is fully built, coded, and operational, it can be utilized as an art machine.</w:t>
-      </w:r>
-    </w:p>
-    <w:p>
-      <w:pPr>
-        <w:pStyle w:val="Heading2"/>
-        <w:spacing w:after="120" w:before="280"/>
-      </w:pPr>
-      <w:r>
-        <w:rPr>
-          <w:b/>
-          <w:bCs/>
-          <w:color w:val="1E5AE8"/>
-        </w:rPr>
-        <w:t xml:space="preserve">Discussion Prompts</w:t>
-      </w:r>
-    </w:p>
-    <w:p>
-      <w:pPr>
-        <w:pStyle w:val="ListParagraph"/>
-        <w:numPr>
-          <w:ilvl w:val="0"/>
-          <w:numId w:val="2"/>
-        </w:numPr>
-        <w:spacing w:after="80"/>
-      </w:pPr>
-      <w:r>
-        <w:t xml:space="preserve">What makes art “art”? Can a machine create art, or is it only the tool?</w:t>
-      </w:r>
-    </w:p>
-    <w:p>
-      <w:pPr>
-        <w:pStyle w:val="ListParagraph"/>
-        <w:numPr>
-          <w:ilvl w:val="0"/>
-          <w:numId w:val="2"/>
-        </w:numPr>
-        <w:spacing w:after="80"/>
-      </w:pPr>
-      <w:r>
-        <w:t xml:space="preserve">What is generative art? How does randomness play a role in creativity?</w:t>
-      </w:r>
-    </w:p>
-    <w:p>
-      <w:pPr>
-        <w:pStyle w:val="ListParagraph"/>
-        <w:numPr>
-          <w:ilvl w:val="0"/>
-          <w:numId w:val="2"/>
-        </w:numPr>
-        <w:spacing w:after="80"/>
-      </w:pPr>
-      <w:r>
-        <w:t xml:space="preserve">How do geometric shapes and spirograph-style patterns appear in nature, architecture, and culture?</w:t>
-      </w:r>
-    </w:p>
-    <w:p>
-      <w:pPr>
-        <w:pStyle w:val="Heading2"/>
-        <w:spacing w:after="120" w:before="280"/>
-      </w:pPr>
-      <w:r>
-        <w:rPr>
-          <w:b/>
-          <w:bCs/>
-          <w:color w:val="1E5AE8"/>
-        </w:rPr>
-        <w:t xml:space="preserve">Getting Started: Building the Machine</w:t>
-      </w:r>
-    </w:p>
-    <w:p>
-      <w:pPr>
-        <w:spacing w:after="140"/>
-      </w:pPr>
-      <w:r>
-        <w:t xml:space="preserve">Students will assemble their machine using the assortment of cardboard, popsicle sticks, and random materials from the Spiromatic unkit-kit.</w:t>
-      </w:r>
-    </w:p>
-    <w:p>
-      <w:pPr>
-        <w:spacing w:after="140"/>
-      </w:pPr>
-      <w:r>
-        <w:rPr>
-          <w:b/>
-          <w:bCs/>
-          <w:color w:val="0F2461"/>
-        </w:rPr>
-        <w:t xml:space="preserve">Driving Prompt: </w:t>
-      </w:r>
-      <w:r>
-        <w:rPr>
-          <w:i/>
-          <w:iCs/>
-        </w:rPr>
-        <w:t xml:space="preserve">Using at least two motors, create an automatic art machine.</w:t>
-      </w:r>
-    </w:p>
-    <w:p>
-      <w:pPr>
-        <w:pStyle w:val="Heading3"/>
-        <w:spacing w:after="100" w:before="220"/>
-      </w:pPr>
-      <w:r>
-        <w:rPr>
-          <w:b/>
-          <w:bCs/>
-          <w:color w:val="0F2461"/>
-        </w:rPr>
-        <w:t xml:space="preserve">Design Planning Questions</w:t>
-      </w:r>
-    </w:p>
-    <w:p>
-      <w:pPr>
-        <w:pStyle w:val="ListParagraph"/>
-        <w:numPr>
-          <w:ilvl w:val="0"/>
-          <w:numId w:val="2"/>
-        </w:numPr>
-        <w:spacing w:after="80"/>
-      </w:pPr>
-      <w:r>
-        <w:t xml:space="preserve">What components do you need? Which motor should spin forever, and which should swing back and forth?</w:t>
-      </w:r>
-    </w:p>
-    <w:p>
-      <w:pPr>
-        <w:pStyle w:val="ListParagraph"/>
-        <w:numPr>
-          <w:ilvl w:val="0"/>
-          <w:numId w:val="2"/>
-        </w:numPr>
-        <w:spacing w:after="80"/>
-      </w:pPr>
-      <w:r>
-        <w:t xml:space="preserve">How do you plan on laying them out? Sketch a top-down view.</w:t>
-      </w:r>
-    </w:p>
-    <w:p>
-      <w:pPr>
-        <w:pStyle w:val="ListParagraph"/>
-        <w:numPr>
-          <w:ilvl w:val="0"/>
-          <w:numId w:val="2"/>
-        </w:numPr>
-        <w:spacing w:after="80"/>
-      </w:pPr>
-      <w:r>
-        <w:t xml:space="preserve">How does it look from a side view (height)? Is the center of gravity stable?</w:t>
-      </w:r>
-    </w:p>
-    <w:p>
-      <w:pPr>
-        <w:pStyle w:val="ListParagraph"/>
-        <w:numPr>
-          <w:ilvl w:val="0"/>
-          <w:numId w:val="2"/>
-        </w:numPr>
-        <w:spacing w:after="80"/>
-      </w:pPr>
-      <w:r>
-        <w:t xml:space="preserve">How will you grip the pen? How can you reduce pen mass if needed?</w:t>
+        <w:t xml:space="preserve">Part C — Servo to Arduino: three wires, no driver board. (Lesson 2, Step 1.)</w:t>
       </w:r>
     </w:p>
     <w:p>
@@ -2421,7 +2199,12 @@
           <w:iCs/>
           <w:color w:val="333333"/>
         </w:rPr>
-        <w:t xml:space="preserve">Encourage students to sketch their designs on paper before building. A quick side-view and top-view drawing helps catch structural problems early.  </w:t>
+        <w:t xml:space="preserve">Wire color discipline saves class time: insist that every group uses the same color for the same job (e.g., orange is always the servo signal). Debugging someone else's rainbow is a lesson nobody needs twice.  </w:t>
+      </w:r>
+    </w:p>
+    <w:p>
+      <w:r>
+        <w:br w:type="page"/>
       </w:r>
     </w:p>
     <w:p>
@@ -2435,1065 +2218,26 @@
           <w:bCs/>
           <w:color w:val="0F2461"/>
         </w:rPr>
-        <w:t xml:space="preserve">Lesson 1: Stepper Control for the Drawing Platter (No Library)</w:t>
-      </w:r>
-    </w:p>
-    <w:p>
-      <w:pPr>
-        <w:spacing w:after="140"/>
-      </w:pPr>
-      <w:r>
-        <w:rPr>
-          <w:b/>
-          <w:bCs/>
-          <w:color w:val="0F2461"/>
-        </w:rPr>
-        <w:t xml:space="preserve">Skills: </w:t>
-      </w:r>
-      <w:r>
-        <w:t xml:space="preserve">Stepper motors, for loops, functions, digital output</w:t>
-      </w:r>
-    </w:p>
-    <w:p>
-      <w:pPr>
-        <w:pStyle w:val="Heading2"/>
-        <w:spacing w:after="120" w:before="280"/>
-      </w:pPr>
-      <w:r>
-        <w:rPr>
-          <w:b/>
-          <w:bCs/>
-          <w:color w:val="1E5AE8"/>
-        </w:rPr>
-        <w:t xml:space="preserve">Lesson Overview</w:t>
-      </w:r>
-    </w:p>
-    <w:p>
-      <w:pPr>
-        <w:spacing w:after="140"/>
-      </w:pPr>
-      <w:r>
-        <w:t xml:space="preserve">In this lesson, students will wire up the platter stepper and learn to control it by directly writing the coil sequence in code — no library required. By the end, the drawing platter should spin smoothly in both directions. (See Build Progression Reference, Stage 1.)</w:t>
-      </w:r>
-    </w:p>
-    <w:p>
-      <w:pPr>
-        <w:pStyle w:val="Heading2"/>
-        <w:spacing w:after="120" w:before="280"/>
-      </w:pPr>
-      <w:r>
-        <w:rPr>
-          <w:b/>
-          <w:bCs/>
-          <w:color w:val="1E5AE8"/>
-        </w:rPr>
-        <w:t xml:space="preserve">Step-by-Step Instructions</w:t>
-      </w:r>
-    </w:p>
-    <w:p>
-      <w:pPr>
-        <w:spacing w:after="60"/>
-      </w:pPr>
-      <w:r>
-        <w:rPr>
-          <w:b/>
-          <w:bCs/>
-          <w:color w:val="0F2461"/>
-        </w:rPr>
-        <w:t xml:space="preserve">Step 1: Review How Stepper Motors Work</w:t>
-      </w:r>
-    </w:p>
-    <w:p>
-      <w:pPr>
-        <w:spacing w:after="140"/>
-      </w:pPr>
-      <w:r>
-        <w:t xml:space="preserve">Use the stepper motor background section (or accompanying PowerPoint) to walk through coil sequences and the relationship between pulse timing and motor speed.</w:t>
-      </w:r>
-    </w:p>
-    <w:p>
-      <w:pPr>
-        <w:spacing w:after="60"/>
-      </w:pPr>
-      <w:r>
-        <w:rPr>
-          <w:b/>
-          <w:bCs/>
-          <w:color w:val="0F2461"/>
-        </w:rPr>
-        <w:t xml:space="preserve">Step 2: Wire the Drawing Platter Motor</w:t>
-      </w:r>
-    </w:p>
-    <w:p>
-      <w:pPr>
-        <w:spacing w:after="140"/>
-      </w:pPr>
-      <w:r>
-        <w:t xml:space="preserve">Students connect the stepper motor to the Arduino via the ULN2003 driver board using the wiring diagram provided (IN1–IN4 to pins 8–11).</w:t>
-      </w:r>
-    </w:p>
-    <w:p>
-      <w:pPr>
-        <w:spacing w:after="60"/>
-      </w:pPr>
-      <w:r>
-        <w:rPr>
-          <w:b/>
-          <w:bCs/>
-          <w:color w:val="0F2461"/>
-        </w:rPr>
-        <w:t xml:space="preserve">Step 3: Upload and Run the Base Code</w:t>
-      </w:r>
-    </w:p>
-    <w:p>
-      <w:pPr>
-        <w:spacing w:after="140"/>
-      </w:pPr>
-      <w:r>
-        <w:t xml:space="preserve">Students upload the provided platter test code. The motor should begin spinning. If it vibrates but does not rotate, check the wiring order — and use the paper-clip flag test from the Background section to confirm real rotation.</w:t>
-      </w:r>
-    </w:p>
-    <w:p>
-      <w:pPr>
-        <w:spacing w:after="60"/>
-      </w:pPr>
-      <w:r>
-        <w:rPr>
-          <w:b/>
-          <w:bCs/>
-          <w:color w:val="0F2461"/>
-        </w:rPr>
-        <w:t xml:space="preserve">Step 4: Slow It Down to Observe</w:t>
-      </w:r>
-    </w:p>
-    <w:p>
-      <w:pPr>
-        <w:spacing w:after="140"/>
-      </w:pPr>
-      <w:r>
-        <w:t xml:space="preserve">Have students increase the step delay (e.g., to 50–100 ms) so they can watch the LEDs on the driver board energize and rotate in sequence. This makes the coil pattern visible.</w:t>
-      </w:r>
-    </w:p>
-    <w:p>
-      <w:pPr>
-        <w:spacing w:after="60"/>
-      </w:pPr>
-      <w:r>
-        <w:rPr>
-          <w:b/>
-          <w:bCs/>
-          <w:color w:val="0F2461"/>
-        </w:rPr>
-        <w:t xml:space="preserve">Step 5: Create Functions for Direction Control</w:t>
-      </w:r>
-    </w:p>
-    <w:p>
-      <w:pPr>
-        <w:spacing w:after="140"/>
-      </w:pPr>
-      <w:r>
-        <w:t xml:space="preserve">Students write two functions — one for forward rotation and one for reverse. Hold a class discussion on naming conventions: should they use Increment/Decrement, Forward/Backward, Clockwise/Counterclockwise? Emphasize that professionals agree on variable names so code is shareable.</w:t>
-      </w:r>
-    </w:p>
-    <w:p>
-      <w:pPr>
-        <w:spacing w:after="60"/>
-      </w:pPr>
-      <w:r>
-        <w:rPr>
-          <w:b/>
-          <w:bCs/>
-          <w:color w:val="0F2461"/>
-        </w:rPr>
-        <w:t xml:space="preserve">Step 6: Count Every Step</w:t>
-      </w:r>
-    </w:p>
-    <w:p>
-      <w:pPr>
-        <w:spacing w:after="140"/>
-      </w:pPr>
-      <w:r>
-        <w:t xml:space="preserve">Introduce stepCount — a variable that goes up by one on every single step, forever. It seems pointless now; it becomes the hero of Lesson 3, because if you know where you started and count every step, you always know the paper's exact angle. This is how CNC machines, 3D printers, and hospital scanners know where they are.</w:t>
-      </w:r>
-    </w:p>
-    <w:p>
-      <w:pPr>
-        <w:shd w:fill="E8EFFD" w:val="clear"/>
-        <w:spacing w:after="200" w:before="120"/>
-        <w:ind w:left="120" w:right="120"/>
-      </w:pPr>
-      <w:r>
-        <w:rPr>
-          <w:b/>
-          <w:bCs/>
-          <w:color w:val="1E5AE8"/>
-        </w:rPr>
-        <w:t xml:space="preserve">  Teacher Tip: </w:t>
-      </w:r>
-      <w:r>
-        <w:rPr>
-          <w:i/>
-          <w:iCs/>
-          <w:color w:val="333333"/>
-        </w:rPr>
-        <w:t xml:space="preserve">Changing direction is about reversing the sequence of powering the coils. Challenge students to figure this out from the coil table before giving them the answer.  </w:t>
-      </w:r>
-    </w:p>
-    <w:p>
-      <w:pPr>
-        <w:shd w:fill="E8EFFD" w:val="clear"/>
-        <w:spacing w:after="200" w:before="120"/>
-        <w:ind w:left="120" w:right="120"/>
-      </w:pPr>
-      <w:r>
-        <w:rPr>
-          <w:b/>
-          <w:bCs/>
-          <w:color w:val="1E5AE8"/>
-        </w:rPr>
-        <w:t xml:space="preserve">  From classroom feedback: </w:t>
-      </w:r>
-      <w:r>
-        <w:rPr>
-          <w:i/>
-          <w:iCs/>
-          <w:color w:val="333333"/>
-        </w:rPr>
-        <w:t xml:space="preserve">The delay length matters more than students expect. Below ~2 ms the motor stalls and buzzes; an over-long delay elsewhere in the sketch can also interrupt the stepper's rhythm and make it stutter. When a working motor suddenly misbehaves after a code change, check what changed about timing first.  </w:t>
-      </w:r>
-    </w:p>
-    <w:p>
-      <w:pPr>
-        <w:pStyle w:val="Heading3"/>
-        <w:spacing w:after="100" w:before="220"/>
-      </w:pPr>
-      <w:r>
-        <w:rPr>
-          <w:b/>
-          <w:bCs/>
-          <w:color w:val="0F2461"/>
-        </w:rPr>
-        <w:t xml:space="preserve">Check for Understanding</w:t>
-      </w:r>
-    </w:p>
-    <w:p>
-      <w:pPr>
-        <w:pStyle w:val="ListParagraph"/>
-        <w:numPr>
-          <w:ilvl w:val="0"/>
-          <w:numId w:val="2"/>
-        </w:numPr>
-        <w:spacing w:after="80"/>
-      </w:pPr>
-      <w:r>
-        <w:t xml:space="preserve">Can the student spin the platter forward and backward on command?</w:t>
-      </w:r>
-    </w:p>
-    <w:p>
-      <w:pPr>
-        <w:pStyle w:val="ListParagraph"/>
-        <w:numPr>
-          <w:ilvl w:val="0"/>
-          <w:numId w:val="2"/>
-        </w:numPr>
-        <w:spacing w:after="80"/>
-      </w:pPr>
-      <w:r>
-        <w:t xml:space="preserve">Can they explain which coil fires in which order?</w:t>
-      </w:r>
-    </w:p>
-    <w:p>
-      <w:pPr>
-        <w:pStyle w:val="ListParagraph"/>
-        <w:numPr>
-          <w:ilvl w:val="0"/>
-          <w:numId w:val="2"/>
-        </w:numPr>
-        <w:spacing w:after="80"/>
-      </w:pPr>
-      <w:r>
-        <w:t xml:space="preserve">Can they adjust the speed by changing the delay value?</w:t>
-      </w:r>
-    </w:p>
-    <w:p>
-      <w:pPr>
-        <w:pStyle w:val="Heading1"/>
-        <w:spacing w:after="160" w:before="400"/>
-      </w:pPr>
-      <w:r>
-        <w:rPr>
-          <w:b/>
-          <w:bCs/>
-          <w:color w:val="0F2461"/>
-        </w:rPr>
-        <w:t xml:space="preserve">Lesson 2: The Servo Arm</w:t>
-      </w:r>
-    </w:p>
-    <w:p>
-      <w:pPr>
-        <w:spacing w:after="140"/>
-      </w:pPr>
-      <w:r>
-        <w:rPr>
-          <w:b/>
-          <w:bCs/>
-          <w:color w:val="0F2461"/>
-        </w:rPr>
-        <w:t xml:space="preserve">Skills: </w:t>
-      </w:r>
-      <w:r>
-        <w:t xml:space="preserve">Servo control, angles, using a library, functions with parameters</w:t>
-      </w:r>
-    </w:p>
-    <w:p>
-      <w:pPr>
-        <w:pStyle w:val="Heading2"/>
-        <w:spacing w:after="120" w:before="280"/>
-      </w:pPr>
-      <w:r>
-        <w:rPr>
-          <w:b/>
-          <w:bCs/>
-          <w:color w:val="1E5AE8"/>
-        </w:rPr>
-        <w:t xml:space="preserve">Lesson Overview</w:t>
-      </w:r>
-    </w:p>
-    <w:p>
-      <w:pPr>
-        <w:spacing w:after="140"/>
-      </w:pPr>
-      <w:r>
-        <w:t xml:space="preserve">Students add the second motor — the SG90 servo that will carry the drawing arm — and discover how differently it behaves from the stepper they just tamed. Where Lesson 1 was about constant attention (feed the coils or nothing moves), this lesson is about delegation: tell the servo an angle and it handles the rest. (See Build Progression Reference, Stage 2.)</w:t>
-      </w:r>
-    </w:p>
-    <w:p>
-      <w:pPr>
-        <w:pStyle w:val="Heading2"/>
-        <w:spacing w:after="120" w:before="280"/>
-      </w:pPr>
-      <w:r>
-        <w:rPr>
-          <w:b/>
-          <w:bCs/>
-          <w:color w:val="1E5AE8"/>
-        </w:rPr>
-        <w:t xml:space="preserve">Step-by-Step Instructions</w:t>
-      </w:r>
-    </w:p>
-    <w:p>
-      <w:pPr>
-        <w:spacing w:after="60"/>
-      </w:pPr>
-      <w:r>
-        <w:rPr>
-          <w:b/>
-          <w:bCs/>
-          <w:color w:val="0F2461"/>
-        </w:rPr>
-        <w:t xml:space="preserve">Step 1: Wire the Servo</w:t>
-      </w:r>
-    </w:p>
-    <w:p>
-      <w:pPr>
-        <w:spacing w:after="140"/>
-      </w:pPr>
-      <w:r>
-        <w:t xml:space="preserve">Three wires, no driver board: orange (signal) to pin 6, red to 5V, brown to GND. Have students compare this to the stepper's wiring — four control pins plus a whole driver board. Ask why the servo needs so much less (the "driver" is built into the servo's case).</w:t>
-      </w:r>
-    </w:p>
-    <w:p>
-      <w:pPr>
-        <w:spacing w:after="60"/>
-      </w:pPr>
-      <w:r>
-        <w:rPr>
-          <w:b/>
-          <w:bCs/>
-          <w:color w:val="0F2461"/>
-        </w:rPr>
-        <w:t xml:space="preserve">Step 2: Say Hello with One Line</w:t>
-      </w:r>
-    </w:p>
-    <w:p>
-      <w:pPr>
-        <w:spacing w:after="140"/>
-      </w:pPr>
-      <w:r>
-        <w:t xml:space="preserve">Include the Servo library, attach the servo, and send it somewhere:</w:t>
-      </w:r>
-    </w:p>
-    <w:p>
-      <w:pPr>
-        <w:shd w:fill="F0F3FB" w:val="clear"/>
-        <w:spacing w:after="120"/>
-        <w:ind w:left="120"/>
-      </w:pPr>
-      <w:r>
-        <w:rPr>
-          <w:rFonts w:ascii="Courier New" w:cs="Courier New" w:eastAsia="Courier New" w:hAnsi="Courier New"/>
-          <w:color w:val="0F2461"/>
-          <w:sz w:val="19"/>
-          <w:szCs w:val="19"/>
-        </w:rPr>
-        <w:t xml:space="preserve">#include &lt;Servo.h&gt;</w:t>
-      </w:r>
-    </w:p>
-    <w:p>
-      <w:pPr>
-        <w:shd w:fill="F0F3FB" w:val="clear"/>
-        <w:spacing w:after="120"/>
-        <w:ind w:left="120"/>
-      </w:pPr>
-      <w:r>
-        <w:rPr>
-          <w:rFonts w:ascii="Courier New" w:cs="Courier New" w:eastAsia="Courier New" w:hAnsi="Courier New"/>
-          <w:color w:val="0F2461"/>
-          <w:sz w:val="19"/>
-          <w:szCs w:val="19"/>
-        </w:rPr>
-        <w:t xml:space="preserve">Servo arm;</w:t>
-      </w:r>
-    </w:p>
-    <w:p>
-      <w:pPr>
-        <w:shd w:fill="F0F3FB" w:val="clear"/>
-        <w:spacing w:after="120"/>
-        <w:ind w:left="120"/>
-      </w:pPr>
-      <w:r>
-        <w:rPr>
-          <w:rFonts w:ascii="Courier New" w:cs="Courier New" w:eastAsia="Courier New" w:hAnsi="Courier New"/>
-          <w:color w:val="0F2461"/>
-          <w:sz w:val="19"/>
-          <w:szCs w:val="19"/>
-        </w:rPr>
-        <w:t xml:space="preserve">arm.attach(6);</w:t>
-      </w:r>
-    </w:p>
-    <w:p>
-      <w:pPr>
-        <w:shd w:fill="F0F3FB" w:val="clear"/>
-        <w:spacing w:after="120"/>
-        <w:ind w:left="120"/>
-      </w:pPr>
-      <w:r>
-        <w:rPr>
-          <w:rFonts w:ascii="Courier New" w:cs="Courier New" w:eastAsia="Courier New" w:hAnsi="Courier New"/>
-          <w:color w:val="0F2461"/>
-          <w:sz w:val="19"/>
-          <w:szCs w:val="19"/>
-        </w:rPr>
-        <w:t xml:space="preserve">arm.write(90);   // go to 90 degrees... and that's it</w:t>
-      </w:r>
-    </w:p>
-    <w:p>
-      <w:pPr>
-        <w:spacing w:after="140"/>
-      </w:pPr>
-      <w:r>
-        <w:t xml:space="preserve">Let students change the number and re-upload a few times. The point lands by itself: with the stepper WE did everything; the servo does it for us.</w:t>
-      </w:r>
-    </w:p>
-    <w:p>
-      <w:pPr>
-        <w:spacing w:after="60"/>
-      </w:pPr>
-      <w:r>
-        <w:rPr>
-          <w:b/>
-          <w:bCs/>
-          <w:color w:val="0F2461"/>
-        </w:rPr>
-        <w:t xml:space="preserve">Step 3: Sweep with a For Loop</w:t>
-      </w:r>
-    </w:p>
-    <w:p>
-      <w:pPr>
-        <w:spacing w:after="140"/>
-      </w:pPr>
-      <w:r>
-        <w:t xml:space="preserve">Students reuse the for-loop skill from Lesson 1 to sweep the arm smoothly: a loop from armMin to armMax, arm.write(angle) with a short delay each degree, then a loop back down. Introduce armMin and armMax as named variables — the same tuning knobs used in every sketch for the rest of the unit.</w:t>
-      </w:r>
-    </w:p>
-    <w:p>
-      <w:pPr>
-        <w:spacing w:after="60"/>
-      </w:pPr>
-      <w:r>
-        <w:rPr>
-          <w:b/>
-          <w:bCs/>
-          <w:color w:val="0F2461"/>
-        </w:rPr>
-        <w:t xml:space="preserve">Step 4: Mount the Arm</w:t>
-      </w:r>
-    </w:p>
-    <w:p>
-      <w:pPr>
-        <w:spacing w:after="140"/>
-      </w:pPr>
-      <w:r>
-        <w:t xml:space="preserve">Attach a popsicle-stick arm to the servo horn (the small screw or a zip tie both work) and mount the servo on a riser box so the arm sweeps just above the platter. No pen yet.</w:t>
-      </w:r>
-    </w:p>
-    <w:p>
-      <w:pPr>
-        <w:spacing w:after="60"/>
-      </w:pPr>
-      <w:r>
-        <w:rPr>
-          <w:b/>
-          <w:bCs/>
-          <w:color w:val="0F2461"/>
-        </w:rPr>
-        <w:t xml:space="preserve">Step 5: Compare the Two Motors Out Loud</w:t>
-      </w:r>
-    </w:p>
-    <w:p>
-      <w:pPr>
-        <w:spacing w:after="140"/>
-      </w:pPr>
-      <w:r>
-        <w:t xml:space="preserve">Close with the stepper-vs-servo table from the Background section — except now every row is something they have physically felt. Ask: why is the platter a stepper and the arm a servo, and not the other way around? (The platter must spin forever; the arm only needs a half circle.)</w:t>
-      </w:r>
-    </w:p>
-    <w:p>
-      <w:pPr>
-        <w:shd w:fill="E8EFFD" w:val="clear"/>
-        <w:spacing w:after="200" w:before="120"/>
-        <w:ind w:left="120" w:right="120"/>
-      </w:pPr>
-      <w:r>
-        <w:rPr>
-          <w:b/>
-          <w:bCs/>
-          <w:color w:val="1E5AE8"/>
-        </w:rPr>
-        <w:t xml:space="preserve">  Teacher Tip: </w:t>
-      </w:r>
-      <w:r>
-        <w:rPr>
-          <w:i/>
-          <w:iCs/>
-          <w:color w:val="333333"/>
-        </w:rPr>
-        <w:t xml:space="preserve">Never force the horn around by hand while the servo is powered — command it with arm.write instead. Hand-forcing a powered servo strips its gears, and it will fight back confusingly.  </w:t>
-      </w:r>
-    </w:p>
-    <w:p>
-      <w:pPr>
-        <w:shd w:fill="E8EFFD" w:val="clear"/>
-        <w:spacing w:after="200" w:before="120"/>
-        <w:ind w:left="120" w:right="120"/>
-      </w:pPr>
-      <w:r>
-        <w:rPr>
-          <w:b/>
-          <w:bCs/>
-          <w:color w:val="1E5AE8"/>
-        </w:rPr>
-        <w:t xml:space="preserve">  Good to know: </w:t>
-      </w:r>
-      <w:r>
-        <w:rPr>
-          <w:i/>
-          <w:iCs/>
-          <w:color w:val="333333"/>
-        </w:rPr>
-        <w:t xml:space="preserve">A cheap servo may hum or tremble slightly while holding position. That's normal — it is constantly correcting itself. If it bothers the build, nudge the target angle by one degree.  </w:t>
-      </w:r>
-    </w:p>
-    <w:p>
-      <w:pPr>
-        <w:pStyle w:val="Heading3"/>
-        <w:spacing w:after="100" w:before="220"/>
-      </w:pPr>
-      <w:r>
-        <w:rPr>
-          <w:b/>
-          <w:bCs/>
-          <w:color w:val="0F2461"/>
-        </w:rPr>
-        <w:t xml:space="preserve">Check for Understanding</w:t>
-      </w:r>
-    </w:p>
-    <w:p>
-      <w:pPr>
-        <w:pStyle w:val="ListParagraph"/>
-        <w:numPr>
-          <w:ilvl w:val="0"/>
-          <w:numId w:val="2"/>
-        </w:numPr>
-        <w:spacing w:after="80"/>
-      </w:pPr>
-      <w:r>
-        <w:t xml:space="preserve">Can the student send the arm to any angle on command?</w:t>
-      </w:r>
-    </w:p>
-    <w:p>
-      <w:pPr>
-        <w:pStyle w:val="ListParagraph"/>
-        <w:numPr>
-          <w:ilvl w:val="0"/>
-          <w:numId w:val="2"/>
-        </w:numPr>
-        <w:spacing w:after="80"/>
-      </w:pPr>
-      <w:r>
-        <w:t xml:space="preserve">Can they sweep it smoothly using a for loop and their own armMin/armMax variables?</w:t>
-      </w:r>
-    </w:p>
-    <w:p>
-      <w:pPr>
-        <w:pStyle w:val="ListParagraph"/>
-        <w:numPr>
-          <w:ilvl w:val="0"/>
-          <w:numId w:val="2"/>
-        </w:numPr>
-        <w:spacing w:after="80"/>
-      </w:pPr>
-      <w:r>
-        <w:t xml:space="preserve">Can they explain, in their own words, the difference between commanding a stepper and commanding a servo?</w:t>
-      </w:r>
-    </w:p>
-    <w:p>
-      <w:pPr>
-        <w:pStyle w:val="Heading1"/>
-        <w:spacing w:after="160" w:before="400"/>
-      </w:pPr>
-      <w:r>
-        <w:rPr>
-          <w:b/>
-          <w:bCs/>
-          <w:color w:val="0F2461"/>
-        </w:rPr>
-        <w:t xml:space="preserve">Lesson 3: Both Motors at Once</w:t>
-      </w:r>
-    </w:p>
-    <w:p>
-      <w:pPr>
-        <w:spacing w:after="140"/>
-      </w:pPr>
-      <w:r>
-        <w:rPr>
-          <w:b/>
-          <w:bCs/>
-          <w:color w:val="0F2461"/>
-        </w:rPr>
-        <w:t xml:space="preserve">Skills: </w:t>
-      </w:r>
-      <w:r>
-        <w:t xml:space="preserve">Non-blocking timing with millis(), program structure, position tracking</w:t>
-      </w:r>
-    </w:p>
-    <w:p>
-      <w:pPr>
-        <w:pStyle w:val="Heading2"/>
-        <w:spacing w:after="120" w:before="280"/>
-      </w:pPr>
-      <w:r>
-        <w:rPr>
-          <w:b/>
-          <w:bCs/>
-          <w:color w:val="1E5AE8"/>
-        </w:rPr>
-        <w:t xml:space="preserve">Lesson Overview</w:t>
-      </w:r>
-    </w:p>
-    <w:p>
-      <w:pPr>
-        <w:spacing w:after="140"/>
-      </w:pPr>
-      <w:r>
-        <w:t xml:space="preserve">Students combine the platter and the arm into one program and hit the unit's most important coding wall: the stepper needs constant attention, so the arm must never make the program stop and wait. The fix — checking the clock with </w:t>
-      </w:r>
-      <w:r>
-        <w:rPr>
-          <w:rFonts w:ascii="Courier New" w:cs="Courier New" w:eastAsia="Courier New" w:hAnsi="Courier New"/>
-          <w:color w:val="0F2461"/>
-          <w:sz w:val="19"/>
-          <w:szCs w:val="19"/>
-        </w:rPr>
-        <w:t xml:space="preserve">millis()</w:t>
-      </w:r>
-      <w:r>
-        <w:t xml:space="preserve"> instead of freezing with delay() — is the same technique behind every responsive device they own. The reference sketch is </w:t>
-      </w:r>
-      <w:r>
-        <w:rPr>
-          <w:rFonts w:ascii="Courier New" w:cs="Courier New" w:eastAsia="Courier New" w:hAnsi="Courier New"/>
-          <w:color w:val="0F2461"/>
-          <w:sz w:val="19"/>
-          <w:szCs w:val="19"/>
-        </w:rPr>
-        <w:t xml:space="preserve">spiromatic_stepper_servo.ino</w:t>
-      </w:r>
-      <w:r>
-        <w:t xml:space="preserve">, which draws a smooth spiral when everything works. (See Build Progression Reference, Stage 3.)</w:t>
-      </w:r>
-    </w:p>
-    <w:p>
-      <w:pPr>
-        <w:pStyle w:val="Heading2"/>
-        <w:spacing w:after="120" w:before="280"/>
-      </w:pPr>
-      <w:r>
-        <w:rPr>
-          <w:b/>
-          <w:bCs/>
-          <w:color w:val="1E5AE8"/>
-        </w:rPr>
-        <w:t xml:space="preserve">Step-by-Step Instructions</w:t>
-      </w:r>
-    </w:p>
-    <w:p>
-      <w:pPr>
-        <w:spacing w:after="60"/>
-      </w:pPr>
-      <w:r>
-        <w:rPr>
-          <w:b/>
-          <w:bCs/>
-          <w:color w:val="0F2461"/>
-        </w:rPr>
-        <w:t xml:space="preserve">Step 1: Predict the Problem</w:t>
-      </w:r>
-    </w:p>
-    <w:p>
-      <w:pPr>
-        <w:spacing w:after="140"/>
-      </w:pPr>
-      <w:r>
-        <w:t xml:space="preserve">Before writing anything, ask: the platter needs a coil pulse every few milliseconds, and the arm wants to pause between moves. What happens if the arm's pause uses delay(500)? Let them argue, then run it: the platter freezes half a second at a time and the motion falls apart. Blocking delays stop EVERYTHING.</w:t>
-      </w:r>
-    </w:p>
-    <w:p>
-      <w:pPr>
-        <w:spacing w:after="60"/>
-      </w:pPr>
-      <w:r>
-        <w:rPr>
-          <w:b/>
-          <w:bCs/>
-          <w:color w:val="0F2461"/>
-        </w:rPr>
-        <w:t xml:space="preserve">Step 2: Meet millis()</w:t>
-      </w:r>
-    </w:p>
-    <w:p>
-      <w:pPr>
-        <w:spacing w:after="140"/>
-      </w:pPr>
-      <w:r>
-        <w:t xml:space="preserve">millis() is the Arduino's clock: the number of milliseconds since power-on. Instead of freezing, the arm peeks at the clock each time through loop(): "has enough time passed since my last move? If yes, move one degree and remember when." The platter never stops.</w:t>
-      </w:r>
-    </w:p>
-    <w:p>
-      <w:pPr>
-        <w:shd w:fill="F0F3FB" w:val="clear"/>
-        <w:spacing w:after="120"/>
-        <w:ind w:left="120"/>
-      </w:pPr>
-      <w:r>
-        <w:rPr>
-          <w:rFonts w:ascii="Courier New" w:cs="Courier New" w:eastAsia="Courier New" w:hAnsi="Courier New"/>
-          <w:color w:val="0F2461"/>
-          <w:sz w:val="19"/>
-          <w:szCs w:val="19"/>
-        </w:rPr>
-        <w:t xml:space="preserve">if (millis() - lastArmMove &gt;= armSpeed) {</w:t>
-      </w:r>
-    </w:p>
-    <w:p>
-      <w:pPr>
-        <w:shd w:fill="F0F3FB" w:val="clear"/>
-        <w:spacing w:after="120"/>
-        <w:ind w:left="120"/>
-      </w:pPr>
-      <w:r>
-        <w:rPr>
-          <w:rFonts w:ascii="Courier New" w:cs="Courier New" w:eastAsia="Courier New" w:hAnsi="Courier New"/>
-          <w:color w:val="0F2461"/>
-          <w:sz w:val="19"/>
-          <w:szCs w:val="19"/>
-        </w:rPr>
-        <w:t xml:space="preserve">  lastArmMove = millis();</w:t>
-      </w:r>
-    </w:p>
-    <w:p>
-      <w:pPr>
-        <w:shd w:fill="F0F3FB" w:val="clear"/>
-        <w:spacing w:after="120"/>
-        <w:ind w:left="120"/>
-      </w:pPr>
-      <w:r>
-        <w:rPr>
-          <w:rFonts w:ascii="Courier New" w:cs="Courier New" w:eastAsia="Courier New" w:hAnsi="Courier New"/>
-          <w:color w:val="0F2461"/>
-          <w:sz w:val="19"/>
-          <w:szCs w:val="19"/>
-        </w:rPr>
-        <w:t xml:space="preserve">  armPos = armPos + armDir;          // one degree</w:t>
-      </w:r>
-    </w:p>
-    <w:p>
-      <w:pPr>
-        <w:shd w:fill="F0F3FB" w:val="clear"/>
-        <w:spacing w:after="120"/>
-        <w:ind w:left="120"/>
-      </w:pPr>
-      <w:r>
-        <w:rPr>
-          <w:rFonts w:ascii="Courier New" w:cs="Courier New" w:eastAsia="Courier New" w:hAnsi="Courier New"/>
-          <w:color w:val="0F2461"/>
-          <w:sz w:val="19"/>
-          <w:szCs w:val="19"/>
-        </w:rPr>
-        <w:t xml:space="preserve">  if (armPos &gt;= armMax || armPos &lt;= armMin) armDir = -armDir;</w:t>
-      </w:r>
-    </w:p>
-    <w:p>
-      <w:pPr>
-        <w:shd w:fill="F0F3FB" w:val="clear"/>
-        <w:spacing w:after="120"/>
-        <w:ind w:left="120"/>
-      </w:pPr>
-      <w:r>
-        <w:rPr>
-          <w:rFonts w:ascii="Courier New" w:cs="Courier New" w:eastAsia="Courier New" w:hAnsi="Courier New"/>
-          <w:color w:val="0F2461"/>
-          <w:sz w:val="19"/>
-          <w:szCs w:val="19"/>
-        </w:rPr>
-        <w:t xml:space="preserve">  arm.write(armPos);</w:t>
-      </w:r>
-    </w:p>
-    <w:p>
-      <w:pPr>
-        <w:shd w:fill="F0F3FB" w:val="clear"/>
-        <w:spacing w:after="120"/>
-        <w:ind w:left="120"/>
-      </w:pPr>
-      <w:r>
-        <w:rPr>
-          <w:rFonts w:ascii="Courier New" w:cs="Courier New" w:eastAsia="Courier New" w:hAnsi="Courier New"/>
-          <w:color w:val="0F2461"/>
-          <w:sz w:val="19"/>
-          <w:szCs w:val="19"/>
-        </w:rPr>
-        <w:t xml:space="preserve">}</w:t>
-      </w:r>
-    </w:p>
-    <w:p>
-      <w:pPr>
-        <w:spacing w:after="60"/>
-      </w:pPr>
-      <w:r>
-        <w:rPr>
-          <w:b/>
-          <w:bCs/>
-          <w:color w:val="0F2461"/>
-        </w:rPr>
-        <w:t xml:space="preserve">Step 3: Assemble the Full Loop</w:t>
-      </w:r>
-    </w:p>
-    <w:p>
-      <w:pPr>
-        <w:spacing w:after="140"/>
-      </w:pPr>
-      <w:r>
-        <w:t xml:space="preserve">The whole program is three jobs, repeated forever: platterStep() (one coil pulse), updateArm() (the millis check above), delay(stepDelay) (which sets platter speed). Students who built Lessons 1 and 2 already own two of the three.</w:t>
-      </w:r>
-    </w:p>
-    <w:p>
-      <w:pPr>
-        <w:spacing w:after="60"/>
-      </w:pPr>
-      <w:r>
-        <w:rPr>
-          <w:b/>
-          <w:bCs/>
-          <w:color w:val="0F2461"/>
-        </w:rPr>
-        <w:t xml:space="preserve">Step 4: Position Without a Sensor</w:t>
-      </w:r>
-    </w:p>
-    <w:p>
-      <w:pPr>
-        <w:spacing w:after="140"/>
-      </w:pPr>
-      <w:r>
-        <w:t xml:space="preserve">Ask: how does the machine know where the paper is pointing? No sensor — it counts. stepCount from Lesson 1 divided into 2,048 gives the platter's exact angle, always. And the arm? A servo always knows its own angle — that's its whole job. This is homing without hardware, and it's what makes the math of Lesson 5 possible.</w:t>
-      </w:r>
-    </w:p>
-    <w:p>
-      <w:pPr>
-        <w:spacing w:after="60"/>
-      </w:pPr>
-      <w:r>
-        <w:rPr>
-          <w:b/>
-          <w:bCs/>
-          <w:color w:val="0F2461"/>
-        </w:rPr>
-        <w:t xml:space="preserve">Step 5: Run the Spiral</w:t>
-      </w:r>
-    </w:p>
-    <w:p>
-      <w:pPr>
-        <w:spacing w:after="140"/>
-      </w:pPr>
-      <w:r>
-        <w:t xml:space="preserve">Upload spiromatic_stepper_servo.ino and let it draw (arm sweeping slowly, platter spinning). Tune stepDelay, armMin/armMax, and armSpeed and watch the spiral's character change. This is the machine's first artwork — hang it up.</w:t>
-      </w:r>
-    </w:p>
-    <w:p>
-      <w:pPr>
-        <w:shd w:fill="E8EFFD" w:val="clear"/>
-        <w:spacing w:after="200" w:before="120"/>
-        <w:ind w:left="120" w:right="120"/>
-      </w:pPr>
-      <w:r>
-        <w:rPr>
-          <w:b/>
-          <w:bCs/>
-          <w:color w:val="1E5AE8"/>
-        </w:rPr>
-        <w:t xml:space="preserve">  From classroom feedback: </w:t>
-      </w:r>
-      <w:r>
-        <w:rPr>
-          <w:i/>
-          <w:iCs/>
-          <w:color w:val="333333"/>
-        </w:rPr>
-        <w:t xml:space="preserve">This is where delay problems bite hardest: one long delay() anywhere freezes BOTH motors. If the combined program misbehaves but each motor works alone, hunt for a blocking delay before touching the wiring.  </w:t>
-      </w:r>
-    </w:p>
-    <w:p>
-      <w:pPr>
-        <w:shd w:fill="E8EFFD" w:val="clear"/>
-        <w:spacing w:after="200" w:before="120"/>
-        <w:ind w:left="120" w:right="120"/>
-      </w:pPr>
-      <w:r>
-        <w:rPr>
-          <w:b/>
-          <w:bCs/>
-          <w:color w:val="1E5AE8"/>
-        </w:rPr>
-        <w:t xml:space="preserve">  Teacher Tip: </w:t>
-      </w:r>
-      <w:r>
-        <w:rPr>
-          <w:i/>
-          <w:iCs/>
-          <w:color w:val="333333"/>
-        </w:rPr>
-        <w:t xml:space="preserve">millis() vs delay() is a professional-grade concept — it's how phones stay responsive while doing ten things. Students who get this have learned real embedded programming, not toy programming.  </w:t>
-      </w:r>
-    </w:p>
-    <w:p>
-      <w:pPr>
-        <w:pStyle w:val="Heading3"/>
-        <w:spacing w:after="100" w:before="220"/>
-      </w:pPr>
-      <w:r>
-        <w:rPr>
-          <w:b/>
-          <w:bCs/>
-          <w:color w:val="0F2461"/>
-        </w:rPr>
-        <w:t xml:space="preserve">Check for Understanding</w:t>
-      </w:r>
-    </w:p>
-    <w:p>
-      <w:pPr>
-        <w:pStyle w:val="ListParagraph"/>
-        <w:numPr>
-          <w:ilvl w:val="0"/>
-          <w:numId w:val="2"/>
-        </w:numPr>
-        <w:spacing w:after="80"/>
-      </w:pPr>
-      <w:r>
-        <w:t xml:space="preserve">Can both motors move at the same time, smoothly?</w:t>
-      </w:r>
-    </w:p>
-    <w:p>
-      <w:pPr>
-        <w:pStyle w:val="ListParagraph"/>
-        <w:numPr>
-          <w:ilvl w:val="0"/>
-          <w:numId w:val="2"/>
-        </w:numPr>
-        <w:spacing w:after="80"/>
-      </w:pPr>
-      <w:r>
-        <w:t xml:space="preserve">Can the student explain why the arm uses millis() instead of delay()?</w:t>
-      </w:r>
-    </w:p>
-    <w:p>
-      <w:pPr>
-        <w:pStyle w:val="ListParagraph"/>
-        <w:numPr>
-          <w:ilvl w:val="0"/>
-          <w:numId w:val="2"/>
-        </w:numPr>
-        <w:spacing w:after="80"/>
-      </w:pPr>
-      <w:r>
-        <w:t xml:space="preserve">Can they explain how the code knows the platter's angle without any sensor?</w:t>
-      </w:r>
-    </w:p>
-    <w:p>
-      <w:r>
-        <w:br w:type="page"/>
-      </w:r>
-    </w:p>
-    <w:p>
-      <w:pPr>
-        <w:pStyle w:val="Heading1"/>
-        <w:spacing w:after="160" w:before="400"/>
-      </w:pPr>
-      <w:r>
-        <w:rPr>
-          <w:b/>
-          <w:bCs/>
-          <w:color w:val="0F2461"/>
-        </w:rPr>
-        <w:t xml:space="preserve">Pen Setup — Before Art Day</w:t>
-      </w:r>
-    </w:p>
-    <w:p>
-      <w:pPr>
-        <w:spacing w:after="140"/>
-      </w:pPr>
-      <w:r>
-        <w:t xml:space="preserve">Faint or skipping lines are the single most common frustration at the end of this project — and they are almost always a </w:t>
-      </w:r>
-      <w:r>
-        <w:rPr>
-          <w:b/>
-          <w:bCs/>
-          <w:color w:val="0F2461"/>
-        </w:rPr>
-        <w:t xml:space="preserve">setup</w:t>
-      </w:r>
-      <w:r>
-        <w:t xml:space="preserve"> issue, not a student error. Do this section as a class before Lesson 4. The core principle: </w:t>
-      </w:r>
-      <w:r>
-        <w:rPr>
-          <w:b/>
-          <w:bCs/>
-          <w:color w:val="0F2461"/>
-        </w:rPr>
-        <w:t xml:space="preserve">gravity does the work.</w:t>
-      </w:r>
-      <w:r>
-        <w:t xml:space="preserve"> The pen must float in a loose sleeve so its own weight presses it to the paper.</w:t>
+        <w:t xml:space="preserve">Build Progression Reference (for the teacher)</w:t>
+      </w:r>
+    </w:p>
+    <w:p>
+      <w:pPr>
+        <w:spacing w:after="140"/>
+      </w:pPr>
+      <w:r>
+        <w:t xml:space="preserve">These staged pictures show how a typical Spiromatic grows, so you can see at a glance what "done" looks like at each phase. They are a </w:t>
+      </w:r>
+      <w:r>
+        <w:rPr>
+          <w:b/>
+          <w:bCs/>
+          <w:color w:val="0F2461"/>
+        </w:rPr>
+        <w:t xml:space="preserve">teacher reference</w:t>
+      </w:r>
+      <w:r>
+        <w:t xml:space="preserve">, not a student blueprint — every upcycled build will look different, and that's the point. The checkpoint under each stage is the gate: don't let a group move on until it passes.</w:t>
       </w:r>
     </w:p>
     <w:p>
@@ -3521,6 +2265,1470 @@
                   </pic:nvPicPr>
                   <pic:blipFill>
                     <a:blip r:embed="rId12" cstate="none"/>
+                    <a:srcRect/>
+                    <a:stretch>
+                      <a:fillRect/>
+                    </a:stretch>
+                  </pic:blipFill>
+                  <pic:spPr bwMode="auto">
+                    <a:xfrm>
+                      <a:off x="0" y="0"/>
+                      <a:ext cx="5715000" cy="3771900"/>
+                    </a:xfrm>
+                    <a:prstGeom prst="rect">
+                      <a:avLst/>
+                    </a:prstGeom>
+                  </pic:spPr>
+                </pic:pic>
+              </a:graphicData>
+            </a:graphic>
+          </wp:inline>
+        </w:drawing>
+      </w:r>
+    </w:p>
+    <w:p>
+      <w:pPr>
+        <w:spacing w:after="200"/>
+        <w:jc w:val="center"/>
+      </w:pPr>
+      <w:r>
+        <w:rPr>
+          <w:i/>
+          <w:iCs/>
+          <w:color w:val="5A6478"/>
+          <w:sz w:val="19"/>
+          <w:szCs w:val="19"/>
+        </w:rPr>
+        <w:t xml:space="preserve">Stage 1 — Platter first: one stepper, one driver, spinning disc. (Pairs with Lesson 1.)</w:t>
+      </w:r>
+    </w:p>
+    <w:p>
+      <w:pPr>
+        <w:spacing w:after="60" w:before="120"/>
+        <w:jc w:val="center"/>
+      </w:pPr>
+      <w:r>
+        <w:drawing>
+          <wp:inline distT="0" distB="0" distL="0" distR="0">
+            <wp:extent cx="5715000" cy="3771900"/>
+            <wp:effectExtent t="0" r="0" b="0" l="0"/>
+            <wp:docPr id="1" name="" descr="" title=""/>
+            <wp:cNvGraphicFramePr>
+              <a:graphicFrameLocks xmlns:a="http://schemas.openxmlformats.org/drawingml/2006/main" noChangeAspect="1"/>
+            </wp:cNvGraphicFramePr>
+            <a:graphic xmlns:a="http://schemas.openxmlformats.org/drawingml/2006/main">
+              <a:graphicData uri="http://schemas.openxmlformats.org/drawingml/2006/picture">
+                <pic:pic xmlns:pic="http://schemas.openxmlformats.org/drawingml/2006/picture">
+                  <pic:nvPicPr>
+                    <pic:cNvPr id="0" name="" descr=""/>
+                    <pic:cNvPicPr>
+                      <a:picLocks noChangeAspect="1" noChangeArrowheads="1"/>
+                    </pic:cNvPicPr>
+                  </pic:nvPicPr>
+                  <pic:blipFill>
+                    <a:blip r:embed="rId13" cstate="none"/>
+                    <a:srcRect/>
+                    <a:stretch>
+                      <a:fillRect/>
+                    </a:stretch>
+                  </pic:blipFill>
+                  <pic:spPr bwMode="auto">
+                    <a:xfrm>
+                      <a:off x="0" y="0"/>
+                      <a:ext cx="5715000" cy="3771900"/>
+                    </a:xfrm>
+                    <a:prstGeom prst="rect">
+                      <a:avLst/>
+                    </a:prstGeom>
+                  </pic:spPr>
+                </pic:pic>
+              </a:graphicData>
+            </a:graphic>
+          </wp:inline>
+        </w:drawing>
+      </w:r>
+    </w:p>
+    <w:p>
+      <w:pPr>
+        <w:spacing w:after="200"/>
+        <w:jc w:val="center"/>
+      </w:pPr>
+      <w:r>
+        <w:rPr>
+          <w:i/>
+          <w:iCs/>
+          <w:color w:val="5A6478"/>
+          <w:sz w:val="19"/>
+          <w:szCs w:val="19"/>
+        </w:rPr>
+        <w:t xml:space="preserve">Stage 2 — Add the servo arm: SG90 on a riser box, arm on the horn, three wires straight to the Arduino. (Pairs with Lesson 2.)</w:t>
+      </w:r>
+    </w:p>
+    <w:p>
+      <w:pPr>
+        <w:spacing w:after="60" w:before="120"/>
+        <w:jc w:val="center"/>
+      </w:pPr>
+      <w:r>
+        <w:drawing>
+          <wp:inline distT="0" distB="0" distL="0" distR="0">
+            <wp:extent cx="5715000" cy="3771900"/>
+            <wp:effectExtent t="0" r="0" b="0" l="0"/>
+            <wp:docPr id="1" name="" descr="" title=""/>
+            <wp:cNvGraphicFramePr>
+              <a:graphicFrameLocks xmlns:a="http://schemas.openxmlformats.org/drawingml/2006/main" noChangeAspect="1"/>
+            </wp:cNvGraphicFramePr>
+            <a:graphic xmlns:a="http://schemas.openxmlformats.org/drawingml/2006/main">
+              <a:graphicData uri="http://schemas.openxmlformats.org/drawingml/2006/picture">
+                <pic:pic xmlns:pic="http://schemas.openxmlformats.org/drawingml/2006/picture">
+                  <pic:nvPicPr>
+                    <pic:cNvPr id="0" name="" descr=""/>
+                    <pic:cNvPicPr>
+                      <a:picLocks noChangeAspect="1" noChangeArrowheads="1"/>
+                    </pic:cNvPicPr>
+                  </pic:nvPicPr>
+                  <pic:blipFill>
+                    <a:blip r:embed="rId14" cstate="none"/>
+                    <a:srcRect/>
+                    <a:stretch>
+                      <a:fillRect/>
+                    </a:stretch>
+                  </pic:blipFill>
+                  <pic:spPr bwMode="auto">
+                    <a:xfrm>
+                      <a:off x="0" y="0"/>
+                      <a:ext cx="5715000" cy="3771900"/>
+                    </a:xfrm>
+                    <a:prstGeom prst="rect">
+                      <a:avLst/>
+                    </a:prstGeom>
+                  </pic:spPr>
+                </pic:pic>
+              </a:graphicData>
+            </a:graphic>
+          </wp:inline>
+        </w:drawing>
+      </w:r>
+    </w:p>
+    <w:p>
+      <w:pPr>
+        <w:spacing w:after="200"/>
+        <w:jc w:val="center"/>
+      </w:pPr>
+      <w:r>
+        <w:rPr>
+          <w:i/>
+          <w:iCs/>
+          <w:color w:val="5A6478"/>
+          <w:sz w:val="19"/>
+          <w:szCs w:val="19"/>
+        </w:rPr>
+        <w:t xml:space="preserve">Stage 3 — Final build: both motors running, pen floating in a loose sleeve. (Pairs with Lesson 3, Pen Setup, and Lesson 4.)</w:t>
+      </w:r>
+    </w:p>
+    <w:p>
+      <w:pPr>
+        <w:pStyle w:val="Heading1"/>
+        <w:spacing w:after="160" w:before="400"/>
+      </w:pPr>
+      <w:r>
+        <w:rPr>
+          <w:b/>
+          <w:bCs/>
+          <w:color w:val="0F2461"/>
+        </w:rPr>
+        <w:t xml:space="preserve">Introductory Lesson: Framing the Project</w:t>
+      </w:r>
+    </w:p>
+    <w:p>
+      <w:pPr>
+        <w:spacing w:after="140"/>
+      </w:pPr>
+      <w:r>
+        <w:t xml:space="preserve">This lesson explores geometric shapes as inspiration for art, introduces students to generative art, and examines the philosophical underpinnings of machine-made art. It provides framing on how to drive the creative process and ensures deep engagement with the project. Once the Spiromatic is fully built, coded, and operational, it can be utilized as an art machine.</w:t>
+      </w:r>
+    </w:p>
+    <w:p>
+      <w:pPr>
+        <w:pStyle w:val="Heading2"/>
+        <w:spacing w:after="120" w:before="280"/>
+      </w:pPr>
+      <w:r>
+        <w:rPr>
+          <w:b/>
+          <w:bCs/>
+          <w:color w:val="1E5AE8"/>
+        </w:rPr>
+        <w:t xml:space="preserve">Discussion Prompts</w:t>
+      </w:r>
+    </w:p>
+    <w:p>
+      <w:pPr>
+        <w:pStyle w:val="ListParagraph"/>
+        <w:numPr>
+          <w:ilvl w:val="0"/>
+          <w:numId w:val="2"/>
+        </w:numPr>
+        <w:spacing w:after="80"/>
+      </w:pPr>
+      <w:r>
+        <w:t xml:space="preserve">What makes art “art”? Can a machine create art, or is it only the tool?</w:t>
+      </w:r>
+    </w:p>
+    <w:p>
+      <w:pPr>
+        <w:pStyle w:val="ListParagraph"/>
+        <w:numPr>
+          <w:ilvl w:val="0"/>
+          <w:numId w:val="2"/>
+        </w:numPr>
+        <w:spacing w:after="80"/>
+      </w:pPr>
+      <w:r>
+        <w:t xml:space="preserve">What is generative art? How does randomness play a role in creativity?</w:t>
+      </w:r>
+    </w:p>
+    <w:p>
+      <w:pPr>
+        <w:pStyle w:val="ListParagraph"/>
+        <w:numPr>
+          <w:ilvl w:val="0"/>
+          <w:numId w:val="2"/>
+        </w:numPr>
+        <w:spacing w:after="80"/>
+      </w:pPr>
+      <w:r>
+        <w:t xml:space="preserve">How do geometric shapes and spirograph-style patterns appear in nature, architecture, and culture?</w:t>
+      </w:r>
+    </w:p>
+    <w:p>
+      <w:pPr>
+        <w:pStyle w:val="Heading2"/>
+        <w:spacing w:after="120" w:before="280"/>
+      </w:pPr>
+      <w:r>
+        <w:rPr>
+          <w:b/>
+          <w:bCs/>
+          <w:color w:val="1E5AE8"/>
+        </w:rPr>
+        <w:t xml:space="preserve">Getting Started: Building the Machine</w:t>
+      </w:r>
+    </w:p>
+    <w:p>
+      <w:pPr>
+        <w:spacing w:after="140"/>
+      </w:pPr>
+      <w:r>
+        <w:t xml:space="preserve">Students will assemble their machine using the assortment of cardboard, popsicle sticks, and random materials from the Spiromatic unkit-kit.</w:t>
+      </w:r>
+    </w:p>
+    <w:p>
+      <w:pPr>
+        <w:spacing w:after="140"/>
+      </w:pPr>
+      <w:r>
+        <w:rPr>
+          <w:b/>
+          <w:bCs/>
+          <w:color w:val="0F2461"/>
+        </w:rPr>
+        <w:t xml:space="preserve">Driving Prompt: </w:t>
+      </w:r>
+      <w:r>
+        <w:rPr>
+          <w:i/>
+          <w:iCs/>
+        </w:rPr>
+        <w:t xml:space="preserve">Using at least two motors, create an automatic art machine.</w:t>
+      </w:r>
+    </w:p>
+    <w:p>
+      <w:pPr>
+        <w:pStyle w:val="Heading3"/>
+        <w:spacing w:after="100" w:before="220"/>
+      </w:pPr>
+      <w:r>
+        <w:rPr>
+          <w:b/>
+          <w:bCs/>
+          <w:color w:val="0F2461"/>
+        </w:rPr>
+        <w:t xml:space="preserve">Design Planning Questions</w:t>
+      </w:r>
+    </w:p>
+    <w:p>
+      <w:pPr>
+        <w:pStyle w:val="ListParagraph"/>
+        <w:numPr>
+          <w:ilvl w:val="0"/>
+          <w:numId w:val="2"/>
+        </w:numPr>
+        <w:spacing w:after="80"/>
+      </w:pPr>
+      <w:r>
+        <w:t xml:space="preserve">What components do you need? Which motor should spin forever, and which should swing back and forth?</w:t>
+      </w:r>
+    </w:p>
+    <w:p>
+      <w:pPr>
+        <w:pStyle w:val="ListParagraph"/>
+        <w:numPr>
+          <w:ilvl w:val="0"/>
+          <w:numId w:val="2"/>
+        </w:numPr>
+        <w:spacing w:after="80"/>
+      </w:pPr>
+      <w:r>
+        <w:t xml:space="preserve">How do you plan on laying them out? Sketch a top-down view.</w:t>
+      </w:r>
+    </w:p>
+    <w:p>
+      <w:pPr>
+        <w:pStyle w:val="ListParagraph"/>
+        <w:numPr>
+          <w:ilvl w:val="0"/>
+          <w:numId w:val="2"/>
+        </w:numPr>
+        <w:spacing w:after="80"/>
+      </w:pPr>
+      <w:r>
+        <w:t xml:space="preserve">How does it look from a side view (height)? Is the center of gravity stable?</w:t>
+      </w:r>
+    </w:p>
+    <w:p>
+      <w:pPr>
+        <w:pStyle w:val="ListParagraph"/>
+        <w:numPr>
+          <w:ilvl w:val="0"/>
+          <w:numId w:val="2"/>
+        </w:numPr>
+        <w:spacing w:after="80"/>
+      </w:pPr>
+      <w:r>
+        <w:t xml:space="preserve">How will you grip the pen? How can you reduce pen mass if needed?</w:t>
+      </w:r>
+    </w:p>
+    <w:p>
+      <w:pPr>
+        <w:shd w:fill="E8EFFD" w:val="clear"/>
+        <w:spacing w:after="200" w:before="120"/>
+        <w:ind w:left="120" w:right="120"/>
+      </w:pPr>
+      <w:r>
+        <w:rPr>
+          <w:b/>
+          <w:bCs/>
+          <w:color w:val="1E5AE8"/>
+        </w:rPr>
+        <w:t xml:space="preserve">  Teacher Tip: </w:t>
+      </w:r>
+      <w:r>
+        <w:rPr>
+          <w:i/>
+          <w:iCs/>
+          <w:color w:val="333333"/>
+        </w:rPr>
+        <w:t xml:space="preserve">Encourage students to sketch their designs on paper before building. A quick side-view and top-view drawing helps catch structural problems early.  </w:t>
+      </w:r>
+    </w:p>
+    <w:p>
+      <w:pPr>
+        <w:pStyle w:val="Heading1"/>
+        <w:spacing w:after="160" w:before="400"/>
+      </w:pPr>
+      <w:r>
+        <w:rPr>
+          <w:b/>
+          <w:bCs/>
+          <w:color w:val="0F2461"/>
+        </w:rPr>
+        <w:t xml:space="preserve">Lesson 1: Stepper Control for the Drawing Platter (No Library)</w:t>
+      </w:r>
+    </w:p>
+    <w:p>
+      <w:pPr>
+        <w:spacing w:after="140"/>
+      </w:pPr>
+      <w:r>
+        <w:rPr>
+          <w:b/>
+          <w:bCs/>
+          <w:color w:val="0F2461"/>
+        </w:rPr>
+        <w:t xml:space="preserve">Skills: </w:t>
+      </w:r>
+      <w:r>
+        <w:t xml:space="preserve">Stepper motors, for loops, functions, digital output</w:t>
+      </w:r>
+    </w:p>
+    <w:p>
+      <w:pPr>
+        <w:pStyle w:val="Heading2"/>
+        <w:spacing w:after="120" w:before="280"/>
+      </w:pPr>
+      <w:r>
+        <w:rPr>
+          <w:b/>
+          <w:bCs/>
+          <w:color w:val="1E5AE8"/>
+        </w:rPr>
+        <w:t xml:space="preserve">Lesson Overview</w:t>
+      </w:r>
+    </w:p>
+    <w:p>
+      <w:pPr>
+        <w:spacing w:after="140"/>
+      </w:pPr>
+      <w:r>
+        <w:t xml:space="preserve">In this lesson, students will wire up the platter stepper and learn to control it by directly writing the coil sequence in code — no library required. By the end, the drawing platter should spin smoothly in both directions. (See Build Progression Reference, Stage 1.)</w:t>
+      </w:r>
+    </w:p>
+    <w:p>
+      <w:pPr>
+        <w:pStyle w:val="Heading2"/>
+        <w:spacing w:after="120" w:before="280"/>
+      </w:pPr>
+      <w:r>
+        <w:rPr>
+          <w:b/>
+          <w:bCs/>
+          <w:color w:val="1E5AE8"/>
+        </w:rPr>
+        <w:t xml:space="preserve">Step-by-Step Instructions</w:t>
+      </w:r>
+    </w:p>
+    <w:p>
+      <w:pPr>
+        <w:spacing w:after="60"/>
+      </w:pPr>
+      <w:r>
+        <w:rPr>
+          <w:b/>
+          <w:bCs/>
+          <w:color w:val="0F2461"/>
+        </w:rPr>
+        <w:t xml:space="preserve">Step 1: Review How Stepper Motors Work</w:t>
+      </w:r>
+    </w:p>
+    <w:p>
+      <w:pPr>
+        <w:spacing w:after="140"/>
+      </w:pPr>
+      <w:r>
+        <w:t xml:space="preserve">Use the stepper motor background section (or accompanying PowerPoint) to walk through coil sequences and the relationship between pulse timing and motor speed.</w:t>
+      </w:r>
+    </w:p>
+    <w:p>
+      <w:pPr>
+        <w:spacing w:after="60"/>
+      </w:pPr>
+      <w:r>
+        <w:rPr>
+          <w:b/>
+          <w:bCs/>
+          <w:color w:val="0F2461"/>
+        </w:rPr>
+        <w:t xml:space="preserve">Step 2: Wire the Drawing Platter Motor</w:t>
+      </w:r>
+    </w:p>
+    <w:p>
+      <w:pPr>
+        <w:spacing w:after="140"/>
+      </w:pPr>
+      <w:r>
+        <w:t xml:space="preserve">Students connect the stepper motor to the Arduino via the ULN2003 driver board using the wiring diagram provided (IN1–IN4 to pins 8–11).</w:t>
+      </w:r>
+    </w:p>
+    <w:p>
+      <w:pPr>
+        <w:spacing w:after="60"/>
+      </w:pPr>
+      <w:r>
+        <w:rPr>
+          <w:b/>
+          <w:bCs/>
+          <w:color w:val="0F2461"/>
+        </w:rPr>
+        <w:t xml:space="preserve">Step 3: Upload and Run the Base Code</w:t>
+      </w:r>
+    </w:p>
+    <w:p>
+      <w:pPr>
+        <w:spacing w:after="140"/>
+      </w:pPr>
+      <w:r>
+        <w:t xml:space="preserve">Students upload the provided platter test code. The motor should begin spinning. If it vibrates but does not rotate, check the wiring order — and use the paper-clip flag test from the Background section to confirm real rotation.</w:t>
+      </w:r>
+    </w:p>
+    <w:p>
+      <w:pPr>
+        <w:spacing w:after="60"/>
+      </w:pPr>
+      <w:r>
+        <w:rPr>
+          <w:b/>
+          <w:bCs/>
+          <w:color w:val="0F2461"/>
+        </w:rPr>
+        <w:t xml:space="preserve">Step 4: Slow It Down to Observe</w:t>
+      </w:r>
+    </w:p>
+    <w:p>
+      <w:pPr>
+        <w:spacing w:after="140"/>
+      </w:pPr>
+      <w:r>
+        <w:t xml:space="preserve">Have students increase the step delay (e.g., to 50–100 ms) so they can watch the LEDs on the driver board energize and rotate in sequence. This makes the coil pattern visible.</w:t>
+      </w:r>
+    </w:p>
+    <w:p>
+      <w:pPr>
+        <w:spacing w:after="60"/>
+      </w:pPr>
+      <w:r>
+        <w:rPr>
+          <w:b/>
+          <w:bCs/>
+          <w:color w:val="0F2461"/>
+        </w:rPr>
+        <w:t xml:space="preserve">Step 5: Create Functions for Direction Control</w:t>
+      </w:r>
+    </w:p>
+    <w:p>
+      <w:pPr>
+        <w:spacing w:after="140"/>
+      </w:pPr>
+      <w:r>
+        <w:t xml:space="preserve">Students write two functions — one for forward rotation and one for reverse. Hold a class discussion on naming conventions: should they use Increment/Decrement, Forward/Backward, Clockwise/Counterclockwise? Emphasize that professionals agree on variable names so code is shareable.</w:t>
+      </w:r>
+    </w:p>
+    <w:p>
+      <w:pPr>
+        <w:spacing w:after="60"/>
+      </w:pPr>
+      <w:r>
+        <w:rPr>
+          <w:b/>
+          <w:bCs/>
+          <w:color w:val="0F2461"/>
+        </w:rPr>
+        <w:t xml:space="preserve">Step 6: Count Every Step</w:t>
+      </w:r>
+    </w:p>
+    <w:p>
+      <w:pPr>
+        <w:spacing w:after="140"/>
+      </w:pPr>
+      <w:r>
+        <w:t xml:space="preserve">Introduce stepCount — a variable that goes up by one on every single step, forever. It seems pointless now; it becomes the hero of Lesson 3, because if you know where you started and count every step, you always know the paper's exact angle. This is how CNC machines, 3D printers, and hospital scanners know where they are.</w:t>
+      </w:r>
+    </w:p>
+    <w:p>
+      <w:pPr>
+        <w:shd w:fill="E8EFFD" w:val="clear"/>
+        <w:spacing w:after="200" w:before="120"/>
+        <w:ind w:left="120" w:right="120"/>
+      </w:pPr>
+      <w:r>
+        <w:rPr>
+          <w:b/>
+          <w:bCs/>
+          <w:color w:val="1E5AE8"/>
+        </w:rPr>
+        <w:t xml:space="preserve">  Teacher Tip: </w:t>
+      </w:r>
+      <w:r>
+        <w:rPr>
+          <w:i/>
+          <w:iCs/>
+          <w:color w:val="333333"/>
+        </w:rPr>
+        <w:t xml:space="preserve">Changing direction is about reversing the sequence of powering the coils. Challenge students to figure this out from the coil table before giving them the answer.  </w:t>
+      </w:r>
+    </w:p>
+    <w:p>
+      <w:pPr>
+        <w:shd w:fill="E8EFFD" w:val="clear"/>
+        <w:spacing w:after="200" w:before="120"/>
+        <w:ind w:left="120" w:right="120"/>
+      </w:pPr>
+      <w:r>
+        <w:rPr>
+          <w:b/>
+          <w:bCs/>
+          <w:color w:val="1E5AE8"/>
+        </w:rPr>
+        <w:t xml:space="preserve">  From classroom feedback: </w:t>
+      </w:r>
+      <w:r>
+        <w:rPr>
+          <w:i/>
+          <w:iCs/>
+          <w:color w:val="333333"/>
+        </w:rPr>
+        <w:t xml:space="preserve">The delay length matters more than students expect. Below ~2 ms the motor stalls and buzzes; an over-long delay elsewhere in the sketch can also interrupt the stepper's rhythm and make it stutter. When a working motor suddenly misbehaves after a code change, check what changed about timing first.  </w:t>
+      </w:r>
+    </w:p>
+    <w:p>
+      <w:pPr>
+        <w:pStyle w:val="Heading3"/>
+        <w:spacing w:after="100" w:before="220"/>
+      </w:pPr>
+      <w:r>
+        <w:rPr>
+          <w:b/>
+          <w:bCs/>
+          <w:color w:val="0F2461"/>
+        </w:rPr>
+        <w:t xml:space="preserve">Check for Understanding</w:t>
+      </w:r>
+    </w:p>
+    <w:p>
+      <w:pPr>
+        <w:pStyle w:val="ListParagraph"/>
+        <w:numPr>
+          <w:ilvl w:val="0"/>
+          <w:numId w:val="2"/>
+        </w:numPr>
+        <w:spacing w:after="80"/>
+      </w:pPr>
+      <w:r>
+        <w:t xml:space="preserve">Can the student spin the platter forward and backward on command?</w:t>
+      </w:r>
+    </w:p>
+    <w:p>
+      <w:pPr>
+        <w:pStyle w:val="ListParagraph"/>
+        <w:numPr>
+          <w:ilvl w:val="0"/>
+          <w:numId w:val="2"/>
+        </w:numPr>
+        <w:spacing w:after="80"/>
+      </w:pPr>
+      <w:r>
+        <w:t xml:space="preserve">Can they explain which coil fires in which order?</w:t>
+      </w:r>
+    </w:p>
+    <w:p>
+      <w:pPr>
+        <w:pStyle w:val="ListParagraph"/>
+        <w:numPr>
+          <w:ilvl w:val="0"/>
+          <w:numId w:val="2"/>
+        </w:numPr>
+        <w:spacing w:after="80"/>
+      </w:pPr>
+      <w:r>
+        <w:t xml:space="preserve">Can they adjust the speed by changing the delay value?</w:t>
+      </w:r>
+    </w:p>
+    <w:p>
+      <w:pPr>
+        <w:pStyle w:val="Heading1"/>
+        <w:spacing w:after="160" w:before="400"/>
+      </w:pPr>
+      <w:r>
+        <w:rPr>
+          <w:b/>
+          <w:bCs/>
+          <w:color w:val="0F2461"/>
+        </w:rPr>
+        <w:t xml:space="preserve">Lesson 2: The Servo Arm</w:t>
+      </w:r>
+    </w:p>
+    <w:p>
+      <w:pPr>
+        <w:spacing w:after="140"/>
+      </w:pPr>
+      <w:r>
+        <w:rPr>
+          <w:b/>
+          <w:bCs/>
+          <w:color w:val="0F2461"/>
+        </w:rPr>
+        <w:t xml:space="preserve">Skills: </w:t>
+      </w:r>
+      <w:r>
+        <w:t xml:space="preserve">Servo control, angles, using a library, functions with parameters</w:t>
+      </w:r>
+    </w:p>
+    <w:p>
+      <w:pPr>
+        <w:pStyle w:val="Heading2"/>
+        <w:spacing w:after="120" w:before="280"/>
+      </w:pPr>
+      <w:r>
+        <w:rPr>
+          <w:b/>
+          <w:bCs/>
+          <w:color w:val="1E5AE8"/>
+        </w:rPr>
+        <w:t xml:space="preserve">Lesson Overview</w:t>
+      </w:r>
+    </w:p>
+    <w:p>
+      <w:pPr>
+        <w:spacing w:after="140"/>
+      </w:pPr>
+      <w:r>
+        <w:t xml:space="preserve">Students add the second motor — the SG90 servo that will carry the drawing arm — and discover how differently it behaves from the stepper they just tamed. Where Lesson 1 was about constant attention (feed the coils or nothing moves), this lesson is about delegation: tell the servo an angle and it handles the rest. (See Build Progression Reference, Stage 2.)</w:t>
+      </w:r>
+    </w:p>
+    <w:p>
+      <w:pPr>
+        <w:pStyle w:val="Heading2"/>
+        <w:spacing w:after="120" w:before="280"/>
+      </w:pPr>
+      <w:r>
+        <w:rPr>
+          <w:b/>
+          <w:bCs/>
+          <w:color w:val="1E5AE8"/>
+        </w:rPr>
+        <w:t xml:space="preserve">Step-by-Step Instructions</w:t>
+      </w:r>
+    </w:p>
+    <w:p>
+      <w:pPr>
+        <w:spacing w:after="60"/>
+      </w:pPr>
+      <w:r>
+        <w:rPr>
+          <w:b/>
+          <w:bCs/>
+          <w:color w:val="0F2461"/>
+        </w:rPr>
+        <w:t xml:space="preserve">Step 1: Wire the Servo</w:t>
+      </w:r>
+    </w:p>
+    <w:p>
+      <w:pPr>
+        <w:spacing w:after="140"/>
+      </w:pPr>
+      <w:r>
+        <w:t xml:space="preserve">Three wires, no driver board: orange (signal) to pin 6, red to 5V, brown to GND. Have students compare this to the stepper's wiring — four control pins plus a whole driver board. Ask why the servo needs so much less (the "driver" is built into the servo's case).</w:t>
+      </w:r>
+    </w:p>
+    <w:p>
+      <w:pPr>
+        <w:spacing w:after="60"/>
+      </w:pPr>
+      <w:r>
+        <w:rPr>
+          <w:b/>
+          <w:bCs/>
+          <w:color w:val="0F2461"/>
+        </w:rPr>
+        <w:t xml:space="preserve">Step 2: Say Hello with One Line</w:t>
+      </w:r>
+    </w:p>
+    <w:p>
+      <w:pPr>
+        <w:spacing w:after="140"/>
+      </w:pPr>
+      <w:r>
+        <w:t xml:space="preserve">Include the Servo library, attach the servo, and send it somewhere:</w:t>
+      </w:r>
+    </w:p>
+    <w:p>
+      <w:pPr>
+        <w:shd w:fill="F0F3FB" w:val="clear"/>
+        <w:spacing w:after="120"/>
+        <w:ind w:left="120"/>
+      </w:pPr>
+      <w:r>
+        <w:rPr>
+          <w:rFonts w:ascii="Courier New" w:cs="Courier New" w:eastAsia="Courier New" w:hAnsi="Courier New"/>
+          <w:color w:val="0F2461"/>
+          <w:sz w:val="19"/>
+          <w:szCs w:val="19"/>
+        </w:rPr>
+        <w:t xml:space="preserve">#include &lt;Servo.h&gt;</w:t>
+      </w:r>
+    </w:p>
+    <w:p>
+      <w:pPr>
+        <w:shd w:fill="F0F3FB" w:val="clear"/>
+        <w:spacing w:after="120"/>
+        <w:ind w:left="120"/>
+      </w:pPr>
+      <w:r>
+        <w:rPr>
+          <w:rFonts w:ascii="Courier New" w:cs="Courier New" w:eastAsia="Courier New" w:hAnsi="Courier New"/>
+          <w:color w:val="0F2461"/>
+          <w:sz w:val="19"/>
+          <w:szCs w:val="19"/>
+        </w:rPr>
+        <w:t xml:space="preserve">Servo arm;</w:t>
+      </w:r>
+    </w:p>
+    <w:p>
+      <w:pPr>
+        <w:shd w:fill="F0F3FB" w:val="clear"/>
+        <w:spacing w:after="120"/>
+        <w:ind w:left="120"/>
+      </w:pPr>
+      <w:r>
+        <w:rPr>
+          <w:rFonts w:ascii="Courier New" w:cs="Courier New" w:eastAsia="Courier New" w:hAnsi="Courier New"/>
+          <w:color w:val="0F2461"/>
+          <w:sz w:val="19"/>
+          <w:szCs w:val="19"/>
+        </w:rPr>
+        <w:t xml:space="preserve">arm.attach(6);</w:t>
+      </w:r>
+    </w:p>
+    <w:p>
+      <w:pPr>
+        <w:shd w:fill="F0F3FB" w:val="clear"/>
+        <w:spacing w:after="120"/>
+        <w:ind w:left="120"/>
+      </w:pPr>
+      <w:r>
+        <w:rPr>
+          <w:rFonts w:ascii="Courier New" w:cs="Courier New" w:eastAsia="Courier New" w:hAnsi="Courier New"/>
+          <w:color w:val="0F2461"/>
+          <w:sz w:val="19"/>
+          <w:szCs w:val="19"/>
+        </w:rPr>
+        <w:t xml:space="preserve">arm.write(90);   // go to 90 degrees... and that's it</w:t>
+      </w:r>
+    </w:p>
+    <w:p>
+      <w:pPr>
+        <w:spacing w:after="140"/>
+      </w:pPr>
+      <w:r>
+        <w:t xml:space="preserve">Let students change the number and re-upload a few times. The point lands by itself: with the stepper WE did everything; the servo does it for us.</w:t>
+      </w:r>
+    </w:p>
+    <w:p>
+      <w:pPr>
+        <w:spacing w:after="60"/>
+      </w:pPr>
+      <w:r>
+        <w:rPr>
+          <w:b/>
+          <w:bCs/>
+          <w:color w:val="0F2461"/>
+        </w:rPr>
+        <w:t xml:space="preserve">Step 3: Sweep with a For Loop</w:t>
+      </w:r>
+    </w:p>
+    <w:p>
+      <w:pPr>
+        <w:spacing w:after="140"/>
+      </w:pPr>
+      <w:r>
+        <w:t xml:space="preserve">Students reuse the for-loop skill from Lesson 1 to sweep the arm smoothly: a loop from armMin to armMax, arm.write(angle) with a short delay each degree, then a loop back down. Introduce armMin and armMax as named variables — the same tuning knobs used in every sketch for the rest of the unit.</w:t>
+      </w:r>
+    </w:p>
+    <w:p>
+      <w:pPr>
+        <w:spacing w:after="60"/>
+      </w:pPr>
+      <w:r>
+        <w:rPr>
+          <w:b/>
+          <w:bCs/>
+          <w:color w:val="0F2461"/>
+        </w:rPr>
+        <w:t xml:space="preserve">Step 4: Mount the Arm</w:t>
+      </w:r>
+    </w:p>
+    <w:p>
+      <w:pPr>
+        <w:spacing w:after="140"/>
+      </w:pPr>
+      <w:r>
+        <w:t xml:space="preserve">Attach a popsicle-stick arm to the servo horn (the small screw or a zip tie both work) and mount the servo on a riser box so the arm sweeps just above the platter. No pen yet.</w:t>
+      </w:r>
+    </w:p>
+    <w:p>
+      <w:pPr>
+        <w:spacing w:after="60"/>
+      </w:pPr>
+      <w:r>
+        <w:rPr>
+          <w:b/>
+          <w:bCs/>
+          <w:color w:val="0F2461"/>
+        </w:rPr>
+        <w:t xml:space="preserve">Step 5: Compare the Two Motors Out Loud</w:t>
+      </w:r>
+    </w:p>
+    <w:p>
+      <w:pPr>
+        <w:spacing w:after="140"/>
+      </w:pPr>
+      <w:r>
+        <w:t xml:space="preserve">Close with the stepper-vs-servo table from the Background section — except now every row is something they have physically felt. Ask: why is the platter a stepper and the arm a servo, and not the other way around? (The platter must spin forever; the arm only needs a half circle.)</w:t>
+      </w:r>
+    </w:p>
+    <w:p>
+      <w:pPr>
+        <w:shd w:fill="E8EFFD" w:val="clear"/>
+        <w:spacing w:after="200" w:before="120"/>
+        <w:ind w:left="120" w:right="120"/>
+      </w:pPr>
+      <w:r>
+        <w:rPr>
+          <w:b/>
+          <w:bCs/>
+          <w:color w:val="1E5AE8"/>
+        </w:rPr>
+        <w:t xml:space="preserve">  Teacher Tip: </w:t>
+      </w:r>
+      <w:r>
+        <w:rPr>
+          <w:i/>
+          <w:iCs/>
+          <w:color w:val="333333"/>
+        </w:rPr>
+        <w:t xml:space="preserve">Never force the horn around by hand while the servo is powered — command it with arm.write instead. Hand-forcing a powered servo strips its gears, and it will fight back confusingly.  </w:t>
+      </w:r>
+    </w:p>
+    <w:p>
+      <w:pPr>
+        <w:shd w:fill="E8EFFD" w:val="clear"/>
+        <w:spacing w:after="200" w:before="120"/>
+        <w:ind w:left="120" w:right="120"/>
+      </w:pPr>
+      <w:r>
+        <w:rPr>
+          <w:b/>
+          <w:bCs/>
+          <w:color w:val="1E5AE8"/>
+        </w:rPr>
+        <w:t xml:space="preserve">  Good to know: </w:t>
+      </w:r>
+      <w:r>
+        <w:rPr>
+          <w:i/>
+          <w:iCs/>
+          <w:color w:val="333333"/>
+        </w:rPr>
+        <w:t xml:space="preserve">A cheap servo may hum or tremble slightly while holding position. That's normal — it is constantly correcting itself. If it bothers the build, nudge the target angle by one degree.  </w:t>
+      </w:r>
+    </w:p>
+    <w:p>
+      <w:pPr>
+        <w:pStyle w:val="Heading3"/>
+        <w:spacing w:after="100" w:before="220"/>
+      </w:pPr>
+      <w:r>
+        <w:rPr>
+          <w:b/>
+          <w:bCs/>
+          <w:color w:val="0F2461"/>
+        </w:rPr>
+        <w:t xml:space="preserve">Check for Understanding</w:t>
+      </w:r>
+    </w:p>
+    <w:p>
+      <w:pPr>
+        <w:pStyle w:val="ListParagraph"/>
+        <w:numPr>
+          <w:ilvl w:val="0"/>
+          <w:numId w:val="2"/>
+        </w:numPr>
+        <w:spacing w:after="80"/>
+      </w:pPr>
+      <w:r>
+        <w:t xml:space="preserve">Can the student send the arm to any angle on command?</w:t>
+      </w:r>
+    </w:p>
+    <w:p>
+      <w:pPr>
+        <w:pStyle w:val="ListParagraph"/>
+        <w:numPr>
+          <w:ilvl w:val="0"/>
+          <w:numId w:val="2"/>
+        </w:numPr>
+        <w:spacing w:after="80"/>
+      </w:pPr>
+      <w:r>
+        <w:t xml:space="preserve">Can they sweep it smoothly using a for loop and their own armMin/armMax variables?</w:t>
+      </w:r>
+    </w:p>
+    <w:p>
+      <w:pPr>
+        <w:pStyle w:val="ListParagraph"/>
+        <w:numPr>
+          <w:ilvl w:val="0"/>
+          <w:numId w:val="2"/>
+        </w:numPr>
+        <w:spacing w:after="80"/>
+      </w:pPr>
+      <w:r>
+        <w:t xml:space="preserve">Can they explain, in their own words, the difference between commanding a stepper and commanding a servo?</w:t>
+      </w:r>
+    </w:p>
+    <w:p>
+      <w:pPr>
+        <w:pStyle w:val="Heading1"/>
+        <w:spacing w:after="160" w:before="400"/>
+      </w:pPr>
+      <w:r>
+        <w:rPr>
+          <w:b/>
+          <w:bCs/>
+          <w:color w:val="0F2461"/>
+        </w:rPr>
+        <w:t xml:space="preserve">Lesson 3: Both Motors at Once</w:t>
+      </w:r>
+    </w:p>
+    <w:p>
+      <w:pPr>
+        <w:spacing w:after="140"/>
+      </w:pPr>
+      <w:r>
+        <w:rPr>
+          <w:b/>
+          <w:bCs/>
+          <w:color w:val="0F2461"/>
+        </w:rPr>
+        <w:t xml:space="preserve">Skills: </w:t>
+      </w:r>
+      <w:r>
+        <w:t xml:space="preserve">Non-blocking timing with millis(), program structure, position tracking</w:t>
+      </w:r>
+    </w:p>
+    <w:p>
+      <w:pPr>
+        <w:pStyle w:val="Heading2"/>
+        <w:spacing w:after="120" w:before="280"/>
+      </w:pPr>
+      <w:r>
+        <w:rPr>
+          <w:b/>
+          <w:bCs/>
+          <w:color w:val="1E5AE8"/>
+        </w:rPr>
+        <w:t xml:space="preserve">Lesson Overview</w:t>
+      </w:r>
+    </w:p>
+    <w:p>
+      <w:pPr>
+        <w:spacing w:after="140"/>
+      </w:pPr>
+      <w:r>
+        <w:t xml:space="preserve">Students combine the platter and the arm into one program and hit the unit's most important coding wall: the stepper needs constant attention, so the arm must never make the program stop and wait. The fix — checking the clock with </w:t>
+      </w:r>
+      <w:r>
+        <w:rPr>
+          <w:rFonts w:ascii="Courier New" w:cs="Courier New" w:eastAsia="Courier New" w:hAnsi="Courier New"/>
+          <w:color w:val="0F2461"/>
+          <w:sz w:val="19"/>
+          <w:szCs w:val="19"/>
+        </w:rPr>
+        <w:t xml:space="preserve">millis()</w:t>
+      </w:r>
+      <w:r>
+        <w:t xml:space="preserve"> instead of freezing with delay() — is the same technique behind every responsive device they own. The reference sketch is </w:t>
+      </w:r>
+      <w:r>
+        <w:rPr>
+          <w:rFonts w:ascii="Courier New" w:cs="Courier New" w:eastAsia="Courier New" w:hAnsi="Courier New"/>
+          <w:color w:val="0F2461"/>
+          <w:sz w:val="19"/>
+          <w:szCs w:val="19"/>
+        </w:rPr>
+        <w:t xml:space="preserve">spiromatic_stepper_servo.ino</w:t>
+      </w:r>
+      <w:r>
+        <w:t xml:space="preserve">, which draws a smooth spiral when everything works. (See Build Progression Reference, Stage 3.)</w:t>
+      </w:r>
+    </w:p>
+    <w:p>
+      <w:pPr>
+        <w:pStyle w:val="Heading2"/>
+        <w:spacing w:after="120" w:before="280"/>
+      </w:pPr>
+      <w:r>
+        <w:rPr>
+          <w:b/>
+          <w:bCs/>
+          <w:color w:val="1E5AE8"/>
+        </w:rPr>
+        <w:t xml:space="preserve">Step-by-Step Instructions</w:t>
+      </w:r>
+    </w:p>
+    <w:p>
+      <w:pPr>
+        <w:spacing w:after="60"/>
+      </w:pPr>
+      <w:r>
+        <w:rPr>
+          <w:b/>
+          <w:bCs/>
+          <w:color w:val="0F2461"/>
+        </w:rPr>
+        <w:t xml:space="preserve">Step 1: Predict the Problem</w:t>
+      </w:r>
+    </w:p>
+    <w:p>
+      <w:pPr>
+        <w:spacing w:after="140"/>
+      </w:pPr>
+      <w:r>
+        <w:t xml:space="preserve">Before writing anything, ask: the platter needs a coil pulse every few milliseconds, and the arm wants to pause between moves. What happens if the arm's pause uses delay(500)? Let them argue, then run it: the platter freezes half a second at a time and the motion falls apart. Blocking delays stop EVERYTHING.</w:t>
+      </w:r>
+    </w:p>
+    <w:p>
+      <w:pPr>
+        <w:spacing w:after="60"/>
+      </w:pPr>
+      <w:r>
+        <w:rPr>
+          <w:b/>
+          <w:bCs/>
+          <w:color w:val="0F2461"/>
+        </w:rPr>
+        <w:t xml:space="preserve">Step 2: Meet millis()</w:t>
+      </w:r>
+    </w:p>
+    <w:p>
+      <w:pPr>
+        <w:spacing w:after="140"/>
+      </w:pPr>
+      <w:r>
+        <w:t xml:space="preserve">millis() is the Arduino's clock: the number of milliseconds since power-on. Instead of freezing, the arm peeks at the clock each time through loop(): "has enough time passed since my last move? If yes, move one degree and remember when." The platter never stops.</w:t>
+      </w:r>
+    </w:p>
+    <w:p>
+      <w:pPr>
+        <w:shd w:fill="F0F3FB" w:val="clear"/>
+        <w:spacing w:after="120"/>
+        <w:ind w:left="120"/>
+      </w:pPr>
+      <w:r>
+        <w:rPr>
+          <w:rFonts w:ascii="Courier New" w:cs="Courier New" w:eastAsia="Courier New" w:hAnsi="Courier New"/>
+          <w:color w:val="0F2461"/>
+          <w:sz w:val="19"/>
+          <w:szCs w:val="19"/>
+        </w:rPr>
+        <w:t xml:space="preserve">if (millis() - lastArmMove &gt;= armSpeed) {</w:t>
+      </w:r>
+    </w:p>
+    <w:p>
+      <w:pPr>
+        <w:shd w:fill="F0F3FB" w:val="clear"/>
+        <w:spacing w:after="120"/>
+        <w:ind w:left="120"/>
+      </w:pPr>
+      <w:r>
+        <w:rPr>
+          <w:rFonts w:ascii="Courier New" w:cs="Courier New" w:eastAsia="Courier New" w:hAnsi="Courier New"/>
+          <w:color w:val="0F2461"/>
+          <w:sz w:val="19"/>
+          <w:szCs w:val="19"/>
+        </w:rPr>
+        <w:t xml:space="preserve">  lastArmMove = millis();</w:t>
+      </w:r>
+    </w:p>
+    <w:p>
+      <w:pPr>
+        <w:shd w:fill="F0F3FB" w:val="clear"/>
+        <w:spacing w:after="120"/>
+        <w:ind w:left="120"/>
+      </w:pPr>
+      <w:r>
+        <w:rPr>
+          <w:rFonts w:ascii="Courier New" w:cs="Courier New" w:eastAsia="Courier New" w:hAnsi="Courier New"/>
+          <w:color w:val="0F2461"/>
+          <w:sz w:val="19"/>
+          <w:szCs w:val="19"/>
+        </w:rPr>
+        <w:t xml:space="preserve">  armPos = armPos + armDir;          // one degree</w:t>
+      </w:r>
+    </w:p>
+    <w:p>
+      <w:pPr>
+        <w:shd w:fill="F0F3FB" w:val="clear"/>
+        <w:spacing w:after="120"/>
+        <w:ind w:left="120"/>
+      </w:pPr>
+      <w:r>
+        <w:rPr>
+          <w:rFonts w:ascii="Courier New" w:cs="Courier New" w:eastAsia="Courier New" w:hAnsi="Courier New"/>
+          <w:color w:val="0F2461"/>
+          <w:sz w:val="19"/>
+          <w:szCs w:val="19"/>
+        </w:rPr>
+        <w:t xml:space="preserve">  if (armPos &gt;= armMax || armPos &lt;= armMin) armDir = -armDir;</w:t>
+      </w:r>
+    </w:p>
+    <w:p>
+      <w:pPr>
+        <w:shd w:fill="F0F3FB" w:val="clear"/>
+        <w:spacing w:after="120"/>
+        <w:ind w:left="120"/>
+      </w:pPr>
+      <w:r>
+        <w:rPr>
+          <w:rFonts w:ascii="Courier New" w:cs="Courier New" w:eastAsia="Courier New" w:hAnsi="Courier New"/>
+          <w:color w:val="0F2461"/>
+          <w:sz w:val="19"/>
+          <w:szCs w:val="19"/>
+        </w:rPr>
+        <w:t xml:space="preserve">  arm.write(armPos);</w:t>
+      </w:r>
+    </w:p>
+    <w:p>
+      <w:pPr>
+        <w:shd w:fill="F0F3FB" w:val="clear"/>
+        <w:spacing w:after="120"/>
+        <w:ind w:left="120"/>
+      </w:pPr>
+      <w:r>
+        <w:rPr>
+          <w:rFonts w:ascii="Courier New" w:cs="Courier New" w:eastAsia="Courier New" w:hAnsi="Courier New"/>
+          <w:color w:val="0F2461"/>
+          <w:sz w:val="19"/>
+          <w:szCs w:val="19"/>
+        </w:rPr>
+        <w:t xml:space="preserve">}</w:t>
+      </w:r>
+    </w:p>
+    <w:p>
+      <w:pPr>
+        <w:spacing w:after="60"/>
+      </w:pPr>
+      <w:r>
+        <w:rPr>
+          <w:b/>
+          <w:bCs/>
+          <w:color w:val="0F2461"/>
+        </w:rPr>
+        <w:t xml:space="preserve">Step 3: Assemble the Full Loop</w:t>
+      </w:r>
+    </w:p>
+    <w:p>
+      <w:pPr>
+        <w:spacing w:after="140"/>
+      </w:pPr>
+      <w:r>
+        <w:t xml:space="preserve">The whole program is three jobs, repeated forever: platterStep() (one coil pulse), updateArm() (the millis check above), delay(stepDelay) (which sets platter speed). Students who built Lessons 1 and 2 already own two of the three.</w:t>
+      </w:r>
+    </w:p>
+    <w:p>
+      <w:pPr>
+        <w:spacing w:after="60"/>
+      </w:pPr>
+      <w:r>
+        <w:rPr>
+          <w:b/>
+          <w:bCs/>
+          <w:color w:val="0F2461"/>
+        </w:rPr>
+        <w:t xml:space="preserve">Step 4: Position Without a Sensor</w:t>
+      </w:r>
+    </w:p>
+    <w:p>
+      <w:pPr>
+        <w:spacing w:after="140"/>
+      </w:pPr>
+      <w:r>
+        <w:t xml:space="preserve">Ask: how does the machine know where the paper is pointing? No sensor — it counts. stepCount from Lesson 1 divided into 2,048 gives the platter's exact angle, always. And the arm? A servo always knows its own angle — that's its whole job. This is homing without hardware, and it's what makes the math of Lesson 5 possible.</w:t>
+      </w:r>
+    </w:p>
+    <w:p>
+      <w:pPr>
+        <w:spacing w:after="60"/>
+      </w:pPr>
+      <w:r>
+        <w:rPr>
+          <w:b/>
+          <w:bCs/>
+          <w:color w:val="0F2461"/>
+        </w:rPr>
+        <w:t xml:space="preserve">Step 5: Run the Spiral</w:t>
+      </w:r>
+    </w:p>
+    <w:p>
+      <w:pPr>
+        <w:spacing w:after="140"/>
+      </w:pPr>
+      <w:r>
+        <w:t xml:space="preserve">Upload spiromatic_stepper_servo.ino and let it draw (arm sweeping slowly, platter spinning). Tune stepDelay, armMin/armMax, and armSpeed and watch the spiral's character change. This is the machine's first artwork — hang it up.</w:t>
+      </w:r>
+    </w:p>
+    <w:p>
+      <w:pPr>
+        <w:shd w:fill="E8EFFD" w:val="clear"/>
+        <w:spacing w:after="200" w:before="120"/>
+        <w:ind w:left="120" w:right="120"/>
+      </w:pPr>
+      <w:r>
+        <w:rPr>
+          <w:b/>
+          <w:bCs/>
+          <w:color w:val="1E5AE8"/>
+        </w:rPr>
+        <w:t xml:space="preserve">  From classroom feedback: </w:t>
+      </w:r>
+      <w:r>
+        <w:rPr>
+          <w:i/>
+          <w:iCs/>
+          <w:color w:val="333333"/>
+        </w:rPr>
+        <w:t xml:space="preserve">This is where delay problems bite hardest: one long delay() anywhere freezes BOTH motors. If the combined program misbehaves but each motor works alone, hunt for a blocking delay before touching the wiring.  </w:t>
+      </w:r>
+    </w:p>
+    <w:p>
+      <w:pPr>
+        <w:shd w:fill="E8EFFD" w:val="clear"/>
+        <w:spacing w:after="200" w:before="120"/>
+        <w:ind w:left="120" w:right="120"/>
+      </w:pPr>
+      <w:r>
+        <w:rPr>
+          <w:b/>
+          <w:bCs/>
+          <w:color w:val="1E5AE8"/>
+        </w:rPr>
+        <w:t xml:space="preserve">  Teacher Tip: </w:t>
+      </w:r>
+      <w:r>
+        <w:rPr>
+          <w:i/>
+          <w:iCs/>
+          <w:color w:val="333333"/>
+        </w:rPr>
+        <w:t xml:space="preserve">millis() vs delay() is a professional-grade concept — it's how phones stay responsive while doing ten things. Students who get this have learned real embedded programming, not toy programming.  </w:t>
+      </w:r>
+    </w:p>
+    <w:p>
+      <w:pPr>
+        <w:pStyle w:val="Heading3"/>
+        <w:spacing w:after="100" w:before="220"/>
+      </w:pPr>
+      <w:r>
+        <w:rPr>
+          <w:b/>
+          <w:bCs/>
+          <w:color w:val="0F2461"/>
+        </w:rPr>
+        <w:t xml:space="preserve">Check for Understanding</w:t>
+      </w:r>
+    </w:p>
+    <w:p>
+      <w:pPr>
+        <w:pStyle w:val="ListParagraph"/>
+        <w:numPr>
+          <w:ilvl w:val="0"/>
+          <w:numId w:val="2"/>
+        </w:numPr>
+        <w:spacing w:after="80"/>
+      </w:pPr>
+      <w:r>
+        <w:t xml:space="preserve">Can both motors move at the same time, smoothly?</w:t>
+      </w:r>
+    </w:p>
+    <w:p>
+      <w:pPr>
+        <w:pStyle w:val="ListParagraph"/>
+        <w:numPr>
+          <w:ilvl w:val="0"/>
+          <w:numId w:val="2"/>
+        </w:numPr>
+        <w:spacing w:after="80"/>
+      </w:pPr>
+      <w:r>
+        <w:t xml:space="preserve">Can the student explain why the arm uses millis() instead of delay()?</w:t>
+      </w:r>
+    </w:p>
+    <w:p>
+      <w:pPr>
+        <w:pStyle w:val="ListParagraph"/>
+        <w:numPr>
+          <w:ilvl w:val="0"/>
+          <w:numId w:val="2"/>
+        </w:numPr>
+        <w:spacing w:after="80"/>
+      </w:pPr>
+      <w:r>
+        <w:t xml:space="preserve">Can they explain how the code knows the platter's angle without any sensor?</w:t>
+      </w:r>
+    </w:p>
+    <w:p>
+      <w:r>
+        <w:br w:type="page"/>
+      </w:r>
+    </w:p>
+    <w:p>
+      <w:pPr>
+        <w:pStyle w:val="Heading1"/>
+        <w:spacing w:after="160" w:before="400"/>
+      </w:pPr>
+      <w:r>
+        <w:rPr>
+          <w:b/>
+          <w:bCs/>
+          <w:color w:val="0F2461"/>
+        </w:rPr>
+        <w:t xml:space="preserve">Pen Setup — Before Art Day</w:t>
+      </w:r>
+    </w:p>
+    <w:p>
+      <w:pPr>
+        <w:spacing w:after="140"/>
+      </w:pPr>
+      <w:r>
+        <w:t xml:space="preserve">Faint or skipping lines are the single most common frustration at the end of this project — and they are almost always a </w:t>
+      </w:r>
+      <w:r>
+        <w:rPr>
+          <w:b/>
+          <w:bCs/>
+          <w:color w:val="0F2461"/>
+        </w:rPr>
+        <w:t xml:space="preserve">setup</w:t>
+      </w:r>
+      <w:r>
+        <w:t xml:space="preserve"> issue, not a student error. Do this section as a class before Lesson 4. The core principle: </w:t>
+      </w:r>
+      <w:r>
+        <w:rPr>
+          <w:b/>
+          <w:bCs/>
+          <w:color w:val="0F2461"/>
+        </w:rPr>
+        <w:t xml:space="preserve">gravity does the work.</w:t>
+      </w:r>
+      <w:r>
+        <w:t xml:space="preserve"> The pen must float in a loose sleeve so its own weight presses it to the paper.</w:t>
+      </w:r>
+    </w:p>
+    <w:p>
+      <w:pPr>
+        <w:spacing w:after="60" w:before="120"/>
+        <w:jc w:val="center"/>
+      </w:pPr>
+      <w:r>
+        <w:drawing>
+          <wp:inline distT="0" distB="0" distL="0" distR="0">
+            <wp:extent cx="5715000" cy="3771900"/>
+            <wp:effectExtent t="0" r="0" b="0" l="0"/>
+            <wp:docPr id="1" name="" descr="" title=""/>
+            <wp:cNvGraphicFramePr>
+              <a:graphicFrameLocks xmlns:a="http://schemas.openxmlformats.org/drawingml/2006/main" noChangeAspect="1"/>
+            </wp:cNvGraphicFramePr>
+            <a:graphic xmlns:a="http://schemas.openxmlformats.org/drawingml/2006/main">
+              <a:graphicData uri="http://schemas.openxmlformats.org/drawingml/2006/picture">
+                <pic:pic xmlns:pic="http://schemas.openxmlformats.org/drawingml/2006/picture">
+                  <pic:nvPicPr>
+                    <pic:cNvPr id="0" name="" descr=""/>
+                    <pic:cNvPicPr>
+                      <a:picLocks noChangeAspect="1" noChangeArrowheads="1"/>
+                    </pic:cNvPicPr>
+                  </pic:nvPicPr>
+                  <pic:blipFill>
+                    <a:blip r:embed="rId15" cstate="none"/>
                     <a:srcRect/>
                     <a:stretch>
                       <a:fillRect/>
